--- a/paper/short_paper.docx
+++ b/paper/short_paper.docx
@@ -20035,12 +20035,12 @@
           <w:t xml:space="preserve">[sabatini2018]</w:t>
         </w:r>
       </w:hyperlink>
-      <w:hyperlink w:anchor="ref-tang2017">
+      <w:hyperlink w:anchor="ref-konnov2025nitroisoxazole">
         <w:r>
           <w:rPr>
             <w:rStyle w:val="Hyperlink"/>
           </w:rPr>
-          <w:t xml:space="preserve">[tang2017]</w:t>
+          <w:t xml:space="preserve">[konnov2025]</w:t>
         </w:r>
       </w:hyperlink>
       <w:r>
@@ -31895,7 +31895,7 @@
       <w:r>
         <w:drawing>
           <wp:inline>
-            <wp:extent cx="5943600" cy="2621267"/>
+            <wp:extent cx="5943600" cy="2095370"/>
             <wp:effectExtent b="0" l="0" r="0" t="0"/>
             <wp:docPr descr="Forest plot of guidance ablation effect sizes vs unguided baseline" title="" id="132" name="Picture"/>
             <a:graphic>
@@ -31916,7 +31916,7 @@
                   <pic:spPr bwMode="auto">
                     <a:xfrm>
                       <a:off x="0" y="0"/>
-                      <a:ext cx="5943600" cy="2621267"/>
+                      <a:ext cx="5943600" cy="2095370"/>
                     </a:xfrm>
                     <a:prstGeom prst="rect">
                       <a:avLst/>
@@ -34009,7 +34009,7 @@
         <w:t xml:space="preserve">Angew. Chem. Int. Ed. 49(18)</w:t>
       </w:r>
       <w:r>
-        <w:t xml:space="preserve">:3177–3181. doi:10.1002/anie.200907241.</w:t>
+        <w:t xml:space="preserve">:3177–3181. doi:10.1002/anie.201000764.</w:t>
       </w:r>
       <w:bookmarkEnd w:id="162"/>
     </w:p>
@@ -34056,9 +34056,9 @@
         <w:keepLines w:val="0"/>
         <w:widowControl w:val="1"/>
       </w:pPr>
-      <w:bookmarkStart w:id="164" w:name="ref-tang2017"/>
-      <w:r>
-        <w:t xml:space="preserve">Tang, Y., Mitchell, L. A., Imler, G. H., Parrish, D. A., &amp; Shreeve, J. M. (2017). Ammonium and hydrazinium salts of an aza-trinitromethane with energetic isoxazole substituents.</w:t>
+      <w:bookmarkStart w:id="164" w:name="ref-konnov2025nitroisoxazole"/>
+      <w:r>
+        <w:t xml:space="preserve">Konnov, A. A., Lisyutkin, A. D., Vinogradov, D. B., Nazarova, A. A., Pivkina, A. N., &amp; Fershtat, L. L. (2025). Synthesis of 4-Nitroisoxazole-Based Energetic Materials.</w:t>
       </w:r>
       <w:r>
         <w:t xml:space="preserve"> </w:t>
@@ -34068,10 +34068,10 @@
           <w:i/>
           <w:iCs/>
         </w:rPr>
-        <w:t xml:space="preserve">J. Mater. Chem. A 5</w:t>
-      </w:r>
-      <w:r>
-        <w:t xml:space="preserve">:23533–23537. doi:10.1039/C7TA08571K.</w:t>
+        <w:t xml:space="preserve">Org. Lett. 27(14)</w:t>
+      </w:r>
+      <w:r>
+        <w:t xml:space="preserve">:3795–3799. doi:10.1021/acs.orglett.5c01074.</w:t>
       </w:r>
       <w:bookmarkEnd w:id="164"/>
     </w:p>
@@ -34852,7 +34852,7 @@
       </w:pPr>
       <w:bookmarkStart w:id="191" w:name="ref-klapotke2017nitrogen"/>
       <w:r>
-        <w:t xml:space="preserve">Klapötke, T. M. (2017). Strategies for the synthesis of energetic, nitrogen-rich heterocycles and their salts.</w:t>
+        <w:t xml:space="preserve">Klapötke, T. M.</w:t>
       </w:r>
       <w:r>
         <w:t xml:space="preserve"> </w:t>
@@ -34862,10 +34862,10 @@
           <w:i/>
           <w:iCs/>
         </w:rPr>
-        <w:t xml:space="preserve">Chem. Mater. 29(5)</w:t>
-      </w:r>
-      <w:r>
-        <w:t xml:space="preserve">:1815–1826. doi:10.1021/acs.chemmater.6b04025.</w:t>
+        <w:t xml:space="preserve">Chemistry of High-Energy Materials</w:t>
+      </w:r>
+      <w:r>
+        <w:t xml:space="preserve">, 5th ed. (de Gruyter, 2019). doi:10.1515/9783110624571.</w:t>
       </w:r>
       <w:bookmarkEnd w:id="191"/>
     </w:p>

--- a/paper/short_paper.docx
+++ b/paper/short_paper.docx
@@ -3614,9 +3614,9 @@
           <w:tcPr>
             <w:shd w:fill="EEF3F7"/>
             <w:tcBorders>
-              <w:left w:val="single" w:sz="4" w:color="D9E1E8"/>
-              <w:right w:val="single" w:sz="4" w:color="D9E1E8"/>
-              <w:top w:val="single" w:sz="4" w:color="D9E1E8"/>
+              <w:left w:val="nil"/>
+              <w:right w:val="nil"/>
+              <w:top w:val="nil"/>
               <w:bottom w:val="single" w:sz="8" w:color="9FB0C2"/>
             </w:tcBorders>
           </w:tcPr>
@@ -3643,9 +3643,9 @@
           <w:tcPr>
             <w:shd w:fill="EEF3F7"/>
             <w:tcBorders>
-              <w:left w:val="single" w:sz="4" w:color="D9E1E8"/>
-              <w:right w:val="single" w:sz="4" w:color="D9E1E8"/>
-              <w:top w:val="single" w:sz="4" w:color="D9E1E8"/>
+              <w:left w:val="nil"/>
+              <w:right w:val="nil"/>
+              <w:top w:val="nil"/>
               <w:bottom w:val="single" w:sz="8" w:color="9FB0C2"/>
             </w:tcBorders>
           </w:tcPr>
@@ -3672,9 +3672,9 @@
           <w:tcPr>
             <w:shd w:fill="EEF3F7"/>
             <w:tcBorders>
-              <w:left w:val="single" w:sz="4" w:color="D9E1E8"/>
-              <w:right w:val="single" w:sz="4" w:color="D9E1E8"/>
-              <w:top w:val="single" w:sz="4" w:color="D9E1E8"/>
+              <w:left w:val="nil"/>
+              <w:right w:val="nil"/>
+              <w:top w:val="nil"/>
               <w:bottom w:val="single" w:sz="8" w:color="9FB0C2"/>
             </w:tcBorders>
           </w:tcPr>
@@ -3701,9 +3701,9 @@
           <w:tcPr>
             <w:shd w:fill="EEF3F7"/>
             <w:tcBorders>
-              <w:left w:val="single" w:sz="4" w:color="D9E1E8"/>
-              <w:right w:val="single" w:sz="4" w:color="D9E1E8"/>
-              <w:top w:val="single" w:sz="4" w:color="D9E1E8"/>
+              <w:left w:val="nil"/>
+              <w:right w:val="nil"/>
+              <w:top w:val="nil"/>
               <w:bottom w:val="single" w:sz="8" w:color="9FB0C2"/>
             </w:tcBorders>
           </w:tcPr>
@@ -3731,9 +3731,9 @@
         <w:tc>
           <w:tcPr>
             <w:tcBorders>
-              <w:left w:val="single" w:sz="4" w:color="D9E1E8"/>
-              <w:right w:val="single" w:sz="4" w:color="D9E1E8"/>
-              <w:top w:val="single" w:sz="4" w:color="D9E1E8"/>
+              <w:left w:val="nil"/>
+              <w:right w:val="nil"/>
+              <w:top w:val="nil"/>
               <w:bottom w:val="single" w:sz="4" w:color="D9E1E8"/>
             </w:tcBorders>
           </w:tcPr>
@@ -3758,9 +3758,9 @@
         <w:tc>
           <w:tcPr>
             <w:tcBorders>
-              <w:left w:val="single" w:sz="4" w:color="D9E1E8"/>
-              <w:right w:val="single" w:sz="4" w:color="D9E1E8"/>
-              <w:top w:val="single" w:sz="4" w:color="D9E1E8"/>
+              <w:left w:val="nil"/>
+              <w:right w:val="nil"/>
+              <w:top w:val="nil"/>
               <w:bottom w:val="single" w:sz="4" w:color="D9E1E8"/>
             </w:tcBorders>
           </w:tcPr>
@@ -3785,9 +3785,9 @@
         <w:tc>
           <w:tcPr>
             <w:tcBorders>
-              <w:left w:val="single" w:sz="4" w:color="D9E1E8"/>
-              <w:right w:val="single" w:sz="4" w:color="D9E1E8"/>
-              <w:top w:val="single" w:sz="4" w:color="D9E1E8"/>
+              <w:left w:val="nil"/>
+              <w:right w:val="nil"/>
+              <w:top w:val="nil"/>
               <w:bottom w:val="single" w:sz="4" w:color="D9E1E8"/>
             </w:tcBorders>
           </w:tcPr>
@@ -3812,9 +3812,9 @@
         <w:tc>
           <w:tcPr>
             <w:tcBorders>
-              <w:left w:val="single" w:sz="4" w:color="D9E1E8"/>
-              <w:right w:val="single" w:sz="4" w:color="D9E1E8"/>
-              <w:top w:val="single" w:sz="4" w:color="D9E1E8"/>
+              <w:left w:val="nil"/>
+              <w:right w:val="nil"/>
+              <w:top w:val="nil"/>
               <w:bottom w:val="single" w:sz="4" w:color="D9E1E8"/>
             </w:tcBorders>
           </w:tcPr>
@@ -3841,9 +3841,9 @@
         <w:tc>
           <w:tcPr>
             <w:tcBorders>
-              <w:left w:val="single" w:sz="4" w:color="D9E1E8"/>
-              <w:right w:val="single" w:sz="4" w:color="D9E1E8"/>
-              <w:top w:val="single" w:sz="4" w:color="D9E1E8"/>
+              <w:left w:val="nil"/>
+              <w:right w:val="nil"/>
+              <w:top w:val="nil"/>
               <w:bottom w:val="single" w:sz="4" w:color="D9E1E8"/>
             </w:tcBorders>
           </w:tcPr>
@@ -3868,9 +3868,9 @@
         <w:tc>
           <w:tcPr>
             <w:tcBorders>
-              <w:left w:val="single" w:sz="4" w:color="D9E1E8"/>
-              <w:right w:val="single" w:sz="4" w:color="D9E1E8"/>
-              <w:top w:val="single" w:sz="4" w:color="D9E1E8"/>
+              <w:left w:val="nil"/>
+              <w:right w:val="nil"/>
+              <w:top w:val="nil"/>
               <w:bottom w:val="single" w:sz="4" w:color="D9E1E8"/>
             </w:tcBorders>
           </w:tcPr>
@@ -3895,9 +3895,9 @@
         <w:tc>
           <w:tcPr>
             <w:tcBorders>
-              <w:left w:val="single" w:sz="4" w:color="D9E1E8"/>
-              <w:right w:val="single" w:sz="4" w:color="D9E1E8"/>
-              <w:top w:val="single" w:sz="4" w:color="D9E1E8"/>
+              <w:left w:val="nil"/>
+              <w:right w:val="nil"/>
+              <w:top w:val="nil"/>
               <w:bottom w:val="single" w:sz="4" w:color="D9E1E8"/>
             </w:tcBorders>
           </w:tcPr>
@@ -3922,9 +3922,9 @@
         <w:tc>
           <w:tcPr>
             <w:tcBorders>
-              <w:left w:val="single" w:sz="4" w:color="D9E1E8"/>
-              <w:right w:val="single" w:sz="4" w:color="D9E1E8"/>
-              <w:top w:val="single" w:sz="4" w:color="D9E1E8"/>
+              <w:left w:val="nil"/>
+              <w:right w:val="nil"/>
+              <w:top w:val="nil"/>
               <w:bottom w:val="single" w:sz="4" w:color="D9E1E8"/>
             </w:tcBorders>
           </w:tcPr>
@@ -3951,9 +3951,9 @@
         <w:tc>
           <w:tcPr>
             <w:tcBorders>
-              <w:left w:val="single" w:sz="4" w:color="D9E1E8"/>
-              <w:right w:val="single" w:sz="4" w:color="D9E1E8"/>
-              <w:top w:val="single" w:sz="4" w:color="D9E1E8"/>
+              <w:left w:val="nil"/>
+              <w:right w:val="nil"/>
+              <w:top w:val="nil"/>
               <w:bottom w:val="single" w:sz="4" w:color="D9E1E8"/>
             </w:tcBorders>
           </w:tcPr>
@@ -3978,9 +3978,9 @@
         <w:tc>
           <w:tcPr>
             <w:tcBorders>
-              <w:left w:val="single" w:sz="4" w:color="D9E1E8"/>
-              <w:right w:val="single" w:sz="4" w:color="D9E1E8"/>
-              <w:top w:val="single" w:sz="4" w:color="D9E1E8"/>
+              <w:left w:val="nil"/>
+              <w:right w:val="nil"/>
+              <w:top w:val="nil"/>
               <w:bottom w:val="single" w:sz="4" w:color="D9E1E8"/>
             </w:tcBorders>
           </w:tcPr>
@@ -4098,9 +4098,9 @@
         <w:tc>
           <w:tcPr>
             <w:tcBorders>
-              <w:left w:val="single" w:sz="4" w:color="D9E1E8"/>
-              <w:right w:val="single" w:sz="4" w:color="D9E1E8"/>
-              <w:top w:val="single" w:sz="4" w:color="D9E1E8"/>
+              <w:left w:val="nil"/>
+              <w:right w:val="nil"/>
+              <w:top w:val="nil"/>
               <w:bottom w:val="single" w:sz="4" w:color="D9E1E8"/>
             </w:tcBorders>
           </w:tcPr>
@@ -4125,9 +4125,9 @@
         <w:tc>
           <w:tcPr>
             <w:tcBorders>
-              <w:left w:val="single" w:sz="4" w:color="D9E1E8"/>
-              <w:right w:val="single" w:sz="4" w:color="D9E1E8"/>
-              <w:top w:val="single" w:sz="4" w:color="D9E1E8"/>
+              <w:left w:val="nil"/>
+              <w:right w:val="nil"/>
+              <w:top w:val="nil"/>
               <w:bottom w:val="single" w:sz="4" w:color="D9E1E8"/>
             </w:tcBorders>
           </w:tcPr>
@@ -4154,9 +4154,9 @@
         <w:tc>
           <w:tcPr>
             <w:tcBorders>
-              <w:left w:val="single" w:sz="4" w:color="D9E1E8"/>
-              <w:right w:val="single" w:sz="4" w:color="D9E1E8"/>
-              <w:top w:val="single" w:sz="4" w:color="D9E1E8"/>
+              <w:left w:val="nil"/>
+              <w:right w:val="nil"/>
+              <w:top w:val="nil"/>
               <w:bottom w:val="nil"/>
             </w:tcBorders>
           </w:tcPr>
@@ -4181,9 +4181,9 @@
         <w:tc>
           <w:tcPr>
             <w:tcBorders>
-              <w:left w:val="single" w:sz="4" w:color="D9E1E8"/>
-              <w:right w:val="single" w:sz="4" w:color="D9E1E8"/>
-              <w:top w:val="single" w:sz="4" w:color="D9E1E8"/>
+              <w:left w:val="nil"/>
+              <w:right w:val="nil"/>
+              <w:top w:val="nil"/>
               <w:bottom w:val="nil"/>
             </w:tcBorders>
           </w:tcPr>
@@ -4208,9 +4208,9 @@
         <w:tc>
           <w:tcPr>
             <w:tcBorders>
-              <w:left w:val="single" w:sz="4" w:color="D9E1E8"/>
-              <w:right w:val="single" w:sz="4" w:color="D9E1E8"/>
-              <w:top w:val="single" w:sz="4" w:color="D9E1E8"/>
+              <w:left w:val="nil"/>
+              <w:right w:val="nil"/>
+              <w:top w:val="nil"/>
               <w:bottom w:val="nil"/>
             </w:tcBorders>
           </w:tcPr>
@@ -4235,9 +4235,9 @@
         <w:tc>
           <w:tcPr>
             <w:tcBorders>
-              <w:left w:val="single" w:sz="4" w:color="D9E1E8"/>
-              <w:right w:val="single" w:sz="4" w:color="D9E1E8"/>
-              <w:top w:val="single" w:sz="4" w:color="D9E1E8"/>
+              <w:left w:val="nil"/>
+              <w:right w:val="nil"/>
+              <w:top w:val="nil"/>
               <w:bottom w:val="nil"/>
             </w:tcBorders>
           </w:tcPr>
@@ -15583,9 +15583,9 @@
           <w:tcPr>
             <w:shd w:fill="EEF3F7"/>
             <w:tcBorders>
-              <w:left w:val="single" w:sz="4" w:color="D9E1E8"/>
-              <w:right w:val="single" w:sz="4" w:color="D9E1E8"/>
-              <w:top w:val="single" w:sz="4" w:color="D9E1E8"/>
+              <w:left w:val="nil"/>
+              <w:right w:val="nil"/>
+              <w:top w:val="nil"/>
               <w:bottom w:val="single" w:sz="8" w:color="9FB0C2"/>
             </w:tcBorders>
           </w:tcPr>
@@ -15612,9 +15612,9 @@
           <w:tcPr>
             <w:shd w:fill="EEF3F7"/>
             <w:tcBorders>
-              <w:left w:val="single" w:sz="4" w:color="D9E1E8"/>
-              <w:right w:val="single" w:sz="4" w:color="D9E1E8"/>
-              <w:top w:val="single" w:sz="4" w:color="D9E1E8"/>
+              <w:left w:val="nil"/>
+              <w:right w:val="nil"/>
+              <w:top w:val="nil"/>
               <w:bottom w:val="single" w:sz="8" w:color="9FB0C2"/>
             </w:tcBorders>
           </w:tcPr>
@@ -15684,9 +15684,9 @@
           <w:tcPr>
             <w:shd w:fill="EEF3F7"/>
             <w:tcBorders>
-              <w:left w:val="single" w:sz="4" w:color="D9E1E8"/>
-              <w:right w:val="single" w:sz="4" w:color="D9E1E8"/>
-              <w:top w:val="single" w:sz="4" w:color="D9E1E8"/>
+              <w:left w:val="nil"/>
+              <w:right w:val="nil"/>
+              <w:top w:val="nil"/>
               <w:bottom w:val="single" w:sz="8" w:color="9FB0C2"/>
             </w:tcBorders>
           </w:tcPr>
@@ -15748,9 +15748,9 @@
         <w:tc>
           <w:tcPr>
             <w:tcBorders>
-              <w:left w:val="single" w:sz="4" w:color="D9E1E8"/>
-              <w:right w:val="single" w:sz="4" w:color="D9E1E8"/>
-              <w:top w:val="single" w:sz="4" w:color="D9E1E8"/>
+              <w:left w:val="nil"/>
+              <w:right w:val="nil"/>
+              <w:top w:val="nil"/>
               <w:bottom w:val="single" w:sz="4" w:color="D9E1E8"/>
             </w:tcBorders>
           </w:tcPr>
@@ -15775,9 +15775,9 @@
         <w:tc>
           <w:tcPr>
             <w:tcBorders>
-              <w:left w:val="single" w:sz="4" w:color="D9E1E8"/>
-              <w:right w:val="single" w:sz="4" w:color="D9E1E8"/>
-              <w:top w:val="single" w:sz="4" w:color="D9E1E8"/>
+              <w:left w:val="nil"/>
+              <w:right w:val="nil"/>
+              <w:top w:val="nil"/>
               <w:bottom w:val="single" w:sz="4" w:color="D9E1E8"/>
             </w:tcBorders>
           </w:tcPr>
@@ -15802,9 +15802,9 @@
         <w:tc>
           <w:tcPr>
             <w:tcBorders>
-              <w:left w:val="single" w:sz="4" w:color="D9E1E8"/>
-              <w:right w:val="single" w:sz="4" w:color="D9E1E8"/>
-              <w:top w:val="single" w:sz="4" w:color="D9E1E8"/>
+              <w:left w:val="nil"/>
+              <w:right w:val="nil"/>
+              <w:top w:val="nil"/>
               <w:bottom w:val="single" w:sz="4" w:color="D9E1E8"/>
             </w:tcBorders>
           </w:tcPr>
@@ -15831,9 +15831,9 @@
         <w:tc>
           <w:tcPr>
             <w:tcBorders>
-              <w:left w:val="single" w:sz="4" w:color="D9E1E8"/>
-              <w:right w:val="single" w:sz="4" w:color="D9E1E8"/>
-              <w:top w:val="single" w:sz="4" w:color="D9E1E8"/>
+              <w:left w:val="nil"/>
+              <w:right w:val="nil"/>
+              <w:top w:val="nil"/>
               <w:bottom w:val="single" w:sz="4" w:color="D9E1E8"/>
             </w:tcBorders>
           </w:tcPr>
@@ -15858,9 +15858,9 @@
         <w:tc>
           <w:tcPr>
             <w:tcBorders>
-              <w:left w:val="single" w:sz="4" w:color="D9E1E8"/>
-              <w:right w:val="single" w:sz="4" w:color="D9E1E8"/>
-              <w:top w:val="single" w:sz="4" w:color="D9E1E8"/>
+              <w:left w:val="nil"/>
+              <w:right w:val="nil"/>
+              <w:top w:val="nil"/>
               <w:bottom w:val="single" w:sz="4" w:color="D9E1E8"/>
             </w:tcBorders>
           </w:tcPr>
@@ -15885,9 +15885,9 @@
         <w:tc>
           <w:tcPr>
             <w:tcBorders>
-              <w:left w:val="single" w:sz="4" w:color="D9E1E8"/>
-              <w:right w:val="single" w:sz="4" w:color="D9E1E8"/>
-              <w:top w:val="single" w:sz="4" w:color="D9E1E8"/>
+              <w:left w:val="nil"/>
+              <w:right w:val="nil"/>
+              <w:top w:val="nil"/>
               <w:bottom w:val="single" w:sz="4" w:color="D9E1E8"/>
             </w:tcBorders>
           </w:tcPr>
@@ -15914,9 +15914,9 @@
         <w:tc>
           <w:tcPr>
             <w:tcBorders>
-              <w:left w:val="single" w:sz="4" w:color="D9E1E8"/>
-              <w:right w:val="single" w:sz="4" w:color="D9E1E8"/>
-              <w:top w:val="single" w:sz="4" w:color="D9E1E8"/>
+              <w:left w:val="nil"/>
+              <w:right w:val="nil"/>
+              <w:top w:val="nil"/>
               <w:bottom w:val="single" w:sz="4" w:color="D9E1E8"/>
             </w:tcBorders>
           </w:tcPr>
@@ -15941,9 +15941,9 @@
         <w:tc>
           <w:tcPr>
             <w:tcBorders>
-              <w:left w:val="single" w:sz="4" w:color="D9E1E8"/>
-              <w:right w:val="single" w:sz="4" w:color="D9E1E8"/>
-              <w:top w:val="single" w:sz="4" w:color="D9E1E8"/>
+              <w:left w:val="nil"/>
+              <w:right w:val="nil"/>
+              <w:top w:val="nil"/>
               <w:bottom w:val="single" w:sz="4" w:color="D9E1E8"/>
             </w:tcBorders>
           </w:tcPr>
@@ -15968,9 +15968,9 @@
         <w:tc>
           <w:tcPr>
             <w:tcBorders>
-              <w:left w:val="single" w:sz="4" w:color="D9E1E8"/>
-              <w:right w:val="single" w:sz="4" w:color="D9E1E8"/>
-              <w:top w:val="single" w:sz="4" w:color="D9E1E8"/>
+              <w:left w:val="nil"/>
+              <w:right w:val="nil"/>
+              <w:top w:val="nil"/>
               <w:bottom w:val="single" w:sz="4" w:color="D9E1E8"/>
             </w:tcBorders>
           </w:tcPr>
@@ -15997,9 +15997,9 @@
         <w:tc>
           <w:tcPr>
             <w:tcBorders>
-              <w:left w:val="single" w:sz="4" w:color="D9E1E8"/>
-              <w:right w:val="single" w:sz="4" w:color="D9E1E8"/>
-              <w:top w:val="single" w:sz="4" w:color="D9E1E8"/>
+              <w:left w:val="nil"/>
+              <w:right w:val="nil"/>
+              <w:top w:val="nil"/>
               <w:bottom w:val="single" w:sz="4" w:color="D9E1E8"/>
             </w:tcBorders>
           </w:tcPr>
@@ -16024,9 +16024,9 @@
         <w:tc>
           <w:tcPr>
             <w:tcBorders>
-              <w:left w:val="single" w:sz="4" w:color="D9E1E8"/>
-              <w:right w:val="single" w:sz="4" w:color="D9E1E8"/>
-              <w:top w:val="single" w:sz="4" w:color="D9E1E8"/>
+              <w:left w:val="nil"/>
+              <w:right w:val="nil"/>
+              <w:top w:val="nil"/>
               <w:bottom w:val="single" w:sz="4" w:color="D9E1E8"/>
             </w:tcBorders>
           </w:tcPr>
@@ -16051,9 +16051,9 @@
         <w:tc>
           <w:tcPr>
             <w:tcBorders>
-              <w:left w:val="single" w:sz="4" w:color="D9E1E8"/>
-              <w:right w:val="single" w:sz="4" w:color="D9E1E8"/>
-              <w:top w:val="single" w:sz="4" w:color="D9E1E8"/>
+              <w:left w:val="nil"/>
+              <w:right w:val="nil"/>
+              <w:top w:val="nil"/>
               <w:bottom w:val="single" w:sz="4" w:color="D9E1E8"/>
             </w:tcBorders>
           </w:tcPr>
@@ -16080,9 +16080,9 @@
         <w:tc>
           <w:tcPr>
             <w:tcBorders>
-              <w:left w:val="single" w:sz="4" w:color="D9E1E8"/>
-              <w:right w:val="single" w:sz="4" w:color="D9E1E8"/>
-              <w:top w:val="single" w:sz="4" w:color="D9E1E8"/>
+              <w:left w:val="nil"/>
+              <w:right w:val="nil"/>
+              <w:top w:val="nil"/>
               <w:bottom w:val="single" w:sz="4" w:color="D9E1E8"/>
             </w:tcBorders>
           </w:tcPr>
@@ -16107,9 +16107,9 @@
         <w:tc>
           <w:tcPr>
             <w:tcBorders>
-              <w:left w:val="single" w:sz="4" w:color="D9E1E8"/>
-              <w:right w:val="single" w:sz="4" w:color="D9E1E8"/>
-              <w:top w:val="single" w:sz="4" w:color="D9E1E8"/>
+              <w:left w:val="nil"/>
+              <w:right w:val="nil"/>
+              <w:top w:val="nil"/>
               <w:bottom w:val="single" w:sz="4" w:color="D9E1E8"/>
             </w:tcBorders>
           </w:tcPr>
@@ -16134,9 +16134,9 @@
         <w:tc>
           <w:tcPr>
             <w:tcBorders>
-              <w:left w:val="single" w:sz="4" w:color="D9E1E8"/>
-              <w:right w:val="single" w:sz="4" w:color="D9E1E8"/>
-              <w:top w:val="single" w:sz="4" w:color="D9E1E8"/>
+              <w:left w:val="nil"/>
+              <w:right w:val="nil"/>
+              <w:top w:val="nil"/>
               <w:bottom w:val="single" w:sz="4" w:color="D9E1E8"/>
             </w:tcBorders>
           </w:tcPr>
@@ -16163,9 +16163,9 @@
         <w:tc>
           <w:tcPr>
             <w:tcBorders>
-              <w:left w:val="single" w:sz="4" w:color="D9E1E8"/>
-              <w:right w:val="single" w:sz="4" w:color="D9E1E8"/>
-              <w:top w:val="single" w:sz="4" w:color="D9E1E8"/>
+              <w:left w:val="nil"/>
+              <w:right w:val="nil"/>
+              <w:top w:val="nil"/>
               <w:bottom w:val="nil"/>
             </w:tcBorders>
           </w:tcPr>
@@ -16190,9 +16190,9 @@
         <w:tc>
           <w:tcPr>
             <w:tcBorders>
-              <w:left w:val="single" w:sz="4" w:color="D9E1E8"/>
-              <w:right w:val="single" w:sz="4" w:color="D9E1E8"/>
-              <w:top w:val="single" w:sz="4" w:color="D9E1E8"/>
+              <w:left w:val="nil"/>
+              <w:right w:val="nil"/>
+              <w:top w:val="nil"/>
               <w:bottom w:val="nil"/>
             </w:tcBorders>
           </w:tcPr>
@@ -16217,9 +16217,9 @@
         <w:tc>
           <w:tcPr>
             <w:tcBorders>
-              <w:left w:val="single" w:sz="4" w:color="D9E1E8"/>
-              <w:right w:val="single" w:sz="4" w:color="D9E1E8"/>
-              <w:top w:val="single" w:sz="4" w:color="D9E1E8"/>
+              <w:left w:val="nil"/>
+              <w:right w:val="nil"/>
+              <w:top w:val="nil"/>
               <w:bottom w:val="nil"/>
             </w:tcBorders>
           </w:tcPr>
@@ -16511,9 +16511,9 @@
           <w:tcPr>
             <w:shd w:fill="EEF3F7"/>
             <w:tcBorders>
-              <w:left w:val="single" w:sz="4" w:color="D9E1E8"/>
-              <w:right w:val="single" w:sz="4" w:color="D9E1E8"/>
-              <w:top w:val="single" w:sz="4" w:color="D9E1E8"/>
+              <w:left w:val="nil"/>
+              <w:right w:val="nil"/>
+              <w:top w:val="nil"/>
               <w:bottom w:val="single" w:sz="8" w:color="9FB0C2"/>
             </w:tcBorders>
           </w:tcPr>
@@ -16540,9 +16540,9 @@
           <w:tcPr>
             <w:shd w:fill="EEF3F7"/>
             <w:tcBorders>
-              <w:left w:val="single" w:sz="4" w:color="D9E1E8"/>
-              <w:right w:val="single" w:sz="4" w:color="D9E1E8"/>
-              <w:top w:val="single" w:sz="4" w:color="D9E1E8"/>
+              <w:left w:val="nil"/>
+              <w:right w:val="nil"/>
+              <w:top w:val="nil"/>
               <w:bottom w:val="single" w:sz="8" w:color="9FB0C2"/>
             </w:tcBorders>
           </w:tcPr>
@@ -16623,9 +16623,9 @@
           <w:tcPr>
             <w:shd w:fill="EEF3F7"/>
             <w:tcBorders>
-              <w:left w:val="single" w:sz="4" w:color="D9E1E8"/>
-              <w:right w:val="single" w:sz="4" w:color="D9E1E8"/>
-              <w:top w:val="single" w:sz="4" w:color="D9E1E8"/>
+              <w:left w:val="nil"/>
+              <w:right w:val="nil"/>
+              <w:top w:val="nil"/>
               <w:bottom w:val="single" w:sz="8" w:color="9FB0C2"/>
             </w:tcBorders>
           </w:tcPr>
@@ -16697,9 +16697,9 @@
           <w:tcPr>
             <w:shd w:fill="EEF3F7"/>
             <w:tcBorders>
-              <w:left w:val="single" w:sz="4" w:color="D9E1E8"/>
-              <w:right w:val="single" w:sz="4" w:color="D9E1E8"/>
-              <w:top w:val="single" w:sz="4" w:color="D9E1E8"/>
+              <w:left w:val="nil"/>
+              <w:right w:val="nil"/>
+              <w:top w:val="nil"/>
               <w:bottom w:val="single" w:sz="8" w:color="9FB0C2"/>
             </w:tcBorders>
           </w:tcPr>
@@ -16763,9 +16763,9 @@
           <w:tcPr>
             <w:shd w:fill="EEF3F7"/>
             <w:tcBorders>
-              <w:left w:val="single" w:sz="4" w:color="D9E1E8"/>
-              <w:right w:val="single" w:sz="4" w:color="D9E1E8"/>
-              <w:top w:val="single" w:sz="4" w:color="D9E1E8"/>
+              <w:left w:val="nil"/>
+              <w:right w:val="nil"/>
+              <w:top w:val="nil"/>
               <w:bottom w:val="single" w:sz="8" w:color="9FB0C2"/>
             </w:tcBorders>
           </w:tcPr>
@@ -16808,9 +16808,9 @@
           <w:tcPr>
             <w:shd w:fill="EEF3F7"/>
             <w:tcBorders>
-              <w:left w:val="single" w:sz="4" w:color="D9E1E8"/>
-              <w:right w:val="single" w:sz="4" w:color="D9E1E8"/>
-              <w:top w:val="single" w:sz="4" w:color="D9E1E8"/>
+              <w:left w:val="nil"/>
+              <w:right w:val="nil"/>
+              <w:top w:val="nil"/>
               <w:bottom w:val="single" w:sz="8" w:color="9FB0C2"/>
             </w:tcBorders>
           </w:tcPr>
@@ -16874,9 +16874,9 @@
           <w:tcPr>
             <w:shd w:fill="EEF3F7"/>
             <w:tcBorders>
-              <w:left w:val="single" w:sz="4" w:color="D9E1E8"/>
-              <w:right w:val="single" w:sz="4" w:color="D9E1E8"/>
-              <w:top w:val="single" w:sz="4" w:color="D9E1E8"/>
+              <w:left w:val="nil"/>
+              <w:right w:val="nil"/>
+              <w:top w:val="nil"/>
               <w:bottom w:val="single" w:sz="8" w:color="9FB0C2"/>
             </w:tcBorders>
           </w:tcPr>
@@ -16919,9 +16919,9 @@
           <w:tcPr>
             <w:shd w:fill="EEF3F7"/>
             <w:tcBorders>
-              <w:left w:val="single" w:sz="4" w:color="D9E1E8"/>
-              <w:right w:val="single" w:sz="4" w:color="D9E1E8"/>
-              <w:top w:val="single" w:sz="4" w:color="D9E1E8"/>
+              <w:left w:val="nil"/>
+              <w:right w:val="nil"/>
+              <w:top w:val="nil"/>
               <w:bottom w:val="single" w:sz="8" w:color="9FB0C2"/>
             </w:tcBorders>
           </w:tcPr>
@@ -16948,9 +16948,9 @@
           <w:tcPr>
             <w:shd w:fill="EEF3F7"/>
             <w:tcBorders>
-              <w:left w:val="single" w:sz="4" w:color="D9E1E8"/>
-              <w:right w:val="single" w:sz="4" w:color="D9E1E8"/>
-              <w:top w:val="single" w:sz="4" w:color="D9E1E8"/>
+              <w:left w:val="nil"/>
+              <w:right w:val="nil"/>
+              <w:top w:val="nil"/>
               <w:bottom w:val="single" w:sz="8" w:color="9FB0C2"/>
             </w:tcBorders>
           </w:tcPr>
@@ -16996,9 +16996,9 @@
         <w:tc>
           <w:tcPr>
             <w:tcBorders>
-              <w:left w:val="single" w:sz="4" w:color="D9E1E8"/>
-              <w:right w:val="single" w:sz="4" w:color="D9E1E8"/>
-              <w:top w:val="single" w:sz="4" w:color="D9E1E8"/>
+              <w:left w:val="nil"/>
+              <w:right w:val="nil"/>
+              <w:top w:val="nil"/>
               <w:bottom w:val="single" w:sz="4" w:color="D9E1E8"/>
             </w:tcBorders>
           </w:tcPr>
@@ -17023,9 +17023,9 @@
         <w:tc>
           <w:tcPr>
             <w:tcBorders>
-              <w:left w:val="single" w:sz="4" w:color="D9E1E8"/>
-              <w:right w:val="single" w:sz="4" w:color="D9E1E8"/>
-              <w:top w:val="single" w:sz="4" w:color="D9E1E8"/>
+              <w:left w:val="nil"/>
+              <w:right w:val="nil"/>
+              <w:top w:val="nil"/>
               <w:bottom w:val="single" w:sz="4" w:color="D9E1E8"/>
             </w:tcBorders>
           </w:tcPr>
@@ -17050,9 +17050,9 @@
         <w:tc>
           <w:tcPr>
             <w:tcBorders>
-              <w:left w:val="single" w:sz="4" w:color="D9E1E8"/>
-              <w:right w:val="single" w:sz="4" w:color="D9E1E8"/>
-              <w:top w:val="single" w:sz="4" w:color="D9E1E8"/>
+              <w:left w:val="nil"/>
+              <w:right w:val="nil"/>
+              <w:top w:val="nil"/>
               <w:bottom w:val="single" w:sz="4" w:color="D9E1E8"/>
             </w:tcBorders>
           </w:tcPr>
@@ -17077,9 +17077,9 @@
         <w:tc>
           <w:tcPr>
             <w:tcBorders>
-              <w:left w:val="single" w:sz="4" w:color="D9E1E8"/>
-              <w:right w:val="single" w:sz="4" w:color="D9E1E8"/>
-              <w:top w:val="single" w:sz="4" w:color="D9E1E8"/>
+              <w:left w:val="nil"/>
+              <w:right w:val="nil"/>
+              <w:top w:val="nil"/>
               <w:bottom w:val="single" w:sz="4" w:color="D9E1E8"/>
             </w:tcBorders>
           </w:tcPr>
@@ -17104,9 +17104,9 @@
         <w:tc>
           <w:tcPr>
             <w:tcBorders>
-              <w:left w:val="single" w:sz="4" w:color="D9E1E8"/>
-              <w:right w:val="single" w:sz="4" w:color="D9E1E8"/>
-              <w:top w:val="single" w:sz="4" w:color="D9E1E8"/>
+              <w:left w:val="nil"/>
+              <w:right w:val="nil"/>
+              <w:top w:val="nil"/>
               <w:bottom w:val="single" w:sz="4" w:color="D9E1E8"/>
             </w:tcBorders>
           </w:tcPr>
@@ -17131,9 +17131,9 @@
         <w:tc>
           <w:tcPr>
             <w:tcBorders>
-              <w:left w:val="single" w:sz="4" w:color="D9E1E8"/>
-              <w:right w:val="single" w:sz="4" w:color="D9E1E8"/>
-              <w:top w:val="single" w:sz="4" w:color="D9E1E8"/>
+              <w:left w:val="nil"/>
+              <w:right w:val="nil"/>
+              <w:top w:val="nil"/>
               <w:bottom w:val="single" w:sz="4" w:color="D9E1E8"/>
             </w:tcBorders>
           </w:tcPr>
@@ -17158,9 +17158,9 @@
         <w:tc>
           <w:tcPr>
             <w:tcBorders>
-              <w:left w:val="single" w:sz="4" w:color="D9E1E8"/>
-              <w:right w:val="single" w:sz="4" w:color="D9E1E8"/>
-              <w:top w:val="single" w:sz="4" w:color="D9E1E8"/>
+              <w:left w:val="nil"/>
+              <w:right w:val="nil"/>
+              <w:top w:val="nil"/>
               <w:bottom w:val="single" w:sz="4" w:color="D9E1E8"/>
             </w:tcBorders>
           </w:tcPr>
@@ -17185,9 +17185,9 @@
         <w:tc>
           <w:tcPr>
             <w:tcBorders>
-              <w:left w:val="single" w:sz="4" w:color="D9E1E8"/>
-              <w:right w:val="single" w:sz="4" w:color="D9E1E8"/>
-              <w:top w:val="single" w:sz="4" w:color="D9E1E8"/>
+              <w:left w:val="nil"/>
+              <w:right w:val="nil"/>
+              <w:top w:val="nil"/>
               <w:bottom w:val="single" w:sz="4" w:color="D9E1E8"/>
             </w:tcBorders>
           </w:tcPr>
@@ -17242,9 +17242,9 @@
         <w:tc>
           <w:tcPr>
             <w:tcBorders>
-              <w:left w:val="single" w:sz="4" w:color="D9E1E8"/>
-              <w:right w:val="single" w:sz="4" w:color="D9E1E8"/>
-              <w:top w:val="single" w:sz="4" w:color="D9E1E8"/>
+              <w:left w:val="nil"/>
+              <w:right w:val="nil"/>
+              <w:top w:val="nil"/>
               <w:bottom w:val="single" w:sz="4" w:color="D9E1E8"/>
             </w:tcBorders>
           </w:tcPr>
@@ -17271,9 +17271,9 @@
         <w:tc>
           <w:tcPr>
             <w:tcBorders>
-              <w:left w:val="single" w:sz="4" w:color="D9E1E8"/>
-              <w:right w:val="single" w:sz="4" w:color="D9E1E8"/>
-              <w:top w:val="single" w:sz="4" w:color="D9E1E8"/>
+              <w:left w:val="nil"/>
+              <w:right w:val="nil"/>
+              <w:top w:val="nil"/>
               <w:bottom w:val="single" w:sz="4" w:color="D9E1E8"/>
             </w:tcBorders>
           </w:tcPr>
@@ -17298,9 +17298,9 @@
         <w:tc>
           <w:tcPr>
             <w:tcBorders>
-              <w:left w:val="single" w:sz="4" w:color="D9E1E8"/>
-              <w:right w:val="single" w:sz="4" w:color="D9E1E8"/>
-              <w:top w:val="single" w:sz="4" w:color="D9E1E8"/>
+              <w:left w:val="nil"/>
+              <w:right w:val="nil"/>
+              <w:top w:val="nil"/>
               <w:bottom w:val="single" w:sz="4" w:color="D9E1E8"/>
             </w:tcBorders>
           </w:tcPr>
@@ -17325,9 +17325,9 @@
         <w:tc>
           <w:tcPr>
             <w:tcBorders>
-              <w:left w:val="single" w:sz="4" w:color="D9E1E8"/>
-              <w:right w:val="single" w:sz="4" w:color="D9E1E8"/>
-              <w:top w:val="single" w:sz="4" w:color="D9E1E8"/>
+              <w:left w:val="nil"/>
+              <w:right w:val="nil"/>
+              <w:top w:val="nil"/>
               <w:bottom w:val="single" w:sz="4" w:color="D9E1E8"/>
             </w:tcBorders>
           </w:tcPr>
@@ -17352,9 +17352,9 @@
         <w:tc>
           <w:tcPr>
             <w:tcBorders>
-              <w:left w:val="single" w:sz="4" w:color="D9E1E8"/>
-              <w:right w:val="single" w:sz="4" w:color="D9E1E8"/>
-              <w:top w:val="single" w:sz="4" w:color="D9E1E8"/>
+              <w:left w:val="nil"/>
+              <w:right w:val="nil"/>
+              <w:top w:val="nil"/>
               <w:bottom w:val="single" w:sz="4" w:color="D9E1E8"/>
             </w:tcBorders>
           </w:tcPr>
@@ -17379,9 +17379,9 @@
         <w:tc>
           <w:tcPr>
             <w:tcBorders>
-              <w:left w:val="single" w:sz="4" w:color="D9E1E8"/>
-              <w:right w:val="single" w:sz="4" w:color="D9E1E8"/>
-              <w:top w:val="single" w:sz="4" w:color="D9E1E8"/>
+              <w:left w:val="nil"/>
+              <w:right w:val="nil"/>
+              <w:top w:val="nil"/>
               <w:bottom w:val="single" w:sz="4" w:color="D9E1E8"/>
             </w:tcBorders>
           </w:tcPr>
@@ -17406,9 +17406,9 @@
         <w:tc>
           <w:tcPr>
             <w:tcBorders>
-              <w:left w:val="single" w:sz="4" w:color="D9E1E8"/>
-              <w:right w:val="single" w:sz="4" w:color="D9E1E8"/>
-              <w:top w:val="single" w:sz="4" w:color="D9E1E8"/>
+              <w:left w:val="nil"/>
+              <w:right w:val="nil"/>
+              <w:top w:val="nil"/>
               <w:bottom w:val="single" w:sz="4" w:color="D9E1E8"/>
             </w:tcBorders>
           </w:tcPr>
@@ -17433,9 +17433,9 @@
         <w:tc>
           <w:tcPr>
             <w:tcBorders>
-              <w:left w:val="single" w:sz="4" w:color="D9E1E8"/>
-              <w:right w:val="single" w:sz="4" w:color="D9E1E8"/>
-              <w:top w:val="single" w:sz="4" w:color="D9E1E8"/>
+              <w:left w:val="nil"/>
+              <w:right w:val="nil"/>
+              <w:top w:val="nil"/>
               <w:bottom w:val="single" w:sz="4" w:color="D9E1E8"/>
             </w:tcBorders>
           </w:tcPr>
@@ -17460,9 +17460,9 @@
         <w:tc>
           <w:tcPr>
             <w:tcBorders>
-              <w:left w:val="single" w:sz="4" w:color="D9E1E8"/>
-              <w:right w:val="single" w:sz="4" w:color="D9E1E8"/>
-              <w:top w:val="single" w:sz="4" w:color="D9E1E8"/>
+              <w:left w:val="nil"/>
+              <w:right w:val="nil"/>
+              <w:top w:val="nil"/>
               <w:bottom w:val="single" w:sz="4" w:color="D9E1E8"/>
             </w:tcBorders>
           </w:tcPr>
@@ -17487,9 +17487,9 @@
         <w:tc>
           <w:tcPr>
             <w:tcBorders>
-              <w:left w:val="single" w:sz="4" w:color="D9E1E8"/>
-              <w:right w:val="single" w:sz="4" w:color="D9E1E8"/>
-              <w:top w:val="single" w:sz="4" w:color="D9E1E8"/>
+              <w:left w:val="nil"/>
+              <w:right w:val="nil"/>
+              <w:top w:val="nil"/>
               <w:bottom w:val="single" w:sz="4" w:color="D9E1E8"/>
             </w:tcBorders>
           </w:tcPr>
@@ -17516,9 +17516,9 @@
         <w:tc>
           <w:tcPr>
             <w:tcBorders>
-              <w:left w:val="single" w:sz="4" w:color="D9E1E8"/>
-              <w:right w:val="single" w:sz="4" w:color="D9E1E8"/>
-              <w:top w:val="single" w:sz="4" w:color="D9E1E8"/>
+              <w:left w:val="nil"/>
+              <w:right w:val="nil"/>
+              <w:top w:val="nil"/>
               <w:bottom w:val="single" w:sz="4" w:color="D9E1E8"/>
             </w:tcBorders>
           </w:tcPr>
@@ -17543,9 +17543,9 @@
         <w:tc>
           <w:tcPr>
             <w:tcBorders>
-              <w:left w:val="single" w:sz="4" w:color="D9E1E8"/>
-              <w:right w:val="single" w:sz="4" w:color="D9E1E8"/>
-              <w:top w:val="single" w:sz="4" w:color="D9E1E8"/>
+              <w:left w:val="nil"/>
+              <w:right w:val="nil"/>
+              <w:top w:val="nil"/>
               <w:bottom w:val="single" w:sz="4" w:color="D9E1E8"/>
             </w:tcBorders>
           </w:tcPr>
@@ -17570,9 +17570,9 @@
         <w:tc>
           <w:tcPr>
             <w:tcBorders>
-              <w:left w:val="single" w:sz="4" w:color="D9E1E8"/>
-              <w:right w:val="single" w:sz="4" w:color="D9E1E8"/>
-              <w:top w:val="single" w:sz="4" w:color="D9E1E8"/>
+              <w:left w:val="nil"/>
+              <w:right w:val="nil"/>
+              <w:top w:val="nil"/>
               <w:bottom w:val="single" w:sz="4" w:color="D9E1E8"/>
             </w:tcBorders>
           </w:tcPr>
@@ -17597,9 +17597,9 @@
         <w:tc>
           <w:tcPr>
             <w:tcBorders>
-              <w:left w:val="single" w:sz="4" w:color="D9E1E8"/>
-              <w:right w:val="single" w:sz="4" w:color="D9E1E8"/>
-              <w:top w:val="single" w:sz="4" w:color="D9E1E8"/>
+              <w:left w:val="nil"/>
+              <w:right w:val="nil"/>
+              <w:top w:val="nil"/>
               <w:bottom w:val="single" w:sz="4" w:color="D9E1E8"/>
             </w:tcBorders>
           </w:tcPr>
@@ -17624,9 +17624,9 @@
         <w:tc>
           <w:tcPr>
             <w:tcBorders>
-              <w:left w:val="single" w:sz="4" w:color="D9E1E8"/>
-              <w:right w:val="single" w:sz="4" w:color="D9E1E8"/>
-              <w:top w:val="single" w:sz="4" w:color="D9E1E8"/>
+              <w:left w:val="nil"/>
+              <w:right w:val="nil"/>
+              <w:top w:val="nil"/>
               <w:bottom w:val="single" w:sz="4" w:color="D9E1E8"/>
             </w:tcBorders>
           </w:tcPr>
@@ -17651,9 +17651,9 @@
         <w:tc>
           <w:tcPr>
             <w:tcBorders>
-              <w:left w:val="single" w:sz="4" w:color="D9E1E8"/>
-              <w:right w:val="single" w:sz="4" w:color="D9E1E8"/>
-              <w:top w:val="single" w:sz="4" w:color="D9E1E8"/>
+              <w:left w:val="nil"/>
+              <w:right w:val="nil"/>
+              <w:top w:val="nil"/>
               <w:bottom w:val="single" w:sz="4" w:color="D9E1E8"/>
             </w:tcBorders>
           </w:tcPr>
@@ -17678,9 +17678,9 @@
         <w:tc>
           <w:tcPr>
             <w:tcBorders>
-              <w:left w:val="single" w:sz="4" w:color="D9E1E8"/>
-              <w:right w:val="single" w:sz="4" w:color="D9E1E8"/>
-              <w:top w:val="single" w:sz="4" w:color="D9E1E8"/>
+              <w:left w:val="nil"/>
+              <w:right w:val="nil"/>
+              <w:top w:val="nil"/>
               <w:bottom w:val="single" w:sz="4" w:color="D9E1E8"/>
             </w:tcBorders>
           </w:tcPr>
@@ -17705,9 +17705,9 @@
         <w:tc>
           <w:tcPr>
             <w:tcBorders>
-              <w:left w:val="single" w:sz="4" w:color="D9E1E8"/>
-              <w:right w:val="single" w:sz="4" w:color="D9E1E8"/>
-              <w:top w:val="single" w:sz="4" w:color="D9E1E8"/>
+              <w:left w:val="nil"/>
+              <w:right w:val="nil"/>
+              <w:top w:val="nil"/>
               <w:bottom w:val="single" w:sz="4" w:color="D9E1E8"/>
             </w:tcBorders>
           </w:tcPr>
@@ -17732,9 +17732,9 @@
         <w:tc>
           <w:tcPr>
             <w:tcBorders>
-              <w:left w:val="single" w:sz="4" w:color="D9E1E8"/>
-              <w:right w:val="single" w:sz="4" w:color="D9E1E8"/>
-              <w:top w:val="single" w:sz="4" w:color="D9E1E8"/>
+              <w:left w:val="nil"/>
+              <w:right w:val="nil"/>
+              <w:top w:val="nil"/>
               <w:bottom w:val="single" w:sz="4" w:color="D9E1E8"/>
             </w:tcBorders>
           </w:tcPr>
@@ -17761,9 +17761,9 @@
         <w:tc>
           <w:tcPr>
             <w:tcBorders>
-              <w:left w:val="single" w:sz="4" w:color="D9E1E8"/>
-              <w:right w:val="single" w:sz="4" w:color="D9E1E8"/>
-              <w:top w:val="single" w:sz="4" w:color="D9E1E8"/>
+              <w:left w:val="nil"/>
+              <w:right w:val="nil"/>
+              <w:top w:val="nil"/>
               <w:bottom w:val="single" w:sz="4" w:color="D9E1E8"/>
             </w:tcBorders>
           </w:tcPr>
@@ -17788,9 +17788,9 @@
         <w:tc>
           <w:tcPr>
             <w:tcBorders>
-              <w:left w:val="single" w:sz="4" w:color="D9E1E8"/>
-              <w:right w:val="single" w:sz="4" w:color="D9E1E8"/>
-              <w:top w:val="single" w:sz="4" w:color="D9E1E8"/>
+              <w:left w:val="nil"/>
+              <w:right w:val="nil"/>
+              <w:top w:val="nil"/>
               <w:bottom w:val="single" w:sz="4" w:color="D9E1E8"/>
             </w:tcBorders>
           </w:tcPr>
@@ -17815,9 +17815,9 @@
         <w:tc>
           <w:tcPr>
             <w:tcBorders>
-              <w:left w:val="single" w:sz="4" w:color="D9E1E8"/>
-              <w:right w:val="single" w:sz="4" w:color="D9E1E8"/>
-              <w:top w:val="single" w:sz="4" w:color="D9E1E8"/>
+              <w:left w:val="nil"/>
+              <w:right w:val="nil"/>
+              <w:top w:val="nil"/>
               <w:bottom w:val="single" w:sz="4" w:color="D9E1E8"/>
             </w:tcBorders>
           </w:tcPr>
@@ -17842,9 +17842,9 @@
         <w:tc>
           <w:tcPr>
             <w:tcBorders>
-              <w:left w:val="single" w:sz="4" w:color="D9E1E8"/>
-              <w:right w:val="single" w:sz="4" w:color="D9E1E8"/>
-              <w:top w:val="single" w:sz="4" w:color="D9E1E8"/>
+              <w:left w:val="nil"/>
+              <w:right w:val="nil"/>
+              <w:top w:val="nil"/>
               <w:bottom w:val="single" w:sz="4" w:color="D9E1E8"/>
             </w:tcBorders>
           </w:tcPr>
@@ -17869,9 +17869,9 @@
         <w:tc>
           <w:tcPr>
             <w:tcBorders>
-              <w:left w:val="single" w:sz="4" w:color="D9E1E8"/>
-              <w:right w:val="single" w:sz="4" w:color="D9E1E8"/>
-              <w:top w:val="single" w:sz="4" w:color="D9E1E8"/>
+              <w:left w:val="nil"/>
+              <w:right w:val="nil"/>
+              <w:top w:val="nil"/>
               <w:bottom w:val="single" w:sz="4" w:color="D9E1E8"/>
             </w:tcBorders>
           </w:tcPr>
@@ -17896,9 +17896,9 @@
         <w:tc>
           <w:tcPr>
             <w:tcBorders>
-              <w:left w:val="single" w:sz="4" w:color="D9E1E8"/>
-              <w:right w:val="single" w:sz="4" w:color="D9E1E8"/>
-              <w:top w:val="single" w:sz="4" w:color="D9E1E8"/>
+              <w:left w:val="nil"/>
+              <w:right w:val="nil"/>
+              <w:top w:val="nil"/>
               <w:bottom w:val="single" w:sz="4" w:color="D9E1E8"/>
             </w:tcBorders>
           </w:tcPr>
@@ -17923,9 +17923,9 @@
         <w:tc>
           <w:tcPr>
             <w:tcBorders>
-              <w:left w:val="single" w:sz="4" w:color="D9E1E8"/>
-              <w:right w:val="single" w:sz="4" w:color="D9E1E8"/>
-              <w:top w:val="single" w:sz="4" w:color="D9E1E8"/>
+              <w:left w:val="nil"/>
+              <w:right w:val="nil"/>
+              <w:top w:val="nil"/>
               <w:bottom w:val="single" w:sz="4" w:color="D9E1E8"/>
             </w:tcBorders>
           </w:tcPr>
@@ -17950,9 +17950,9 @@
         <w:tc>
           <w:tcPr>
             <w:tcBorders>
-              <w:left w:val="single" w:sz="4" w:color="D9E1E8"/>
-              <w:right w:val="single" w:sz="4" w:color="D9E1E8"/>
-              <w:top w:val="single" w:sz="4" w:color="D9E1E8"/>
+              <w:left w:val="nil"/>
+              <w:right w:val="nil"/>
+              <w:top w:val="nil"/>
               <w:bottom w:val="single" w:sz="4" w:color="D9E1E8"/>
             </w:tcBorders>
           </w:tcPr>
@@ -17998,9 +17998,9 @@
         <w:tc>
           <w:tcPr>
             <w:tcBorders>
-              <w:left w:val="single" w:sz="4" w:color="D9E1E8"/>
-              <w:right w:val="single" w:sz="4" w:color="D9E1E8"/>
-              <w:top w:val="single" w:sz="4" w:color="D9E1E8"/>
+              <w:left w:val="nil"/>
+              <w:right w:val="nil"/>
+              <w:top w:val="nil"/>
               <w:bottom w:val="single" w:sz="4" w:color="D9E1E8"/>
             </w:tcBorders>
           </w:tcPr>
@@ -18027,9 +18027,9 @@
         <w:tc>
           <w:tcPr>
             <w:tcBorders>
-              <w:left w:val="single" w:sz="4" w:color="D9E1E8"/>
-              <w:right w:val="single" w:sz="4" w:color="D9E1E8"/>
-              <w:top w:val="single" w:sz="4" w:color="D9E1E8"/>
+              <w:left w:val="nil"/>
+              <w:right w:val="nil"/>
+              <w:top w:val="nil"/>
               <w:bottom w:val="single" w:sz="4" w:color="D9E1E8"/>
             </w:tcBorders>
           </w:tcPr>
@@ -18054,9 +18054,9 @@
         <w:tc>
           <w:tcPr>
             <w:tcBorders>
-              <w:left w:val="single" w:sz="4" w:color="D9E1E8"/>
-              <w:right w:val="single" w:sz="4" w:color="D9E1E8"/>
-              <w:top w:val="single" w:sz="4" w:color="D9E1E8"/>
+              <w:left w:val="nil"/>
+              <w:right w:val="nil"/>
+              <w:top w:val="nil"/>
               <w:bottom w:val="single" w:sz="4" w:color="D9E1E8"/>
             </w:tcBorders>
           </w:tcPr>
@@ -18081,9 +18081,9 @@
         <w:tc>
           <w:tcPr>
             <w:tcBorders>
-              <w:left w:val="single" w:sz="4" w:color="D9E1E8"/>
-              <w:right w:val="single" w:sz="4" w:color="D9E1E8"/>
-              <w:top w:val="single" w:sz="4" w:color="D9E1E8"/>
+              <w:left w:val="nil"/>
+              <w:right w:val="nil"/>
+              <w:top w:val="nil"/>
               <w:bottom w:val="single" w:sz="4" w:color="D9E1E8"/>
             </w:tcBorders>
           </w:tcPr>
@@ -18108,9 +18108,9 @@
         <w:tc>
           <w:tcPr>
             <w:tcBorders>
-              <w:left w:val="single" w:sz="4" w:color="D9E1E8"/>
-              <w:right w:val="single" w:sz="4" w:color="D9E1E8"/>
-              <w:top w:val="single" w:sz="4" w:color="D9E1E8"/>
+              <w:left w:val="nil"/>
+              <w:right w:val="nil"/>
+              <w:top w:val="nil"/>
               <w:bottom w:val="single" w:sz="4" w:color="D9E1E8"/>
             </w:tcBorders>
           </w:tcPr>
@@ -18135,9 +18135,9 @@
         <w:tc>
           <w:tcPr>
             <w:tcBorders>
-              <w:left w:val="single" w:sz="4" w:color="D9E1E8"/>
-              <w:right w:val="single" w:sz="4" w:color="D9E1E8"/>
-              <w:top w:val="single" w:sz="4" w:color="D9E1E8"/>
+              <w:left w:val="nil"/>
+              <w:right w:val="nil"/>
+              <w:top w:val="nil"/>
               <w:bottom w:val="single" w:sz="4" w:color="D9E1E8"/>
             </w:tcBorders>
           </w:tcPr>
@@ -18162,9 +18162,9 @@
         <w:tc>
           <w:tcPr>
             <w:tcBorders>
-              <w:left w:val="single" w:sz="4" w:color="D9E1E8"/>
-              <w:right w:val="single" w:sz="4" w:color="D9E1E8"/>
-              <w:top w:val="single" w:sz="4" w:color="D9E1E8"/>
+              <w:left w:val="nil"/>
+              <w:right w:val="nil"/>
+              <w:top w:val="nil"/>
               <w:bottom w:val="single" w:sz="4" w:color="D9E1E8"/>
             </w:tcBorders>
           </w:tcPr>
@@ -18189,9 +18189,9 @@
         <w:tc>
           <w:tcPr>
             <w:tcBorders>
-              <w:left w:val="single" w:sz="4" w:color="D9E1E8"/>
-              <w:right w:val="single" w:sz="4" w:color="D9E1E8"/>
-              <w:top w:val="single" w:sz="4" w:color="D9E1E8"/>
+              <w:left w:val="nil"/>
+              <w:right w:val="nil"/>
+              <w:top w:val="nil"/>
               <w:bottom w:val="single" w:sz="4" w:color="D9E1E8"/>
             </w:tcBorders>
           </w:tcPr>
@@ -18216,9 +18216,9 @@
         <w:tc>
           <w:tcPr>
             <w:tcBorders>
-              <w:left w:val="single" w:sz="4" w:color="D9E1E8"/>
-              <w:right w:val="single" w:sz="4" w:color="D9E1E8"/>
-              <w:top w:val="single" w:sz="4" w:color="D9E1E8"/>
+              <w:left w:val="nil"/>
+              <w:right w:val="nil"/>
+              <w:top w:val="nil"/>
               <w:bottom w:val="single" w:sz="4" w:color="D9E1E8"/>
             </w:tcBorders>
           </w:tcPr>
@@ -18243,9 +18243,9 @@
         <w:tc>
           <w:tcPr>
             <w:tcBorders>
-              <w:left w:val="single" w:sz="4" w:color="D9E1E8"/>
-              <w:right w:val="single" w:sz="4" w:color="D9E1E8"/>
-              <w:top w:val="single" w:sz="4" w:color="D9E1E8"/>
+              <w:left w:val="nil"/>
+              <w:right w:val="nil"/>
+              <w:top w:val="nil"/>
               <w:bottom w:val="single" w:sz="4" w:color="D9E1E8"/>
             </w:tcBorders>
           </w:tcPr>
@@ -18272,9 +18272,9 @@
         <w:tc>
           <w:tcPr>
             <w:tcBorders>
-              <w:left w:val="single" w:sz="4" w:color="D9E1E8"/>
-              <w:right w:val="single" w:sz="4" w:color="D9E1E8"/>
-              <w:top w:val="single" w:sz="4" w:color="D9E1E8"/>
+              <w:left w:val="nil"/>
+              <w:right w:val="nil"/>
+              <w:top w:val="nil"/>
               <w:bottom w:val="single" w:sz="4" w:color="D9E1E8"/>
             </w:tcBorders>
           </w:tcPr>
@@ -18299,9 +18299,9 @@
         <w:tc>
           <w:tcPr>
             <w:tcBorders>
-              <w:left w:val="single" w:sz="4" w:color="D9E1E8"/>
-              <w:right w:val="single" w:sz="4" w:color="D9E1E8"/>
-              <w:top w:val="single" w:sz="4" w:color="D9E1E8"/>
+              <w:left w:val="nil"/>
+              <w:right w:val="nil"/>
+              <w:top w:val="nil"/>
               <w:bottom w:val="single" w:sz="4" w:color="D9E1E8"/>
             </w:tcBorders>
           </w:tcPr>
@@ -18326,9 +18326,9 @@
         <w:tc>
           <w:tcPr>
             <w:tcBorders>
-              <w:left w:val="single" w:sz="4" w:color="D9E1E8"/>
-              <w:right w:val="single" w:sz="4" w:color="D9E1E8"/>
-              <w:top w:val="single" w:sz="4" w:color="D9E1E8"/>
+              <w:left w:val="nil"/>
+              <w:right w:val="nil"/>
+              <w:top w:val="nil"/>
               <w:bottom w:val="single" w:sz="4" w:color="D9E1E8"/>
             </w:tcBorders>
           </w:tcPr>
@@ -18353,9 +18353,9 @@
         <w:tc>
           <w:tcPr>
             <w:tcBorders>
-              <w:left w:val="single" w:sz="4" w:color="D9E1E8"/>
-              <w:right w:val="single" w:sz="4" w:color="D9E1E8"/>
-              <w:top w:val="single" w:sz="4" w:color="D9E1E8"/>
+              <w:left w:val="nil"/>
+              <w:right w:val="nil"/>
+              <w:top w:val="nil"/>
               <w:bottom w:val="single" w:sz="4" w:color="D9E1E8"/>
             </w:tcBorders>
           </w:tcPr>
@@ -18380,9 +18380,9 @@
         <w:tc>
           <w:tcPr>
             <w:tcBorders>
-              <w:left w:val="single" w:sz="4" w:color="D9E1E8"/>
-              <w:right w:val="single" w:sz="4" w:color="D9E1E8"/>
-              <w:top w:val="single" w:sz="4" w:color="D9E1E8"/>
+              <w:left w:val="nil"/>
+              <w:right w:val="nil"/>
+              <w:top w:val="nil"/>
               <w:bottom w:val="single" w:sz="4" w:color="D9E1E8"/>
             </w:tcBorders>
           </w:tcPr>
@@ -18407,9 +18407,9 @@
         <w:tc>
           <w:tcPr>
             <w:tcBorders>
-              <w:left w:val="single" w:sz="4" w:color="D9E1E8"/>
-              <w:right w:val="single" w:sz="4" w:color="D9E1E8"/>
-              <w:top w:val="single" w:sz="4" w:color="D9E1E8"/>
+              <w:left w:val="nil"/>
+              <w:right w:val="nil"/>
+              <w:top w:val="nil"/>
               <w:bottom w:val="single" w:sz="4" w:color="D9E1E8"/>
             </w:tcBorders>
           </w:tcPr>
@@ -18434,9 +18434,9 @@
         <w:tc>
           <w:tcPr>
             <w:tcBorders>
-              <w:left w:val="single" w:sz="4" w:color="D9E1E8"/>
-              <w:right w:val="single" w:sz="4" w:color="D9E1E8"/>
-              <w:top w:val="single" w:sz="4" w:color="D9E1E8"/>
+              <w:left w:val="nil"/>
+              <w:right w:val="nil"/>
+              <w:top w:val="nil"/>
               <w:bottom w:val="single" w:sz="4" w:color="D9E1E8"/>
             </w:tcBorders>
           </w:tcPr>
@@ -18461,9 +18461,9 @@
         <w:tc>
           <w:tcPr>
             <w:tcBorders>
-              <w:left w:val="single" w:sz="4" w:color="D9E1E8"/>
-              <w:right w:val="single" w:sz="4" w:color="D9E1E8"/>
-              <w:top w:val="single" w:sz="4" w:color="D9E1E8"/>
+              <w:left w:val="nil"/>
+              <w:right w:val="nil"/>
+              <w:top w:val="nil"/>
               <w:bottom w:val="single" w:sz="4" w:color="D9E1E8"/>
             </w:tcBorders>
           </w:tcPr>
@@ -18488,9 +18488,9 @@
         <w:tc>
           <w:tcPr>
             <w:tcBorders>
-              <w:left w:val="single" w:sz="4" w:color="D9E1E8"/>
-              <w:right w:val="single" w:sz="4" w:color="D9E1E8"/>
-              <w:top w:val="single" w:sz="4" w:color="D9E1E8"/>
+              <w:left w:val="nil"/>
+              <w:right w:val="nil"/>
+              <w:top w:val="nil"/>
               <w:bottom w:val="single" w:sz="4" w:color="D9E1E8"/>
             </w:tcBorders>
           </w:tcPr>
@@ -18517,9 +18517,9 @@
         <w:tc>
           <w:tcPr>
             <w:tcBorders>
-              <w:left w:val="single" w:sz="4" w:color="D9E1E8"/>
-              <w:right w:val="single" w:sz="4" w:color="D9E1E8"/>
-              <w:top w:val="single" w:sz="4" w:color="D9E1E8"/>
+              <w:left w:val="nil"/>
+              <w:right w:val="nil"/>
+              <w:top w:val="nil"/>
               <w:bottom w:val="single" w:sz="4" w:color="D9E1E8"/>
             </w:tcBorders>
           </w:tcPr>
@@ -18544,9 +18544,9 @@
         <w:tc>
           <w:tcPr>
             <w:tcBorders>
-              <w:left w:val="single" w:sz="4" w:color="D9E1E8"/>
-              <w:right w:val="single" w:sz="4" w:color="D9E1E8"/>
-              <w:top w:val="single" w:sz="4" w:color="D9E1E8"/>
+              <w:left w:val="nil"/>
+              <w:right w:val="nil"/>
+              <w:top w:val="nil"/>
               <w:bottom w:val="single" w:sz="4" w:color="D9E1E8"/>
             </w:tcBorders>
           </w:tcPr>
@@ -18571,9 +18571,9 @@
         <w:tc>
           <w:tcPr>
             <w:tcBorders>
-              <w:left w:val="single" w:sz="4" w:color="D9E1E8"/>
-              <w:right w:val="single" w:sz="4" w:color="D9E1E8"/>
-              <w:top w:val="single" w:sz="4" w:color="D9E1E8"/>
+              <w:left w:val="nil"/>
+              <w:right w:val="nil"/>
+              <w:top w:val="nil"/>
               <w:bottom w:val="single" w:sz="4" w:color="D9E1E8"/>
             </w:tcBorders>
           </w:tcPr>
@@ -18598,9 +18598,9 @@
         <w:tc>
           <w:tcPr>
             <w:tcBorders>
-              <w:left w:val="single" w:sz="4" w:color="D9E1E8"/>
-              <w:right w:val="single" w:sz="4" w:color="D9E1E8"/>
-              <w:top w:val="single" w:sz="4" w:color="D9E1E8"/>
+              <w:left w:val="nil"/>
+              <w:right w:val="nil"/>
+              <w:top w:val="nil"/>
               <w:bottom w:val="single" w:sz="4" w:color="D9E1E8"/>
             </w:tcBorders>
           </w:tcPr>
@@ -18625,9 +18625,9 @@
         <w:tc>
           <w:tcPr>
             <w:tcBorders>
-              <w:left w:val="single" w:sz="4" w:color="D9E1E8"/>
-              <w:right w:val="single" w:sz="4" w:color="D9E1E8"/>
-              <w:top w:val="single" w:sz="4" w:color="D9E1E8"/>
+              <w:left w:val="nil"/>
+              <w:right w:val="nil"/>
+              <w:top w:val="nil"/>
               <w:bottom w:val="single" w:sz="4" w:color="D9E1E8"/>
             </w:tcBorders>
           </w:tcPr>
@@ -18652,9 +18652,9 @@
         <w:tc>
           <w:tcPr>
             <w:tcBorders>
-              <w:left w:val="single" w:sz="4" w:color="D9E1E8"/>
-              <w:right w:val="single" w:sz="4" w:color="D9E1E8"/>
-              <w:top w:val="single" w:sz="4" w:color="D9E1E8"/>
+              <w:left w:val="nil"/>
+              <w:right w:val="nil"/>
+              <w:top w:val="nil"/>
               <w:bottom w:val="single" w:sz="4" w:color="D9E1E8"/>
             </w:tcBorders>
           </w:tcPr>
@@ -18679,9 +18679,9 @@
         <w:tc>
           <w:tcPr>
             <w:tcBorders>
-              <w:left w:val="single" w:sz="4" w:color="D9E1E8"/>
-              <w:right w:val="single" w:sz="4" w:color="D9E1E8"/>
-              <w:top w:val="single" w:sz="4" w:color="D9E1E8"/>
+              <w:left w:val="nil"/>
+              <w:right w:val="nil"/>
+              <w:top w:val="nil"/>
               <w:bottom w:val="single" w:sz="4" w:color="D9E1E8"/>
             </w:tcBorders>
           </w:tcPr>
@@ -18706,9 +18706,9 @@
         <w:tc>
           <w:tcPr>
             <w:tcBorders>
-              <w:left w:val="single" w:sz="4" w:color="D9E1E8"/>
-              <w:right w:val="single" w:sz="4" w:color="D9E1E8"/>
-              <w:top w:val="single" w:sz="4" w:color="D9E1E8"/>
+              <w:left w:val="nil"/>
+              <w:right w:val="nil"/>
+              <w:top w:val="nil"/>
               <w:bottom w:val="single" w:sz="4" w:color="D9E1E8"/>
             </w:tcBorders>
           </w:tcPr>
@@ -18733,9 +18733,9 @@
         <w:tc>
           <w:tcPr>
             <w:tcBorders>
-              <w:left w:val="single" w:sz="4" w:color="D9E1E8"/>
-              <w:right w:val="single" w:sz="4" w:color="D9E1E8"/>
-              <w:top w:val="single" w:sz="4" w:color="D9E1E8"/>
+              <w:left w:val="nil"/>
+              <w:right w:val="nil"/>
+              <w:top w:val="nil"/>
               <w:bottom w:val="single" w:sz="4" w:color="D9E1E8"/>
             </w:tcBorders>
           </w:tcPr>
@@ -18762,9 +18762,9 @@
         <w:tc>
           <w:tcPr>
             <w:tcBorders>
-              <w:left w:val="single" w:sz="4" w:color="D9E1E8"/>
-              <w:right w:val="single" w:sz="4" w:color="D9E1E8"/>
-              <w:top w:val="single" w:sz="4" w:color="D9E1E8"/>
+              <w:left w:val="nil"/>
+              <w:right w:val="nil"/>
+              <w:top w:val="nil"/>
               <w:bottom w:val="single" w:sz="4" w:color="D9E1E8"/>
             </w:tcBorders>
           </w:tcPr>
@@ -18789,9 +18789,9 @@
         <w:tc>
           <w:tcPr>
             <w:tcBorders>
-              <w:left w:val="single" w:sz="4" w:color="D9E1E8"/>
-              <w:right w:val="single" w:sz="4" w:color="D9E1E8"/>
-              <w:top w:val="single" w:sz="4" w:color="D9E1E8"/>
+              <w:left w:val="nil"/>
+              <w:right w:val="nil"/>
+              <w:top w:val="nil"/>
               <w:bottom w:val="single" w:sz="4" w:color="D9E1E8"/>
             </w:tcBorders>
           </w:tcPr>
@@ -18816,9 +18816,9 @@
         <w:tc>
           <w:tcPr>
             <w:tcBorders>
-              <w:left w:val="single" w:sz="4" w:color="D9E1E8"/>
-              <w:right w:val="single" w:sz="4" w:color="D9E1E8"/>
-              <w:top w:val="single" w:sz="4" w:color="D9E1E8"/>
+              <w:left w:val="nil"/>
+              <w:right w:val="nil"/>
+              <w:top w:val="nil"/>
               <w:bottom w:val="single" w:sz="4" w:color="D9E1E8"/>
             </w:tcBorders>
           </w:tcPr>
@@ -18843,9 +18843,9 @@
         <w:tc>
           <w:tcPr>
             <w:tcBorders>
-              <w:left w:val="single" w:sz="4" w:color="D9E1E8"/>
-              <w:right w:val="single" w:sz="4" w:color="D9E1E8"/>
-              <w:top w:val="single" w:sz="4" w:color="D9E1E8"/>
+              <w:left w:val="nil"/>
+              <w:right w:val="nil"/>
+              <w:top w:val="nil"/>
               <w:bottom w:val="single" w:sz="4" w:color="D9E1E8"/>
             </w:tcBorders>
           </w:tcPr>
@@ -18870,9 +18870,9 @@
         <w:tc>
           <w:tcPr>
             <w:tcBorders>
-              <w:left w:val="single" w:sz="4" w:color="D9E1E8"/>
-              <w:right w:val="single" w:sz="4" w:color="D9E1E8"/>
-              <w:top w:val="single" w:sz="4" w:color="D9E1E8"/>
+              <w:left w:val="nil"/>
+              <w:right w:val="nil"/>
+              <w:top w:val="nil"/>
               <w:bottom w:val="single" w:sz="4" w:color="D9E1E8"/>
             </w:tcBorders>
           </w:tcPr>
@@ -18897,9 +18897,9 @@
         <w:tc>
           <w:tcPr>
             <w:tcBorders>
-              <w:left w:val="single" w:sz="4" w:color="D9E1E8"/>
-              <w:right w:val="single" w:sz="4" w:color="D9E1E8"/>
-              <w:top w:val="single" w:sz="4" w:color="D9E1E8"/>
+              <w:left w:val="nil"/>
+              <w:right w:val="nil"/>
+              <w:top w:val="nil"/>
               <w:bottom w:val="single" w:sz="4" w:color="D9E1E8"/>
             </w:tcBorders>
           </w:tcPr>
@@ -18924,9 +18924,9 @@
         <w:tc>
           <w:tcPr>
             <w:tcBorders>
-              <w:left w:val="single" w:sz="4" w:color="D9E1E8"/>
-              <w:right w:val="single" w:sz="4" w:color="D9E1E8"/>
-              <w:top w:val="single" w:sz="4" w:color="D9E1E8"/>
+              <w:left w:val="nil"/>
+              <w:right w:val="nil"/>
+              <w:top w:val="nil"/>
               <w:bottom w:val="single" w:sz="4" w:color="D9E1E8"/>
             </w:tcBorders>
           </w:tcPr>
@@ -18951,9 +18951,9 @@
         <w:tc>
           <w:tcPr>
             <w:tcBorders>
-              <w:left w:val="single" w:sz="4" w:color="D9E1E8"/>
-              <w:right w:val="single" w:sz="4" w:color="D9E1E8"/>
-              <w:top w:val="single" w:sz="4" w:color="D9E1E8"/>
+              <w:left w:val="nil"/>
+              <w:right w:val="nil"/>
+              <w:top w:val="nil"/>
               <w:bottom w:val="single" w:sz="4" w:color="D9E1E8"/>
             </w:tcBorders>
           </w:tcPr>
@@ -18978,9 +18978,9 @@
         <w:tc>
           <w:tcPr>
             <w:tcBorders>
-              <w:left w:val="single" w:sz="4" w:color="D9E1E8"/>
-              <w:right w:val="single" w:sz="4" w:color="D9E1E8"/>
-              <w:top w:val="single" w:sz="4" w:color="D9E1E8"/>
+              <w:left w:val="nil"/>
+              <w:right w:val="nil"/>
+              <w:top w:val="nil"/>
               <w:bottom w:val="single" w:sz="4" w:color="D9E1E8"/>
             </w:tcBorders>
           </w:tcPr>
@@ -19007,9 +19007,9 @@
         <w:tc>
           <w:tcPr>
             <w:tcBorders>
-              <w:left w:val="single" w:sz="4" w:color="D9E1E8"/>
-              <w:right w:val="single" w:sz="4" w:color="D9E1E8"/>
-              <w:top w:val="single" w:sz="4" w:color="D9E1E8"/>
+              <w:left w:val="nil"/>
+              <w:right w:val="nil"/>
+              <w:top w:val="nil"/>
               <w:bottom w:val="single" w:sz="4" w:color="D9E1E8"/>
             </w:tcBorders>
           </w:tcPr>
@@ -19034,9 +19034,9 @@
         <w:tc>
           <w:tcPr>
             <w:tcBorders>
-              <w:left w:val="single" w:sz="4" w:color="D9E1E8"/>
-              <w:right w:val="single" w:sz="4" w:color="D9E1E8"/>
-              <w:top w:val="single" w:sz="4" w:color="D9E1E8"/>
+              <w:left w:val="nil"/>
+              <w:right w:val="nil"/>
+              <w:top w:val="nil"/>
               <w:bottom w:val="single" w:sz="4" w:color="D9E1E8"/>
             </w:tcBorders>
           </w:tcPr>
@@ -19061,9 +19061,9 @@
         <w:tc>
           <w:tcPr>
             <w:tcBorders>
-              <w:left w:val="single" w:sz="4" w:color="D9E1E8"/>
-              <w:right w:val="single" w:sz="4" w:color="D9E1E8"/>
-              <w:top w:val="single" w:sz="4" w:color="D9E1E8"/>
+              <w:left w:val="nil"/>
+              <w:right w:val="nil"/>
+              <w:top w:val="nil"/>
               <w:bottom w:val="single" w:sz="4" w:color="D9E1E8"/>
             </w:tcBorders>
           </w:tcPr>
@@ -19088,9 +19088,9 @@
         <w:tc>
           <w:tcPr>
             <w:tcBorders>
-              <w:left w:val="single" w:sz="4" w:color="D9E1E8"/>
-              <w:right w:val="single" w:sz="4" w:color="D9E1E8"/>
-              <w:top w:val="single" w:sz="4" w:color="D9E1E8"/>
+              <w:left w:val="nil"/>
+              <w:right w:val="nil"/>
+              <w:top w:val="nil"/>
               <w:bottom w:val="single" w:sz="4" w:color="D9E1E8"/>
             </w:tcBorders>
           </w:tcPr>
@@ -19115,9 +19115,9 @@
         <w:tc>
           <w:tcPr>
             <w:tcBorders>
-              <w:left w:val="single" w:sz="4" w:color="D9E1E8"/>
-              <w:right w:val="single" w:sz="4" w:color="D9E1E8"/>
-              <w:top w:val="single" w:sz="4" w:color="D9E1E8"/>
+              <w:left w:val="nil"/>
+              <w:right w:val="nil"/>
+              <w:top w:val="nil"/>
               <w:bottom w:val="single" w:sz="4" w:color="D9E1E8"/>
             </w:tcBorders>
           </w:tcPr>
@@ -19142,9 +19142,9 @@
         <w:tc>
           <w:tcPr>
             <w:tcBorders>
-              <w:left w:val="single" w:sz="4" w:color="D9E1E8"/>
-              <w:right w:val="single" w:sz="4" w:color="D9E1E8"/>
-              <w:top w:val="single" w:sz="4" w:color="D9E1E8"/>
+              <w:left w:val="nil"/>
+              <w:right w:val="nil"/>
+              <w:top w:val="nil"/>
               <w:bottom w:val="single" w:sz="4" w:color="D9E1E8"/>
             </w:tcBorders>
           </w:tcPr>
@@ -19169,9 +19169,9 @@
         <w:tc>
           <w:tcPr>
             <w:tcBorders>
-              <w:left w:val="single" w:sz="4" w:color="D9E1E8"/>
-              <w:right w:val="single" w:sz="4" w:color="D9E1E8"/>
-              <w:top w:val="single" w:sz="4" w:color="D9E1E8"/>
+              <w:left w:val="nil"/>
+              <w:right w:val="nil"/>
+              <w:top w:val="nil"/>
               <w:bottom w:val="single" w:sz="4" w:color="D9E1E8"/>
             </w:tcBorders>
           </w:tcPr>
@@ -19196,9 +19196,9 @@
         <w:tc>
           <w:tcPr>
             <w:tcBorders>
-              <w:left w:val="single" w:sz="4" w:color="D9E1E8"/>
-              <w:right w:val="single" w:sz="4" w:color="D9E1E8"/>
-              <w:top w:val="single" w:sz="4" w:color="D9E1E8"/>
+              <w:left w:val="nil"/>
+              <w:right w:val="nil"/>
+              <w:top w:val="nil"/>
               <w:bottom w:val="single" w:sz="4" w:color="D9E1E8"/>
             </w:tcBorders>
           </w:tcPr>
@@ -19223,9 +19223,9 @@
         <w:tc>
           <w:tcPr>
             <w:tcBorders>
-              <w:left w:val="single" w:sz="4" w:color="D9E1E8"/>
-              <w:right w:val="single" w:sz="4" w:color="D9E1E8"/>
-              <w:top w:val="single" w:sz="4" w:color="D9E1E8"/>
+              <w:left w:val="nil"/>
+              <w:right w:val="nil"/>
+              <w:top w:val="nil"/>
               <w:bottom w:val="single" w:sz="4" w:color="D9E1E8"/>
             </w:tcBorders>
           </w:tcPr>
@@ -19252,9 +19252,9 @@
         <w:tc>
           <w:tcPr>
             <w:tcBorders>
-              <w:left w:val="single" w:sz="4" w:color="D9E1E8"/>
-              <w:right w:val="single" w:sz="4" w:color="D9E1E8"/>
-              <w:top w:val="single" w:sz="4" w:color="D9E1E8"/>
+              <w:left w:val="nil"/>
+              <w:right w:val="nil"/>
+              <w:top w:val="nil"/>
               <w:bottom w:val="single" w:sz="4" w:color="D9E1E8"/>
             </w:tcBorders>
           </w:tcPr>
@@ -19279,9 +19279,9 @@
         <w:tc>
           <w:tcPr>
             <w:tcBorders>
-              <w:left w:val="single" w:sz="4" w:color="D9E1E8"/>
-              <w:right w:val="single" w:sz="4" w:color="D9E1E8"/>
-              <w:top w:val="single" w:sz="4" w:color="D9E1E8"/>
+              <w:left w:val="nil"/>
+              <w:right w:val="nil"/>
+              <w:top w:val="nil"/>
               <w:bottom w:val="single" w:sz="4" w:color="D9E1E8"/>
             </w:tcBorders>
           </w:tcPr>
@@ -19306,9 +19306,9 @@
         <w:tc>
           <w:tcPr>
             <w:tcBorders>
-              <w:left w:val="single" w:sz="4" w:color="D9E1E8"/>
-              <w:right w:val="single" w:sz="4" w:color="D9E1E8"/>
-              <w:top w:val="single" w:sz="4" w:color="D9E1E8"/>
+              <w:left w:val="nil"/>
+              <w:right w:val="nil"/>
+              <w:top w:val="nil"/>
               <w:bottom w:val="single" w:sz="4" w:color="D9E1E8"/>
             </w:tcBorders>
           </w:tcPr>
@@ -19333,9 +19333,9 @@
         <w:tc>
           <w:tcPr>
             <w:tcBorders>
-              <w:left w:val="single" w:sz="4" w:color="D9E1E8"/>
-              <w:right w:val="single" w:sz="4" w:color="D9E1E8"/>
-              <w:top w:val="single" w:sz="4" w:color="D9E1E8"/>
+              <w:left w:val="nil"/>
+              <w:right w:val="nil"/>
+              <w:top w:val="nil"/>
               <w:bottom w:val="single" w:sz="4" w:color="D9E1E8"/>
             </w:tcBorders>
           </w:tcPr>
@@ -19360,9 +19360,9 @@
         <w:tc>
           <w:tcPr>
             <w:tcBorders>
-              <w:left w:val="single" w:sz="4" w:color="D9E1E8"/>
-              <w:right w:val="single" w:sz="4" w:color="D9E1E8"/>
-              <w:top w:val="single" w:sz="4" w:color="D9E1E8"/>
+              <w:left w:val="nil"/>
+              <w:right w:val="nil"/>
+              <w:top w:val="nil"/>
               <w:bottom w:val="single" w:sz="4" w:color="D9E1E8"/>
             </w:tcBorders>
           </w:tcPr>
@@ -19387,9 +19387,9 @@
         <w:tc>
           <w:tcPr>
             <w:tcBorders>
-              <w:left w:val="single" w:sz="4" w:color="D9E1E8"/>
-              <w:right w:val="single" w:sz="4" w:color="D9E1E8"/>
-              <w:top w:val="single" w:sz="4" w:color="D9E1E8"/>
+              <w:left w:val="nil"/>
+              <w:right w:val="nil"/>
+              <w:top w:val="nil"/>
               <w:bottom w:val="single" w:sz="4" w:color="D9E1E8"/>
             </w:tcBorders>
           </w:tcPr>
@@ -19414,9 +19414,9 @@
         <w:tc>
           <w:tcPr>
             <w:tcBorders>
-              <w:left w:val="single" w:sz="4" w:color="D9E1E8"/>
-              <w:right w:val="single" w:sz="4" w:color="D9E1E8"/>
-              <w:top w:val="single" w:sz="4" w:color="D9E1E8"/>
+              <w:left w:val="nil"/>
+              <w:right w:val="nil"/>
+              <w:top w:val="nil"/>
               <w:bottom w:val="single" w:sz="4" w:color="D9E1E8"/>
             </w:tcBorders>
           </w:tcPr>
@@ -19441,9 +19441,9 @@
         <w:tc>
           <w:tcPr>
             <w:tcBorders>
-              <w:left w:val="single" w:sz="4" w:color="D9E1E8"/>
-              <w:right w:val="single" w:sz="4" w:color="D9E1E8"/>
-              <w:top w:val="single" w:sz="4" w:color="D9E1E8"/>
+              <w:left w:val="nil"/>
+              <w:right w:val="nil"/>
+              <w:top w:val="nil"/>
               <w:bottom w:val="single" w:sz="4" w:color="D9E1E8"/>
             </w:tcBorders>
           </w:tcPr>
@@ -19468,9 +19468,9 @@
         <w:tc>
           <w:tcPr>
             <w:tcBorders>
-              <w:left w:val="single" w:sz="4" w:color="D9E1E8"/>
-              <w:right w:val="single" w:sz="4" w:color="D9E1E8"/>
-              <w:top w:val="single" w:sz="4" w:color="D9E1E8"/>
+              <w:left w:val="nil"/>
+              <w:right w:val="nil"/>
+              <w:top w:val="nil"/>
               <w:bottom w:val="single" w:sz="4" w:color="D9E1E8"/>
             </w:tcBorders>
           </w:tcPr>
@@ -19497,9 +19497,9 @@
         <w:tc>
           <w:tcPr>
             <w:tcBorders>
-              <w:left w:val="single" w:sz="4" w:color="D9E1E8"/>
-              <w:right w:val="single" w:sz="4" w:color="D9E1E8"/>
-              <w:top w:val="single" w:sz="4" w:color="D9E1E8"/>
+              <w:left w:val="nil"/>
+              <w:right w:val="nil"/>
+              <w:top w:val="nil"/>
               <w:bottom w:val="single" w:sz="4" w:color="D9E1E8"/>
             </w:tcBorders>
           </w:tcPr>
@@ -19524,9 +19524,9 @@
         <w:tc>
           <w:tcPr>
             <w:tcBorders>
-              <w:left w:val="single" w:sz="4" w:color="D9E1E8"/>
-              <w:right w:val="single" w:sz="4" w:color="D9E1E8"/>
-              <w:top w:val="single" w:sz="4" w:color="D9E1E8"/>
+              <w:left w:val="nil"/>
+              <w:right w:val="nil"/>
+              <w:top w:val="nil"/>
               <w:bottom w:val="single" w:sz="4" w:color="D9E1E8"/>
             </w:tcBorders>
           </w:tcPr>
@@ -19551,9 +19551,9 @@
         <w:tc>
           <w:tcPr>
             <w:tcBorders>
-              <w:left w:val="single" w:sz="4" w:color="D9E1E8"/>
-              <w:right w:val="single" w:sz="4" w:color="D9E1E8"/>
-              <w:top w:val="single" w:sz="4" w:color="D9E1E8"/>
+              <w:left w:val="nil"/>
+              <w:right w:val="nil"/>
+              <w:top w:val="nil"/>
               <w:bottom w:val="single" w:sz="4" w:color="D9E1E8"/>
             </w:tcBorders>
           </w:tcPr>
@@ -19578,9 +19578,9 @@
         <w:tc>
           <w:tcPr>
             <w:tcBorders>
-              <w:left w:val="single" w:sz="4" w:color="D9E1E8"/>
-              <w:right w:val="single" w:sz="4" w:color="D9E1E8"/>
-              <w:top w:val="single" w:sz="4" w:color="D9E1E8"/>
+              <w:left w:val="nil"/>
+              <w:right w:val="nil"/>
+              <w:top w:val="nil"/>
               <w:bottom w:val="single" w:sz="4" w:color="D9E1E8"/>
             </w:tcBorders>
           </w:tcPr>
@@ -19605,9 +19605,9 @@
         <w:tc>
           <w:tcPr>
             <w:tcBorders>
-              <w:left w:val="single" w:sz="4" w:color="D9E1E8"/>
-              <w:right w:val="single" w:sz="4" w:color="D9E1E8"/>
-              <w:top w:val="single" w:sz="4" w:color="D9E1E8"/>
+              <w:left w:val="nil"/>
+              <w:right w:val="nil"/>
+              <w:top w:val="nil"/>
               <w:bottom w:val="single" w:sz="4" w:color="D9E1E8"/>
             </w:tcBorders>
           </w:tcPr>
@@ -19632,9 +19632,9 @@
         <w:tc>
           <w:tcPr>
             <w:tcBorders>
-              <w:left w:val="single" w:sz="4" w:color="D9E1E8"/>
-              <w:right w:val="single" w:sz="4" w:color="D9E1E8"/>
-              <w:top w:val="single" w:sz="4" w:color="D9E1E8"/>
+              <w:left w:val="nil"/>
+              <w:right w:val="nil"/>
+              <w:top w:val="nil"/>
               <w:bottom w:val="single" w:sz="4" w:color="D9E1E8"/>
             </w:tcBorders>
           </w:tcPr>
@@ -19659,9 +19659,9 @@
         <w:tc>
           <w:tcPr>
             <w:tcBorders>
-              <w:left w:val="single" w:sz="4" w:color="D9E1E8"/>
-              <w:right w:val="single" w:sz="4" w:color="D9E1E8"/>
-              <w:top w:val="single" w:sz="4" w:color="D9E1E8"/>
+              <w:left w:val="nil"/>
+              <w:right w:val="nil"/>
+              <w:top w:val="nil"/>
               <w:bottom w:val="single" w:sz="4" w:color="D9E1E8"/>
             </w:tcBorders>
           </w:tcPr>
@@ -19686,9 +19686,9 @@
         <w:tc>
           <w:tcPr>
             <w:tcBorders>
-              <w:left w:val="single" w:sz="4" w:color="D9E1E8"/>
-              <w:right w:val="single" w:sz="4" w:color="D9E1E8"/>
-              <w:top w:val="single" w:sz="4" w:color="D9E1E8"/>
+              <w:left w:val="nil"/>
+              <w:right w:val="nil"/>
+              <w:top w:val="nil"/>
               <w:bottom w:val="single" w:sz="4" w:color="D9E1E8"/>
             </w:tcBorders>
           </w:tcPr>
@@ -19734,9 +19734,9 @@
         <w:tc>
           <w:tcPr>
             <w:tcBorders>
-              <w:left w:val="single" w:sz="4" w:color="D9E1E8"/>
-              <w:right w:val="single" w:sz="4" w:color="D9E1E8"/>
-              <w:top w:val="single" w:sz="4" w:color="D9E1E8"/>
+              <w:left w:val="nil"/>
+              <w:right w:val="nil"/>
+              <w:top w:val="nil"/>
               <w:bottom w:val="single" w:sz="4" w:color="D9E1E8"/>
             </w:tcBorders>
           </w:tcPr>
@@ -19763,9 +19763,9 @@
         <w:tc>
           <w:tcPr>
             <w:tcBorders>
-              <w:left w:val="single" w:sz="4" w:color="D9E1E8"/>
-              <w:right w:val="single" w:sz="4" w:color="D9E1E8"/>
-              <w:top w:val="single" w:sz="4" w:color="D9E1E8"/>
+              <w:left w:val="nil"/>
+              <w:right w:val="nil"/>
+              <w:top w:val="nil"/>
               <w:bottom w:val="nil"/>
             </w:tcBorders>
           </w:tcPr>
@@ -19790,9 +19790,9 @@
         <w:tc>
           <w:tcPr>
             <w:tcBorders>
-              <w:left w:val="single" w:sz="4" w:color="D9E1E8"/>
-              <w:right w:val="single" w:sz="4" w:color="D9E1E8"/>
-              <w:top w:val="single" w:sz="4" w:color="D9E1E8"/>
+              <w:left w:val="nil"/>
+              <w:right w:val="nil"/>
+              <w:top w:val="nil"/>
               <w:bottom w:val="nil"/>
             </w:tcBorders>
           </w:tcPr>
@@ -19817,9 +19817,9 @@
         <w:tc>
           <w:tcPr>
             <w:tcBorders>
-              <w:left w:val="single" w:sz="4" w:color="D9E1E8"/>
-              <w:right w:val="single" w:sz="4" w:color="D9E1E8"/>
-              <w:top w:val="single" w:sz="4" w:color="D9E1E8"/>
+              <w:left w:val="nil"/>
+              <w:right w:val="nil"/>
+              <w:top w:val="nil"/>
               <w:bottom w:val="nil"/>
             </w:tcBorders>
           </w:tcPr>
@@ -19844,9 +19844,9 @@
         <w:tc>
           <w:tcPr>
             <w:tcBorders>
-              <w:left w:val="single" w:sz="4" w:color="D9E1E8"/>
-              <w:right w:val="single" w:sz="4" w:color="D9E1E8"/>
-              <w:top w:val="single" w:sz="4" w:color="D9E1E8"/>
+              <w:left w:val="nil"/>
+              <w:right w:val="nil"/>
+              <w:top w:val="nil"/>
               <w:bottom w:val="nil"/>
             </w:tcBorders>
           </w:tcPr>
@@ -19871,9 +19871,9 @@
         <w:tc>
           <w:tcPr>
             <w:tcBorders>
-              <w:left w:val="single" w:sz="4" w:color="D9E1E8"/>
-              <w:right w:val="single" w:sz="4" w:color="D9E1E8"/>
-              <w:top w:val="single" w:sz="4" w:color="D9E1E8"/>
+              <w:left w:val="nil"/>
+              <w:right w:val="nil"/>
+              <w:top w:val="nil"/>
               <w:bottom w:val="nil"/>
             </w:tcBorders>
           </w:tcPr>
@@ -19898,9 +19898,9 @@
         <w:tc>
           <w:tcPr>
             <w:tcBorders>
-              <w:left w:val="single" w:sz="4" w:color="D9E1E8"/>
-              <w:right w:val="single" w:sz="4" w:color="D9E1E8"/>
-              <w:top w:val="single" w:sz="4" w:color="D9E1E8"/>
+              <w:left w:val="nil"/>
+              <w:right w:val="nil"/>
+              <w:top w:val="nil"/>
               <w:bottom w:val="nil"/>
             </w:tcBorders>
           </w:tcPr>
@@ -19925,9 +19925,9 @@
         <w:tc>
           <w:tcPr>
             <w:tcBorders>
-              <w:left w:val="single" w:sz="4" w:color="D9E1E8"/>
-              <w:right w:val="single" w:sz="4" w:color="D9E1E8"/>
-              <w:top w:val="single" w:sz="4" w:color="D9E1E8"/>
+              <w:left w:val="nil"/>
+              <w:right w:val="nil"/>
+              <w:top w:val="nil"/>
               <w:bottom w:val="nil"/>
             </w:tcBorders>
           </w:tcPr>
@@ -19952,9 +19952,9 @@
         <w:tc>
           <w:tcPr>
             <w:tcBorders>
-              <w:left w:val="single" w:sz="4" w:color="D9E1E8"/>
-              <w:right w:val="single" w:sz="4" w:color="D9E1E8"/>
-              <w:top w:val="single" w:sz="4" w:color="D9E1E8"/>
+              <w:left w:val="nil"/>
+              <w:right w:val="nil"/>
+              <w:top w:val="nil"/>
               <w:bottom w:val="nil"/>
             </w:tcBorders>
           </w:tcPr>
@@ -19979,9 +19979,9 @@
         <w:tc>
           <w:tcPr>
             <w:tcBorders>
-              <w:left w:val="single" w:sz="4" w:color="D9E1E8"/>
-              <w:right w:val="single" w:sz="4" w:color="D9E1E8"/>
-              <w:top w:val="single" w:sz="4" w:color="D9E1E8"/>
+              <w:left w:val="nil"/>
+              <w:right w:val="nil"/>
+              <w:top w:val="nil"/>
               <w:bottom w:val="nil"/>
             </w:tcBorders>
           </w:tcPr>
@@ -20252,9 +20252,9 @@
           <w:tcPr>
             <w:shd w:fill="EEF3F7"/>
             <w:tcBorders>
-              <w:left w:val="single" w:sz="4" w:color="D9E1E8"/>
-              <w:right w:val="single" w:sz="4" w:color="D9E1E8"/>
-              <w:top w:val="single" w:sz="4" w:color="D9E1E8"/>
+              <w:left w:val="nil"/>
+              <w:right w:val="nil"/>
+              <w:top w:val="nil"/>
               <w:bottom w:val="single" w:sz="8" w:color="9FB0C2"/>
             </w:tcBorders>
           </w:tcPr>
@@ -20281,9 +20281,9 @@
           <w:tcPr>
             <w:shd w:fill="EEF3F7"/>
             <w:tcBorders>
-              <w:left w:val="single" w:sz="4" w:color="D9E1E8"/>
-              <w:right w:val="single" w:sz="4" w:color="D9E1E8"/>
-              <w:top w:val="single" w:sz="4" w:color="D9E1E8"/>
+              <w:left w:val="nil"/>
+              <w:right w:val="nil"/>
+              <w:top w:val="nil"/>
               <w:bottom w:val="single" w:sz="8" w:color="9FB0C2"/>
             </w:tcBorders>
           </w:tcPr>
@@ -20310,9 +20310,9 @@
           <w:tcPr>
             <w:shd w:fill="EEF3F7"/>
             <w:tcBorders>
-              <w:left w:val="single" w:sz="4" w:color="D9E1E8"/>
-              <w:right w:val="single" w:sz="4" w:color="D9E1E8"/>
-              <w:top w:val="single" w:sz="4" w:color="D9E1E8"/>
+              <w:left w:val="nil"/>
+              <w:right w:val="nil"/>
+              <w:top w:val="nil"/>
               <w:bottom w:val="single" w:sz="8" w:color="9FB0C2"/>
             </w:tcBorders>
           </w:tcPr>
@@ -20339,9 +20339,9 @@
           <w:tcPr>
             <w:shd w:fill="EEF3F7"/>
             <w:tcBorders>
-              <w:left w:val="single" w:sz="4" w:color="D9E1E8"/>
-              <w:right w:val="single" w:sz="4" w:color="D9E1E8"/>
-              <w:top w:val="single" w:sz="4" w:color="D9E1E8"/>
+              <w:left w:val="nil"/>
+              <w:right w:val="nil"/>
+              <w:top w:val="nil"/>
               <w:bottom w:val="single" w:sz="8" w:color="9FB0C2"/>
             </w:tcBorders>
           </w:tcPr>
@@ -20368,9 +20368,9 @@
           <w:tcPr>
             <w:shd w:fill="EEF3F7"/>
             <w:tcBorders>
-              <w:left w:val="single" w:sz="4" w:color="D9E1E8"/>
-              <w:right w:val="single" w:sz="4" w:color="D9E1E8"/>
-              <w:top w:val="single" w:sz="4" w:color="D9E1E8"/>
+              <w:left w:val="nil"/>
+              <w:right w:val="nil"/>
+              <w:top w:val="nil"/>
               <w:bottom w:val="single" w:sz="8" w:color="9FB0C2"/>
             </w:tcBorders>
           </w:tcPr>
@@ -20416,9 +20416,9 @@
           <w:tcPr>
             <w:shd w:fill="EEF3F7"/>
             <w:tcBorders>
-              <w:left w:val="single" w:sz="4" w:color="D9E1E8"/>
-              <w:right w:val="single" w:sz="4" w:color="D9E1E8"/>
-              <w:top w:val="single" w:sz="4" w:color="D9E1E8"/>
+              <w:left w:val="nil"/>
+              <w:right w:val="nil"/>
+              <w:top w:val="nil"/>
               <w:bottom w:val="single" w:sz="8" w:color="9FB0C2"/>
             </w:tcBorders>
           </w:tcPr>
@@ -20464,9 +20464,9 @@
           <w:tcPr>
             <w:shd w:fill="EEF3F7"/>
             <w:tcBorders>
-              <w:left w:val="single" w:sz="4" w:color="D9E1E8"/>
-              <w:right w:val="single" w:sz="4" w:color="D9E1E8"/>
-              <w:top w:val="single" w:sz="4" w:color="D9E1E8"/>
+              <w:left w:val="nil"/>
+              <w:right w:val="nil"/>
+              <w:top w:val="nil"/>
               <w:bottom w:val="single" w:sz="8" w:color="9FB0C2"/>
             </w:tcBorders>
           </w:tcPr>
@@ -20494,9 +20494,9 @@
         <w:tc>
           <w:tcPr>
             <w:tcBorders>
-              <w:left w:val="single" w:sz="4" w:color="D9E1E8"/>
-              <w:right w:val="single" w:sz="4" w:color="D9E1E8"/>
-              <w:top w:val="single" w:sz="4" w:color="D9E1E8"/>
+              <w:left w:val="nil"/>
+              <w:right w:val="nil"/>
+              <w:top w:val="nil"/>
               <w:bottom w:val="single" w:sz="4" w:color="D9E1E8"/>
             </w:tcBorders>
           </w:tcPr>
@@ -20521,9 +20521,9 @@
         <w:tc>
           <w:tcPr>
             <w:tcBorders>
-              <w:left w:val="single" w:sz="4" w:color="D9E1E8"/>
-              <w:right w:val="single" w:sz="4" w:color="D9E1E8"/>
-              <w:top w:val="single" w:sz="4" w:color="D9E1E8"/>
+              <w:left w:val="nil"/>
+              <w:right w:val="nil"/>
+              <w:top w:val="nil"/>
               <w:bottom w:val="single" w:sz="4" w:color="D9E1E8"/>
             </w:tcBorders>
           </w:tcPr>
@@ -20548,9 +20548,9 @@
         <w:tc>
           <w:tcPr>
             <w:tcBorders>
-              <w:left w:val="single" w:sz="4" w:color="D9E1E8"/>
-              <w:right w:val="single" w:sz="4" w:color="D9E1E8"/>
-              <w:top w:val="single" w:sz="4" w:color="D9E1E8"/>
+              <w:left w:val="nil"/>
+              <w:right w:val="nil"/>
+              <w:top w:val="nil"/>
               <w:bottom w:val="single" w:sz="4" w:color="D9E1E8"/>
             </w:tcBorders>
           </w:tcPr>
@@ -20575,9 +20575,9 @@
         <w:tc>
           <w:tcPr>
             <w:tcBorders>
-              <w:left w:val="single" w:sz="4" w:color="D9E1E8"/>
-              <w:right w:val="single" w:sz="4" w:color="D9E1E8"/>
-              <w:top w:val="single" w:sz="4" w:color="D9E1E8"/>
+              <w:left w:val="nil"/>
+              <w:right w:val="nil"/>
+              <w:top w:val="nil"/>
               <w:bottom w:val="single" w:sz="4" w:color="D9E1E8"/>
             </w:tcBorders>
           </w:tcPr>
@@ -20602,9 +20602,9 @@
         <w:tc>
           <w:tcPr>
             <w:tcBorders>
-              <w:left w:val="single" w:sz="4" w:color="D9E1E8"/>
-              <w:right w:val="single" w:sz="4" w:color="D9E1E8"/>
-              <w:top w:val="single" w:sz="4" w:color="D9E1E8"/>
+              <w:left w:val="nil"/>
+              <w:right w:val="nil"/>
+              <w:top w:val="nil"/>
               <w:bottom w:val="single" w:sz="4" w:color="D9E1E8"/>
             </w:tcBorders>
           </w:tcPr>
@@ -20629,9 +20629,9 @@
         <w:tc>
           <w:tcPr>
             <w:tcBorders>
-              <w:left w:val="single" w:sz="4" w:color="D9E1E8"/>
-              <w:right w:val="single" w:sz="4" w:color="D9E1E8"/>
-              <w:top w:val="single" w:sz="4" w:color="D9E1E8"/>
+              <w:left w:val="nil"/>
+              <w:right w:val="nil"/>
+              <w:top w:val="nil"/>
               <w:bottom w:val="single" w:sz="4" w:color="D9E1E8"/>
             </w:tcBorders>
           </w:tcPr>
@@ -20656,9 +20656,9 @@
         <w:tc>
           <w:tcPr>
             <w:tcBorders>
-              <w:left w:val="single" w:sz="4" w:color="D9E1E8"/>
-              <w:right w:val="single" w:sz="4" w:color="D9E1E8"/>
-              <w:top w:val="single" w:sz="4" w:color="D9E1E8"/>
+              <w:left w:val="nil"/>
+              <w:right w:val="nil"/>
+              <w:top w:val="nil"/>
               <w:bottom w:val="single" w:sz="4" w:color="D9E1E8"/>
             </w:tcBorders>
           </w:tcPr>
@@ -20685,9 +20685,9 @@
         <w:tc>
           <w:tcPr>
             <w:tcBorders>
-              <w:left w:val="single" w:sz="4" w:color="D9E1E8"/>
-              <w:right w:val="single" w:sz="4" w:color="D9E1E8"/>
-              <w:top w:val="single" w:sz="4" w:color="D9E1E8"/>
+              <w:left w:val="nil"/>
+              <w:right w:val="nil"/>
+              <w:top w:val="nil"/>
               <w:bottom w:val="nil"/>
             </w:tcBorders>
           </w:tcPr>
@@ -20712,9 +20712,9 @@
         <w:tc>
           <w:tcPr>
             <w:tcBorders>
-              <w:left w:val="single" w:sz="4" w:color="D9E1E8"/>
-              <w:right w:val="single" w:sz="4" w:color="D9E1E8"/>
-              <w:top w:val="single" w:sz="4" w:color="D9E1E8"/>
+              <w:left w:val="nil"/>
+              <w:right w:val="nil"/>
+              <w:top w:val="nil"/>
               <w:bottom w:val="nil"/>
             </w:tcBorders>
           </w:tcPr>
@@ -20739,9 +20739,9 @@
         <w:tc>
           <w:tcPr>
             <w:tcBorders>
-              <w:left w:val="single" w:sz="4" w:color="D9E1E8"/>
-              <w:right w:val="single" w:sz="4" w:color="D9E1E8"/>
-              <w:top w:val="single" w:sz="4" w:color="D9E1E8"/>
+              <w:left w:val="nil"/>
+              <w:right w:val="nil"/>
+              <w:top w:val="nil"/>
               <w:bottom w:val="nil"/>
             </w:tcBorders>
           </w:tcPr>
@@ -20768,9 +20768,9 @@
         <w:tc>
           <w:tcPr>
             <w:tcBorders>
-              <w:left w:val="single" w:sz="4" w:color="D9E1E8"/>
-              <w:right w:val="single" w:sz="4" w:color="D9E1E8"/>
-              <w:top w:val="single" w:sz="4" w:color="D9E1E8"/>
+              <w:left w:val="nil"/>
+              <w:right w:val="nil"/>
+              <w:top w:val="nil"/>
               <w:bottom w:val="nil"/>
             </w:tcBorders>
           </w:tcPr>
@@ -20795,9 +20795,9 @@
         <w:tc>
           <w:tcPr>
             <w:tcBorders>
-              <w:left w:val="single" w:sz="4" w:color="D9E1E8"/>
-              <w:right w:val="single" w:sz="4" w:color="D9E1E8"/>
-              <w:top w:val="single" w:sz="4" w:color="D9E1E8"/>
+              <w:left w:val="nil"/>
+              <w:right w:val="nil"/>
+              <w:top w:val="nil"/>
               <w:bottom w:val="nil"/>
             </w:tcBorders>
           </w:tcPr>
@@ -20822,9 +20822,9 @@
         <w:tc>
           <w:tcPr>
             <w:tcBorders>
-              <w:left w:val="single" w:sz="4" w:color="D9E1E8"/>
-              <w:right w:val="single" w:sz="4" w:color="D9E1E8"/>
-              <w:top w:val="single" w:sz="4" w:color="D9E1E8"/>
+              <w:left w:val="nil"/>
+              <w:right w:val="nil"/>
+              <w:top w:val="nil"/>
               <w:bottom w:val="nil"/>
             </w:tcBorders>
           </w:tcPr>
@@ -20849,9 +20849,9 @@
         <w:tc>
           <w:tcPr>
             <w:tcBorders>
-              <w:left w:val="single" w:sz="4" w:color="D9E1E8"/>
-              <w:right w:val="single" w:sz="4" w:color="D9E1E8"/>
-              <w:top w:val="single" w:sz="4" w:color="D9E1E8"/>
+              <w:left w:val="nil"/>
+              <w:right w:val="nil"/>
+              <w:top w:val="nil"/>
               <w:bottom w:val="nil"/>
             </w:tcBorders>
           </w:tcPr>
@@ -20988,9 +20988,9 @@
           <w:tcPr>
             <w:shd w:fill="EEF3F7"/>
             <w:tcBorders>
-              <w:left w:val="single" w:sz="4" w:color="D9E1E8"/>
-              <w:right w:val="single" w:sz="4" w:color="D9E1E8"/>
-              <w:top w:val="single" w:sz="4" w:color="D9E1E8"/>
+              <w:left w:val="nil"/>
+              <w:right w:val="nil"/>
+              <w:top w:val="nil"/>
               <w:bottom w:val="single" w:sz="8" w:color="9FB0C2"/>
             </w:tcBorders>
           </w:tcPr>
@@ -21017,9 +21017,9 @@
           <w:tcPr>
             <w:shd w:fill="EEF3F7"/>
             <w:tcBorders>
-              <w:left w:val="single" w:sz="4" w:color="D9E1E8"/>
-              <w:right w:val="single" w:sz="4" w:color="D9E1E8"/>
-              <w:top w:val="single" w:sz="4" w:color="D9E1E8"/>
+              <w:left w:val="nil"/>
+              <w:right w:val="nil"/>
+              <w:top w:val="nil"/>
               <w:bottom w:val="single" w:sz="8" w:color="9FB0C2"/>
             </w:tcBorders>
           </w:tcPr>
@@ -21046,9 +21046,9 @@
           <w:tcPr>
             <w:shd w:fill="EEF3F7"/>
             <w:tcBorders>
-              <w:left w:val="single" w:sz="4" w:color="D9E1E8"/>
-              <w:right w:val="single" w:sz="4" w:color="D9E1E8"/>
-              <w:top w:val="single" w:sz="4" w:color="D9E1E8"/>
+              <w:left w:val="nil"/>
+              <w:right w:val="nil"/>
+              <w:top w:val="nil"/>
               <w:bottom w:val="single" w:sz="8" w:color="9FB0C2"/>
             </w:tcBorders>
           </w:tcPr>
@@ -21075,9 +21075,9 @@
           <w:tcPr>
             <w:shd w:fill="EEF3F7"/>
             <w:tcBorders>
-              <w:left w:val="single" w:sz="4" w:color="D9E1E8"/>
-              <w:right w:val="single" w:sz="4" w:color="D9E1E8"/>
-              <w:top w:val="single" w:sz="4" w:color="D9E1E8"/>
+              <w:left w:val="nil"/>
+              <w:right w:val="nil"/>
+              <w:top w:val="nil"/>
               <w:bottom w:val="single" w:sz="8" w:color="9FB0C2"/>
             </w:tcBorders>
           </w:tcPr>
@@ -21104,9 +21104,9 @@
           <w:tcPr>
             <w:shd w:fill="EEF3F7"/>
             <w:tcBorders>
-              <w:left w:val="single" w:sz="4" w:color="D9E1E8"/>
-              <w:right w:val="single" w:sz="4" w:color="D9E1E8"/>
-              <w:top w:val="single" w:sz="4" w:color="D9E1E8"/>
+              <w:left w:val="nil"/>
+              <w:right w:val="nil"/>
+              <w:top w:val="nil"/>
               <w:bottom w:val="single" w:sz="8" w:color="9FB0C2"/>
             </w:tcBorders>
           </w:tcPr>
@@ -21134,9 +21134,9 @@
         <w:tc>
           <w:tcPr>
             <w:tcBorders>
-              <w:left w:val="single" w:sz="4" w:color="D9E1E8"/>
-              <w:right w:val="single" w:sz="4" w:color="D9E1E8"/>
-              <w:top w:val="single" w:sz="4" w:color="D9E1E8"/>
+              <w:left w:val="nil"/>
+              <w:right w:val="nil"/>
+              <w:top w:val="nil"/>
               <w:bottom w:val="single" w:sz="4" w:color="D9E1E8"/>
             </w:tcBorders>
           </w:tcPr>
@@ -21161,9 +21161,9 @@
         <w:tc>
           <w:tcPr>
             <w:tcBorders>
-              <w:left w:val="single" w:sz="4" w:color="D9E1E8"/>
-              <w:right w:val="single" w:sz="4" w:color="D9E1E8"/>
-              <w:top w:val="single" w:sz="4" w:color="D9E1E8"/>
+              <w:left w:val="nil"/>
+              <w:right w:val="nil"/>
+              <w:top w:val="nil"/>
               <w:bottom w:val="single" w:sz="4" w:color="D9E1E8"/>
             </w:tcBorders>
           </w:tcPr>
@@ -21188,9 +21188,9 @@
         <w:tc>
           <w:tcPr>
             <w:tcBorders>
-              <w:left w:val="single" w:sz="4" w:color="D9E1E8"/>
-              <w:right w:val="single" w:sz="4" w:color="D9E1E8"/>
-              <w:top w:val="single" w:sz="4" w:color="D9E1E8"/>
+              <w:left w:val="nil"/>
+              <w:right w:val="nil"/>
+              <w:top w:val="nil"/>
               <w:bottom w:val="single" w:sz="4" w:color="D9E1E8"/>
             </w:tcBorders>
           </w:tcPr>
@@ -21217,9 +21217,9 @@
         <w:tc>
           <w:tcPr>
             <w:tcBorders>
-              <w:left w:val="single" w:sz="4" w:color="D9E1E8"/>
-              <w:right w:val="single" w:sz="4" w:color="D9E1E8"/>
-              <w:top w:val="single" w:sz="4" w:color="D9E1E8"/>
+              <w:left w:val="nil"/>
+              <w:right w:val="nil"/>
+              <w:top w:val="nil"/>
               <w:bottom w:val="single" w:sz="4" w:color="D9E1E8"/>
             </w:tcBorders>
           </w:tcPr>
@@ -21244,9 +21244,9 @@
         <w:tc>
           <w:tcPr>
             <w:tcBorders>
-              <w:left w:val="single" w:sz="4" w:color="D9E1E8"/>
-              <w:right w:val="single" w:sz="4" w:color="D9E1E8"/>
-              <w:top w:val="single" w:sz="4" w:color="D9E1E8"/>
+              <w:left w:val="nil"/>
+              <w:right w:val="nil"/>
+              <w:top w:val="nil"/>
               <w:bottom w:val="single" w:sz="4" w:color="D9E1E8"/>
             </w:tcBorders>
           </w:tcPr>
@@ -21273,9 +21273,9 @@
         <w:tc>
           <w:tcPr>
             <w:tcBorders>
-              <w:left w:val="single" w:sz="4" w:color="D9E1E8"/>
-              <w:right w:val="single" w:sz="4" w:color="D9E1E8"/>
-              <w:top w:val="single" w:sz="4" w:color="D9E1E8"/>
+              <w:left w:val="nil"/>
+              <w:right w:val="nil"/>
+              <w:top w:val="nil"/>
               <w:bottom w:val="single" w:sz="4" w:color="D9E1E8"/>
             </w:tcBorders>
           </w:tcPr>
@@ -21300,9 +21300,9 @@
         <w:tc>
           <w:tcPr>
             <w:tcBorders>
-              <w:left w:val="single" w:sz="4" w:color="D9E1E8"/>
-              <w:right w:val="single" w:sz="4" w:color="D9E1E8"/>
-              <w:top w:val="single" w:sz="4" w:color="D9E1E8"/>
+              <w:left w:val="nil"/>
+              <w:right w:val="nil"/>
+              <w:top w:val="nil"/>
               <w:bottom w:val="single" w:sz="4" w:color="D9E1E8"/>
             </w:tcBorders>
           </w:tcPr>
@@ -21327,9 +21327,9 @@
         <w:tc>
           <w:tcPr>
             <w:tcBorders>
-              <w:left w:val="single" w:sz="4" w:color="D9E1E8"/>
-              <w:right w:val="single" w:sz="4" w:color="D9E1E8"/>
-              <w:top w:val="single" w:sz="4" w:color="D9E1E8"/>
+              <w:left w:val="nil"/>
+              <w:right w:val="nil"/>
+              <w:top w:val="nil"/>
               <w:bottom w:val="single" w:sz="4" w:color="D9E1E8"/>
             </w:tcBorders>
           </w:tcPr>
@@ -21354,9 +21354,9 @@
         <w:tc>
           <w:tcPr>
             <w:tcBorders>
-              <w:left w:val="single" w:sz="4" w:color="D9E1E8"/>
-              <w:right w:val="single" w:sz="4" w:color="D9E1E8"/>
-              <w:top w:val="single" w:sz="4" w:color="D9E1E8"/>
+              <w:left w:val="nil"/>
+              <w:right w:val="nil"/>
+              <w:top w:val="nil"/>
               <w:bottom w:val="single" w:sz="4" w:color="D9E1E8"/>
             </w:tcBorders>
           </w:tcPr>
@@ -21381,9 +21381,9 @@
         <w:tc>
           <w:tcPr>
             <w:tcBorders>
-              <w:left w:val="single" w:sz="4" w:color="D9E1E8"/>
-              <w:right w:val="single" w:sz="4" w:color="D9E1E8"/>
-              <w:top w:val="single" w:sz="4" w:color="D9E1E8"/>
+              <w:left w:val="nil"/>
+              <w:right w:val="nil"/>
+              <w:top w:val="nil"/>
               <w:bottom w:val="single" w:sz="4" w:color="D9E1E8"/>
             </w:tcBorders>
           </w:tcPr>
@@ -21410,9 +21410,9 @@
         <w:tc>
           <w:tcPr>
             <w:tcBorders>
-              <w:left w:val="single" w:sz="4" w:color="D9E1E8"/>
-              <w:right w:val="single" w:sz="4" w:color="D9E1E8"/>
-              <w:top w:val="single" w:sz="4" w:color="D9E1E8"/>
+              <w:left w:val="nil"/>
+              <w:right w:val="nil"/>
+              <w:top w:val="nil"/>
               <w:bottom w:val="nil"/>
             </w:tcBorders>
           </w:tcPr>
@@ -21437,9 +21437,9 @@
         <w:tc>
           <w:tcPr>
             <w:tcBorders>
-              <w:left w:val="single" w:sz="4" w:color="D9E1E8"/>
-              <w:right w:val="single" w:sz="4" w:color="D9E1E8"/>
-              <w:top w:val="single" w:sz="4" w:color="D9E1E8"/>
+              <w:left w:val="nil"/>
+              <w:right w:val="nil"/>
+              <w:top w:val="nil"/>
               <w:bottom w:val="nil"/>
             </w:tcBorders>
           </w:tcPr>
@@ -21464,9 +21464,9 @@
         <w:tc>
           <w:tcPr>
             <w:tcBorders>
-              <w:left w:val="single" w:sz="4" w:color="D9E1E8"/>
-              <w:right w:val="single" w:sz="4" w:color="D9E1E8"/>
-              <w:top w:val="single" w:sz="4" w:color="D9E1E8"/>
+              <w:left w:val="nil"/>
+              <w:right w:val="nil"/>
+              <w:top w:val="nil"/>
               <w:bottom w:val="nil"/>
             </w:tcBorders>
           </w:tcPr>
@@ -21491,9 +21491,9 @@
         <w:tc>
           <w:tcPr>
             <w:tcBorders>
-              <w:left w:val="single" w:sz="4" w:color="D9E1E8"/>
-              <w:right w:val="single" w:sz="4" w:color="D9E1E8"/>
-              <w:top w:val="single" w:sz="4" w:color="D9E1E8"/>
+              <w:left w:val="nil"/>
+              <w:right w:val="nil"/>
+              <w:top w:val="nil"/>
               <w:bottom w:val="nil"/>
             </w:tcBorders>
           </w:tcPr>
@@ -21518,9 +21518,9 @@
         <w:tc>
           <w:tcPr>
             <w:tcBorders>
-              <w:left w:val="single" w:sz="4" w:color="D9E1E8"/>
-              <w:right w:val="single" w:sz="4" w:color="D9E1E8"/>
-              <w:top w:val="single" w:sz="4" w:color="D9E1E8"/>
+              <w:left w:val="nil"/>
+              <w:right w:val="nil"/>
+              <w:top w:val="nil"/>
               <w:bottom w:val="nil"/>
             </w:tcBorders>
           </w:tcPr>
@@ -21670,9 +21670,9 @@
           <w:tcPr>
             <w:shd w:fill="EEF3F7"/>
             <w:tcBorders>
-              <w:left w:val="single" w:sz="4" w:color="D9E1E8"/>
-              <w:right w:val="single" w:sz="4" w:color="D9E1E8"/>
-              <w:top w:val="single" w:sz="4" w:color="D9E1E8"/>
+              <w:left w:val="nil"/>
+              <w:right w:val="nil"/>
+              <w:top w:val="nil"/>
               <w:bottom w:val="single" w:sz="8" w:color="9FB0C2"/>
             </w:tcBorders>
           </w:tcPr>
@@ -21699,9 +21699,9 @@
           <w:tcPr>
             <w:shd w:fill="EEF3F7"/>
             <w:tcBorders>
-              <w:left w:val="single" w:sz="4" w:color="D9E1E8"/>
-              <w:right w:val="single" w:sz="4" w:color="D9E1E8"/>
-              <w:top w:val="single" w:sz="4" w:color="D9E1E8"/>
+              <w:left w:val="nil"/>
+              <w:right w:val="nil"/>
+              <w:top w:val="nil"/>
               <w:bottom w:val="single" w:sz="8" w:color="9FB0C2"/>
             </w:tcBorders>
           </w:tcPr>
@@ -21728,9 +21728,9 @@
           <w:tcPr>
             <w:shd w:fill="EEF3F7"/>
             <w:tcBorders>
-              <w:left w:val="single" w:sz="4" w:color="D9E1E8"/>
-              <w:right w:val="single" w:sz="4" w:color="D9E1E8"/>
-              <w:top w:val="single" w:sz="4" w:color="D9E1E8"/>
+              <w:left w:val="nil"/>
+              <w:right w:val="nil"/>
+              <w:top w:val="nil"/>
               <w:bottom w:val="single" w:sz="8" w:color="9FB0C2"/>
             </w:tcBorders>
           </w:tcPr>
@@ -21757,9 +21757,9 @@
           <w:tcPr>
             <w:shd w:fill="EEF3F7"/>
             <w:tcBorders>
-              <w:left w:val="single" w:sz="4" w:color="D9E1E8"/>
-              <w:right w:val="single" w:sz="4" w:color="D9E1E8"/>
-              <w:top w:val="single" w:sz="4" w:color="D9E1E8"/>
+              <w:left w:val="nil"/>
+              <w:right w:val="nil"/>
+              <w:top w:val="nil"/>
               <w:bottom w:val="single" w:sz="8" w:color="9FB0C2"/>
             </w:tcBorders>
           </w:tcPr>
@@ -21786,9 +21786,9 @@
           <w:tcPr>
             <w:shd w:fill="EEF3F7"/>
             <w:tcBorders>
-              <w:left w:val="single" w:sz="4" w:color="D9E1E8"/>
-              <w:right w:val="single" w:sz="4" w:color="D9E1E8"/>
-              <w:top w:val="single" w:sz="4" w:color="D9E1E8"/>
+              <w:left w:val="nil"/>
+              <w:right w:val="nil"/>
+              <w:top w:val="nil"/>
               <w:bottom w:val="single" w:sz="8" w:color="9FB0C2"/>
             </w:tcBorders>
           </w:tcPr>
@@ -21815,9 +21815,9 @@
           <w:tcPr>
             <w:shd w:fill="EEF3F7"/>
             <w:tcBorders>
-              <w:left w:val="single" w:sz="4" w:color="D9E1E8"/>
-              <w:right w:val="single" w:sz="4" w:color="D9E1E8"/>
-              <w:top w:val="single" w:sz="4" w:color="D9E1E8"/>
+              <w:left w:val="nil"/>
+              <w:right w:val="nil"/>
+              <w:top w:val="nil"/>
               <w:bottom w:val="single" w:sz="8" w:color="9FB0C2"/>
             </w:tcBorders>
           </w:tcPr>
@@ -21844,9 +21844,9 @@
           <w:tcPr>
             <w:shd w:fill="EEF3F7"/>
             <w:tcBorders>
-              <w:left w:val="single" w:sz="4" w:color="D9E1E8"/>
-              <w:right w:val="single" w:sz="4" w:color="D9E1E8"/>
-              <w:top w:val="single" w:sz="4" w:color="D9E1E8"/>
+              <w:left w:val="nil"/>
+              <w:right w:val="nil"/>
+              <w:top w:val="nil"/>
               <w:bottom w:val="single" w:sz="8" w:color="9FB0C2"/>
             </w:tcBorders>
           </w:tcPr>
@@ -21874,9 +21874,9 @@
         <w:tc>
           <w:tcPr>
             <w:tcBorders>
-              <w:left w:val="single" w:sz="4" w:color="D9E1E8"/>
-              <w:right w:val="single" w:sz="4" w:color="D9E1E8"/>
-              <w:top w:val="single" w:sz="4" w:color="D9E1E8"/>
+              <w:left w:val="nil"/>
+              <w:right w:val="nil"/>
+              <w:top w:val="nil"/>
               <w:bottom w:val="single" w:sz="4" w:color="D9E1E8"/>
             </w:tcBorders>
           </w:tcPr>
@@ -21901,9 +21901,9 @@
         <w:tc>
           <w:tcPr>
             <w:tcBorders>
-              <w:left w:val="single" w:sz="4" w:color="D9E1E8"/>
-              <w:right w:val="single" w:sz="4" w:color="D9E1E8"/>
-              <w:top w:val="single" w:sz="4" w:color="D9E1E8"/>
+              <w:left w:val="nil"/>
+              <w:right w:val="nil"/>
+              <w:top w:val="nil"/>
               <w:bottom w:val="single" w:sz="4" w:color="D9E1E8"/>
             </w:tcBorders>
           </w:tcPr>
@@ -21929,9 +21929,9 @@
         <w:tc>
           <w:tcPr>
             <w:tcBorders>
-              <w:left w:val="single" w:sz="4" w:color="D9E1E8"/>
-              <w:right w:val="single" w:sz="4" w:color="D9E1E8"/>
-              <w:top w:val="single" w:sz="4" w:color="D9E1E8"/>
+              <w:left w:val="nil"/>
+              <w:right w:val="nil"/>
+              <w:top w:val="nil"/>
               <w:bottom w:val="single" w:sz="4" w:color="D9E1E8"/>
             </w:tcBorders>
           </w:tcPr>
@@ -21956,9 +21956,9 @@
         <w:tc>
           <w:tcPr>
             <w:tcBorders>
-              <w:left w:val="single" w:sz="4" w:color="D9E1E8"/>
-              <w:right w:val="single" w:sz="4" w:color="D9E1E8"/>
-              <w:top w:val="single" w:sz="4" w:color="D9E1E8"/>
+              <w:left w:val="nil"/>
+              <w:right w:val="nil"/>
+              <w:top w:val="nil"/>
               <w:bottom w:val="single" w:sz="4" w:color="D9E1E8"/>
             </w:tcBorders>
           </w:tcPr>
@@ -22021,9 +22021,9 @@
         <w:tc>
           <w:tcPr>
             <w:tcBorders>
-              <w:left w:val="single" w:sz="4" w:color="D9E1E8"/>
-              <w:right w:val="single" w:sz="4" w:color="D9E1E8"/>
-              <w:top w:val="single" w:sz="4" w:color="D9E1E8"/>
+              <w:left w:val="nil"/>
+              <w:right w:val="nil"/>
+              <w:top w:val="nil"/>
               <w:bottom w:val="single" w:sz="4" w:color="D9E1E8"/>
             </w:tcBorders>
           </w:tcPr>
@@ -22048,9 +22048,9 @@
         <w:tc>
           <w:tcPr>
             <w:tcBorders>
-              <w:left w:val="single" w:sz="4" w:color="D9E1E8"/>
-              <w:right w:val="single" w:sz="4" w:color="D9E1E8"/>
-              <w:top w:val="single" w:sz="4" w:color="D9E1E8"/>
+              <w:left w:val="nil"/>
+              <w:right w:val="nil"/>
+              <w:top w:val="nil"/>
               <w:bottom w:val="single" w:sz="4" w:color="D9E1E8"/>
             </w:tcBorders>
           </w:tcPr>
@@ -22075,9 +22075,9 @@
         <w:tc>
           <w:tcPr>
             <w:tcBorders>
-              <w:left w:val="single" w:sz="4" w:color="D9E1E8"/>
-              <w:right w:val="single" w:sz="4" w:color="D9E1E8"/>
-              <w:top w:val="single" w:sz="4" w:color="D9E1E8"/>
+              <w:left w:val="nil"/>
+              <w:right w:val="nil"/>
+              <w:top w:val="nil"/>
               <w:bottom w:val="single" w:sz="4" w:color="D9E1E8"/>
             </w:tcBorders>
           </w:tcPr>
@@ -22104,9 +22104,9 @@
         <w:tc>
           <w:tcPr>
             <w:tcBorders>
-              <w:left w:val="single" w:sz="4" w:color="D9E1E8"/>
-              <w:right w:val="single" w:sz="4" w:color="D9E1E8"/>
-              <w:top w:val="single" w:sz="4" w:color="D9E1E8"/>
+              <w:left w:val="nil"/>
+              <w:right w:val="nil"/>
+              <w:top w:val="nil"/>
               <w:bottom w:val="single" w:sz="4" w:color="D9E1E8"/>
             </w:tcBorders>
           </w:tcPr>
@@ -22131,9 +22131,9 @@
         <w:tc>
           <w:tcPr>
             <w:tcBorders>
-              <w:left w:val="single" w:sz="4" w:color="D9E1E8"/>
-              <w:right w:val="single" w:sz="4" w:color="D9E1E8"/>
-              <w:top w:val="single" w:sz="4" w:color="D9E1E8"/>
+              <w:left w:val="nil"/>
+              <w:right w:val="nil"/>
+              <w:top w:val="nil"/>
               <w:bottom w:val="single" w:sz="4" w:color="D9E1E8"/>
             </w:tcBorders>
           </w:tcPr>
@@ -22159,9 +22159,9 @@
         <w:tc>
           <w:tcPr>
             <w:tcBorders>
-              <w:left w:val="single" w:sz="4" w:color="D9E1E8"/>
-              <w:right w:val="single" w:sz="4" w:color="D9E1E8"/>
-              <w:top w:val="single" w:sz="4" w:color="D9E1E8"/>
+              <w:left w:val="nil"/>
+              <w:right w:val="nil"/>
+              <w:top w:val="nil"/>
               <w:bottom w:val="single" w:sz="4" w:color="D9E1E8"/>
             </w:tcBorders>
           </w:tcPr>
@@ -22186,9 +22186,9 @@
         <w:tc>
           <w:tcPr>
             <w:tcBorders>
-              <w:left w:val="single" w:sz="4" w:color="D9E1E8"/>
-              <w:right w:val="single" w:sz="4" w:color="D9E1E8"/>
-              <w:top w:val="single" w:sz="4" w:color="D9E1E8"/>
+              <w:left w:val="nil"/>
+              <w:right w:val="nil"/>
+              <w:top w:val="nil"/>
               <w:bottom w:val="single" w:sz="4" w:color="D9E1E8"/>
             </w:tcBorders>
           </w:tcPr>
@@ -22266,9 +22266,9 @@
         <w:tc>
           <w:tcPr>
             <w:tcBorders>
-              <w:left w:val="single" w:sz="4" w:color="D9E1E8"/>
-              <w:right w:val="single" w:sz="4" w:color="D9E1E8"/>
-              <w:top w:val="single" w:sz="4" w:color="D9E1E8"/>
+              <w:left w:val="nil"/>
+              <w:right w:val="nil"/>
+              <w:top w:val="nil"/>
               <w:bottom w:val="single" w:sz="4" w:color="D9E1E8"/>
             </w:tcBorders>
           </w:tcPr>
@@ -22293,9 +22293,9 @@
         <w:tc>
           <w:tcPr>
             <w:tcBorders>
-              <w:left w:val="single" w:sz="4" w:color="D9E1E8"/>
-              <w:right w:val="single" w:sz="4" w:color="D9E1E8"/>
-              <w:top w:val="single" w:sz="4" w:color="D9E1E8"/>
+              <w:left w:val="nil"/>
+              <w:right w:val="nil"/>
+              <w:top w:val="nil"/>
               <w:bottom w:val="single" w:sz="4" w:color="D9E1E8"/>
             </w:tcBorders>
           </w:tcPr>
@@ -22320,9 +22320,9 @@
         <w:tc>
           <w:tcPr>
             <w:tcBorders>
-              <w:left w:val="single" w:sz="4" w:color="D9E1E8"/>
-              <w:right w:val="single" w:sz="4" w:color="D9E1E8"/>
-              <w:top w:val="single" w:sz="4" w:color="D9E1E8"/>
+              <w:left w:val="nil"/>
+              <w:right w:val="nil"/>
+              <w:top w:val="nil"/>
               <w:bottom w:val="single" w:sz="4" w:color="D9E1E8"/>
             </w:tcBorders>
           </w:tcPr>
@@ -22349,9 +22349,9 @@
         <w:tc>
           <w:tcPr>
             <w:tcBorders>
-              <w:left w:val="single" w:sz="4" w:color="D9E1E8"/>
-              <w:right w:val="single" w:sz="4" w:color="D9E1E8"/>
-              <w:top w:val="single" w:sz="4" w:color="D9E1E8"/>
+              <w:left w:val="nil"/>
+              <w:right w:val="nil"/>
+              <w:top w:val="nil"/>
               <w:bottom w:val="single" w:sz="4" w:color="D9E1E8"/>
             </w:tcBorders>
           </w:tcPr>
@@ -22376,9 +22376,9 @@
         <w:tc>
           <w:tcPr>
             <w:tcBorders>
-              <w:left w:val="single" w:sz="4" w:color="D9E1E8"/>
-              <w:right w:val="single" w:sz="4" w:color="D9E1E8"/>
-              <w:top w:val="single" w:sz="4" w:color="D9E1E8"/>
+              <w:left w:val="nil"/>
+              <w:right w:val="nil"/>
+              <w:top w:val="nil"/>
               <w:bottom w:val="single" w:sz="4" w:color="D9E1E8"/>
             </w:tcBorders>
           </w:tcPr>
@@ -22404,9 +22404,9 @@
         <w:tc>
           <w:tcPr>
             <w:tcBorders>
-              <w:left w:val="single" w:sz="4" w:color="D9E1E8"/>
-              <w:right w:val="single" w:sz="4" w:color="D9E1E8"/>
-              <w:top w:val="single" w:sz="4" w:color="D9E1E8"/>
+              <w:left w:val="nil"/>
+              <w:right w:val="nil"/>
+              <w:top w:val="nil"/>
               <w:bottom w:val="single" w:sz="4" w:color="D9E1E8"/>
             </w:tcBorders>
           </w:tcPr>
@@ -22431,9 +22431,9 @@
         <w:tc>
           <w:tcPr>
             <w:tcBorders>
-              <w:left w:val="single" w:sz="4" w:color="D9E1E8"/>
-              <w:right w:val="single" w:sz="4" w:color="D9E1E8"/>
-              <w:top w:val="single" w:sz="4" w:color="D9E1E8"/>
+              <w:left w:val="nil"/>
+              <w:right w:val="nil"/>
+              <w:top w:val="nil"/>
               <w:bottom w:val="single" w:sz="4" w:color="D9E1E8"/>
             </w:tcBorders>
           </w:tcPr>
@@ -22511,9 +22511,9 @@
         <w:tc>
           <w:tcPr>
             <w:tcBorders>
-              <w:left w:val="single" w:sz="4" w:color="D9E1E8"/>
-              <w:right w:val="single" w:sz="4" w:color="D9E1E8"/>
-              <w:top w:val="single" w:sz="4" w:color="D9E1E8"/>
+              <w:left w:val="nil"/>
+              <w:right w:val="nil"/>
+              <w:top w:val="nil"/>
               <w:bottom w:val="single" w:sz="4" w:color="D9E1E8"/>
             </w:tcBorders>
           </w:tcPr>
@@ -22538,9 +22538,9 @@
         <w:tc>
           <w:tcPr>
             <w:tcBorders>
-              <w:left w:val="single" w:sz="4" w:color="D9E1E8"/>
-              <w:right w:val="single" w:sz="4" w:color="D9E1E8"/>
-              <w:top w:val="single" w:sz="4" w:color="D9E1E8"/>
+              <w:left w:val="nil"/>
+              <w:right w:val="nil"/>
+              <w:top w:val="nil"/>
               <w:bottom w:val="single" w:sz="4" w:color="D9E1E8"/>
             </w:tcBorders>
           </w:tcPr>
@@ -22565,9 +22565,9 @@
         <w:tc>
           <w:tcPr>
             <w:tcBorders>
-              <w:left w:val="single" w:sz="4" w:color="D9E1E8"/>
-              <w:right w:val="single" w:sz="4" w:color="D9E1E8"/>
-              <w:top w:val="single" w:sz="4" w:color="D9E1E8"/>
+              <w:left w:val="nil"/>
+              <w:right w:val="nil"/>
+              <w:top w:val="nil"/>
               <w:bottom w:val="single" w:sz="4" w:color="D9E1E8"/>
             </w:tcBorders>
           </w:tcPr>
@@ -22594,9 +22594,9 @@
         <w:tc>
           <w:tcPr>
             <w:tcBorders>
-              <w:left w:val="single" w:sz="4" w:color="D9E1E8"/>
-              <w:right w:val="single" w:sz="4" w:color="D9E1E8"/>
-              <w:top w:val="single" w:sz="4" w:color="D9E1E8"/>
+              <w:left w:val="nil"/>
+              <w:right w:val="nil"/>
+              <w:top w:val="nil"/>
               <w:bottom w:val="single" w:sz="4" w:color="D9E1E8"/>
             </w:tcBorders>
           </w:tcPr>
@@ -22621,9 +22621,9 @@
         <w:tc>
           <w:tcPr>
             <w:tcBorders>
-              <w:left w:val="single" w:sz="4" w:color="D9E1E8"/>
-              <w:right w:val="single" w:sz="4" w:color="D9E1E8"/>
-              <w:top w:val="single" w:sz="4" w:color="D9E1E8"/>
+              <w:left w:val="nil"/>
+              <w:right w:val="nil"/>
+              <w:top w:val="nil"/>
               <w:bottom w:val="single" w:sz="4" w:color="D9E1E8"/>
             </w:tcBorders>
           </w:tcPr>
@@ -22649,9 +22649,9 @@
         <w:tc>
           <w:tcPr>
             <w:tcBorders>
-              <w:left w:val="single" w:sz="4" w:color="D9E1E8"/>
-              <w:right w:val="single" w:sz="4" w:color="D9E1E8"/>
-              <w:top w:val="single" w:sz="4" w:color="D9E1E8"/>
+              <w:left w:val="nil"/>
+              <w:right w:val="nil"/>
+              <w:top w:val="nil"/>
               <w:bottom w:val="single" w:sz="4" w:color="D9E1E8"/>
             </w:tcBorders>
           </w:tcPr>
@@ -22676,9 +22676,9 @@
         <w:tc>
           <w:tcPr>
             <w:tcBorders>
-              <w:left w:val="single" w:sz="4" w:color="D9E1E8"/>
-              <w:right w:val="single" w:sz="4" w:color="D9E1E8"/>
-              <w:top w:val="single" w:sz="4" w:color="D9E1E8"/>
+              <w:left w:val="nil"/>
+              <w:right w:val="nil"/>
+              <w:top w:val="nil"/>
               <w:bottom w:val="single" w:sz="4" w:color="D9E1E8"/>
             </w:tcBorders>
           </w:tcPr>
@@ -22756,9 +22756,9 @@
         <w:tc>
           <w:tcPr>
             <w:tcBorders>
-              <w:left w:val="single" w:sz="4" w:color="D9E1E8"/>
-              <w:right w:val="single" w:sz="4" w:color="D9E1E8"/>
-              <w:top w:val="single" w:sz="4" w:color="D9E1E8"/>
+              <w:left w:val="nil"/>
+              <w:right w:val="nil"/>
+              <w:top w:val="nil"/>
               <w:bottom w:val="single" w:sz="4" w:color="D9E1E8"/>
             </w:tcBorders>
           </w:tcPr>
@@ -22783,9 +22783,9 @@
         <w:tc>
           <w:tcPr>
             <w:tcBorders>
-              <w:left w:val="single" w:sz="4" w:color="D9E1E8"/>
-              <w:right w:val="single" w:sz="4" w:color="D9E1E8"/>
-              <w:top w:val="single" w:sz="4" w:color="D9E1E8"/>
+              <w:left w:val="nil"/>
+              <w:right w:val="nil"/>
+              <w:top w:val="nil"/>
               <w:bottom w:val="single" w:sz="4" w:color="D9E1E8"/>
             </w:tcBorders>
           </w:tcPr>
@@ -22810,9 +22810,9 @@
         <w:tc>
           <w:tcPr>
             <w:tcBorders>
-              <w:left w:val="single" w:sz="4" w:color="D9E1E8"/>
-              <w:right w:val="single" w:sz="4" w:color="D9E1E8"/>
-              <w:top w:val="single" w:sz="4" w:color="D9E1E8"/>
+              <w:left w:val="nil"/>
+              <w:right w:val="nil"/>
+              <w:top w:val="nil"/>
               <w:bottom w:val="single" w:sz="4" w:color="D9E1E8"/>
             </w:tcBorders>
           </w:tcPr>
@@ -22839,9 +22839,9 @@
         <w:tc>
           <w:tcPr>
             <w:tcBorders>
-              <w:left w:val="single" w:sz="4" w:color="D9E1E8"/>
-              <w:right w:val="single" w:sz="4" w:color="D9E1E8"/>
-              <w:top w:val="single" w:sz="4" w:color="D9E1E8"/>
+              <w:left w:val="nil"/>
+              <w:right w:val="nil"/>
+              <w:top w:val="nil"/>
               <w:bottom w:val="single" w:sz="4" w:color="D9E1E8"/>
             </w:tcBorders>
           </w:tcPr>
@@ -22866,9 +22866,9 @@
         <w:tc>
           <w:tcPr>
             <w:tcBorders>
-              <w:left w:val="single" w:sz="4" w:color="D9E1E8"/>
-              <w:right w:val="single" w:sz="4" w:color="D9E1E8"/>
-              <w:top w:val="single" w:sz="4" w:color="D9E1E8"/>
+              <w:left w:val="nil"/>
+              <w:right w:val="nil"/>
+              <w:top w:val="nil"/>
               <w:bottom w:val="single" w:sz="4" w:color="D9E1E8"/>
             </w:tcBorders>
           </w:tcPr>
@@ -22894,9 +22894,9 @@
         <w:tc>
           <w:tcPr>
             <w:tcBorders>
-              <w:left w:val="single" w:sz="4" w:color="D9E1E8"/>
-              <w:right w:val="single" w:sz="4" w:color="D9E1E8"/>
-              <w:top w:val="single" w:sz="4" w:color="D9E1E8"/>
+              <w:left w:val="nil"/>
+              <w:right w:val="nil"/>
+              <w:top w:val="nil"/>
               <w:bottom w:val="single" w:sz="4" w:color="D9E1E8"/>
             </w:tcBorders>
           </w:tcPr>
@@ -22921,9 +22921,9 @@
         <w:tc>
           <w:tcPr>
             <w:tcBorders>
-              <w:left w:val="single" w:sz="4" w:color="D9E1E8"/>
-              <w:right w:val="single" w:sz="4" w:color="D9E1E8"/>
-              <w:top w:val="single" w:sz="4" w:color="D9E1E8"/>
+              <w:left w:val="nil"/>
+              <w:right w:val="nil"/>
+              <w:top w:val="nil"/>
               <w:bottom w:val="single" w:sz="4" w:color="D9E1E8"/>
             </w:tcBorders>
           </w:tcPr>
@@ -23001,9 +23001,9 @@
         <w:tc>
           <w:tcPr>
             <w:tcBorders>
-              <w:left w:val="single" w:sz="4" w:color="D9E1E8"/>
-              <w:right w:val="single" w:sz="4" w:color="D9E1E8"/>
-              <w:top w:val="single" w:sz="4" w:color="D9E1E8"/>
+              <w:left w:val="nil"/>
+              <w:right w:val="nil"/>
+              <w:top w:val="nil"/>
               <w:bottom w:val="single" w:sz="4" w:color="D9E1E8"/>
             </w:tcBorders>
           </w:tcPr>
@@ -23028,9 +23028,9 @@
         <w:tc>
           <w:tcPr>
             <w:tcBorders>
-              <w:left w:val="single" w:sz="4" w:color="D9E1E8"/>
-              <w:right w:val="single" w:sz="4" w:color="D9E1E8"/>
-              <w:top w:val="single" w:sz="4" w:color="D9E1E8"/>
+              <w:left w:val="nil"/>
+              <w:right w:val="nil"/>
+              <w:top w:val="nil"/>
               <w:bottom w:val="single" w:sz="4" w:color="D9E1E8"/>
             </w:tcBorders>
           </w:tcPr>
@@ -23055,9 +23055,9 @@
         <w:tc>
           <w:tcPr>
             <w:tcBorders>
-              <w:left w:val="single" w:sz="4" w:color="D9E1E8"/>
-              <w:right w:val="single" w:sz="4" w:color="D9E1E8"/>
-              <w:top w:val="single" w:sz="4" w:color="D9E1E8"/>
+              <w:left w:val="nil"/>
+              <w:right w:val="nil"/>
+              <w:top w:val="nil"/>
               <w:bottom w:val="single" w:sz="4" w:color="D9E1E8"/>
             </w:tcBorders>
           </w:tcPr>
@@ -23084,9 +23084,9 @@
         <w:tc>
           <w:tcPr>
             <w:tcBorders>
-              <w:left w:val="single" w:sz="4" w:color="D9E1E8"/>
-              <w:right w:val="single" w:sz="4" w:color="D9E1E8"/>
-              <w:top w:val="single" w:sz="4" w:color="D9E1E8"/>
+              <w:left w:val="nil"/>
+              <w:right w:val="nil"/>
+              <w:top w:val="nil"/>
               <w:bottom w:val="single" w:sz="4" w:color="D9E1E8"/>
             </w:tcBorders>
           </w:tcPr>
@@ -23111,9 +23111,9 @@
         <w:tc>
           <w:tcPr>
             <w:tcBorders>
-              <w:left w:val="single" w:sz="4" w:color="D9E1E8"/>
-              <w:right w:val="single" w:sz="4" w:color="D9E1E8"/>
-              <w:top w:val="single" w:sz="4" w:color="D9E1E8"/>
+              <w:left w:val="nil"/>
+              <w:right w:val="nil"/>
+              <w:top w:val="nil"/>
               <w:bottom w:val="single" w:sz="4" w:color="D9E1E8"/>
             </w:tcBorders>
           </w:tcPr>
@@ -23139,9 +23139,9 @@
         <w:tc>
           <w:tcPr>
             <w:tcBorders>
-              <w:left w:val="single" w:sz="4" w:color="D9E1E8"/>
-              <w:right w:val="single" w:sz="4" w:color="D9E1E8"/>
-              <w:top w:val="single" w:sz="4" w:color="D9E1E8"/>
+              <w:left w:val="nil"/>
+              <w:right w:val="nil"/>
+              <w:top w:val="nil"/>
               <w:bottom w:val="single" w:sz="4" w:color="D9E1E8"/>
             </w:tcBorders>
           </w:tcPr>
@@ -23166,9 +23166,9 @@
         <w:tc>
           <w:tcPr>
             <w:tcBorders>
-              <w:left w:val="single" w:sz="4" w:color="D9E1E8"/>
-              <w:right w:val="single" w:sz="4" w:color="D9E1E8"/>
-              <w:top w:val="single" w:sz="4" w:color="D9E1E8"/>
+              <w:left w:val="nil"/>
+              <w:right w:val="nil"/>
+              <w:top w:val="nil"/>
               <w:bottom w:val="single" w:sz="4" w:color="D9E1E8"/>
             </w:tcBorders>
           </w:tcPr>
@@ -23246,9 +23246,9 @@
         <w:tc>
           <w:tcPr>
             <w:tcBorders>
-              <w:left w:val="single" w:sz="4" w:color="D9E1E8"/>
-              <w:right w:val="single" w:sz="4" w:color="D9E1E8"/>
-              <w:top w:val="single" w:sz="4" w:color="D9E1E8"/>
+              <w:left w:val="nil"/>
+              <w:right w:val="nil"/>
+              <w:top w:val="nil"/>
               <w:bottom w:val="single" w:sz="4" w:color="D9E1E8"/>
             </w:tcBorders>
           </w:tcPr>
@@ -23273,9 +23273,9 @@
         <w:tc>
           <w:tcPr>
             <w:tcBorders>
-              <w:left w:val="single" w:sz="4" w:color="D9E1E8"/>
-              <w:right w:val="single" w:sz="4" w:color="D9E1E8"/>
-              <w:top w:val="single" w:sz="4" w:color="D9E1E8"/>
+              <w:left w:val="nil"/>
+              <w:right w:val="nil"/>
+              <w:top w:val="nil"/>
               <w:bottom w:val="single" w:sz="4" w:color="D9E1E8"/>
             </w:tcBorders>
           </w:tcPr>
@@ -23300,9 +23300,9 @@
         <w:tc>
           <w:tcPr>
             <w:tcBorders>
-              <w:left w:val="single" w:sz="4" w:color="D9E1E8"/>
-              <w:right w:val="single" w:sz="4" w:color="D9E1E8"/>
-              <w:top w:val="single" w:sz="4" w:color="D9E1E8"/>
+              <w:left w:val="nil"/>
+              <w:right w:val="nil"/>
+              <w:top w:val="nil"/>
               <w:bottom w:val="single" w:sz="4" w:color="D9E1E8"/>
             </w:tcBorders>
           </w:tcPr>
@@ -23329,9 +23329,9 @@
         <w:tc>
           <w:tcPr>
             <w:tcBorders>
-              <w:left w:val="single" w:sz="4" w:color="D9E1E8"/>
-              <w:right w:val="single" w:sz="4" w:color="D9E1E8"/>
-              <w:top w:val="single" w:sz="4" w:color="D9E1E8"/>
+              <w:left w:val="nil"/>
+              <w:right w:val="nil"/>
+              <w:top w:val="nil"/>
               <w:bottom w:val="single" w:sz="4" w:color="D9E1E8"/>
             </w:tcBorders>
           </w:tcPr>
@@ -23356,9 +23356,9 @@
         <w:tc>
           <w:tcPr>
             <w:tcBorders>
-              <w:left w:val="single" w:sz="4" w:color="D9E1E8"/>
-              <w:right w:val="single" w:sz="4" w:color="D9E1E8"/>
-              <w:top w:val="single" w:sz="4" w:color="D9E1E8"/>
+              <w:left w:val="nil"/>
+              <w:right w:val="nil"/>
+              <w:top w:val="nil"/>
               <w:bottom w:val="single" w:sz="4" w:color="D9E1E8"/>
             </w:tcBorders>
           </w:tcPr>
@@ -23384,9 +23384,9 @@
         <w:tc>
           <w:tcPr>
             <w:tcBorders>
-              <w:left w:val="single" w:sz="4" w:color="D9E1E8"/>
-              <w:right w:val="single" w:sz="4" w:color="D9E1E8"/>
-              <w:top w:val="single" w:sz="4" w:color="D9E1E8"/>
+              <w:left w:val="nil"/>
+              <w:right w:val="nil"/>
+              <w:top w:val="nil"/>
               <w:bottom w:val="single" w:sz="4" w:color="D9E1E8"/>
             </w:tcBorders>
           </w:tcPr>
@@ -23411,9 +23411,9 @@
         <w:tc>
           <w:tcPr>
             <w:tcBorders>
-              <w:left w:val="single" w:sz="4" w:color="D9E1E8"/>
-              <w:right w:val="single" w:sz="4" w:color="D9E1E8"/>
-              <w:top w:val="single" w:sz="4" w:color="D9E1E8"/>
+              <w:left w:val="nil"/>
+              <w:right w:val="nil"/>
+              <w:top w:val="nil"/>
               <w:bottom w:val="single" w:sz="4" w:color="D9E1E8"/>
             </w:tcBorders>
           </w:tcPr>
@@ -23491,9 +23491,9 @@
         <w:tc>
           <w:tcPr>
             <w:tcBorders>
-              <w:left w:val="single" w:sz="4" w:color="D9E1E8"/>
-              <w:right w:val="single" w:sz="4" w:color="D9E1E8"/>
-              <w:top w:val="single" w:sz="4" w:color="D9E1E8"/>
+              <w:left w:val="nil"/>
+              <w:right w:val="nil"/>
+              <w:top w:val="nil"/>
               <w:bottom w:val="single" w:sz="4" w:color="D9E1E8"/>
             </w:tcBorders>
           </w:tcPr>
@@ -23518,9 +23518,9 @@
         <w:tc>
           <w:tcPr>
             <w:tcBorders>
-              <w:left w:val="single" w:sz="4" w:color="D9E1E8"/>
-              <w:right w:val="single" w:sz="4" w:color="D9E1E8"/>
-              <w:top w:val="single" w:sz="4" w:color="D9E1E8"/>
+              <w:left w:val="nil"/>
+              <w:right w:val="nil"/>
+              <w:top w:val="nil"/>
               <w:bottom w:val="single" w:sz="4" w:color="D9E1E8"/>
             </w:tcBorders>
           </w:tcPr>
@@ -23545,9 +23545,9 @@
         <w:tc>
           <w:tcPr>
             <w:tcBorders>
-              <w:left w:val="single" w:sz="4" w:color="D9E1E8"/>
-              <w:right w:val="single" w:sz="4" w:color="D9E1E8"/>
-              <w:top w:val="single" w:sz="4" w:color="D9E1E8"/>
+              <w:left w:val="nil"/>
+              <w:right w:val="nil"/>
+              <w:top w:val="nil"/>
               <w:bottom w:val="single" w:sz="4" w:color="D9E1E8"/>
             </w:tcBorders>
           </w:tcPr>
@@ -23574,9 +23574,9 @@
         <w:tc>
           <w:tcPr>
             <w:tcBorders>
-              <w:left w:val="single" w:sz="4" w:color="D9E1E8"/>
-              <w:right w:val="single" w:sz="4" w:color="D9E1E8"/>
-              <w:top w:val="single" w:sz="4" w:color="D9E1E8"/>
+              <w:left w:val="nil"/>
+              <w:right w:val="nil"/>
+              <w:top w:val="nil"/>
               <w:bottom w:val="single" w:sz="4" w:color="D9E1E8"/>
             </w:tcBorders>
           </w:tcPr>
@@ -23601,9 +23601,9 @@
         <w:tc>
           <w:tcPr>
             <w:tcBorders>
-              <w:left w:val="single" w:sz="4" w:color="D9E1E8"/>
-              <w:right w:val="single" w:sz="4" w:color="D9E1E8"/>
-              <w:top w:val="single" w:sz="4" w:color="D9E1E8"/>
+              <w:left w:val="nil"/>
+              <w:right w:val="nil"/>
+              <w:top w:val="nil"/>
               <w:bottom w:val="single" w:sz="4" w:color="D9E1E8"/>
             </w:tcBorders>
           </w:tcPr>
@@ -23629,9 +23629,9 @@
         <w:tc>
           <w:tcPr>
             <w:tcBorders>
-              <w:left w:val="single" w:sz="4" w:color="D9E1E8"/>
-              <w:right w:val="single" w:sz="4" w:color="D9E1E8"/>
-              <w:top w:val="single" w:sz="4" w:color="D9E1E8"/>
+              <w:left w:val="nil"/>
+              <w:right w:val="nil"/>
+              <w:top w:val="nil"/>
               <w:bottom w:val="single" w:sz="4" w:color="D9E1E8"/>
             </w:tcBorders>
           </w:tcPr>
@@ -23656,9 +23656,9 @@
         <w:tc>
           <w:tcPr>
             <w:tcBorders>
-              <w:left w:val="single" w:sz="4" w:color="D9E1E8"/>
-              <w:right w:val="single" w:sz="4" w:color="D9E1E8"/>
-              <w:top w:val="single" w:sz="4" w:color="D9E1E8"/>
+              <w:left w:val="nil"/>
+              <w:right w:val="nil"/>
+              <w:top w:val="nil"/>
               <w:bottom w:val="single" w:sz="4" w:color="D9E1E8"/>
             </w:tcBorders>
           </w:tcPr>
@@ -23736,9 +23736,9 @@
         <w:tc>
           <w:tcPr>
             <w:tcBorders>
-              <w:left w:val="single" w:sz="4" w:color="D9E1E8"/>
-              <w:right w:val="single" w:sz="4" w:color="D9E1E8"/>
-              <w:top w:val="single" w:sz="4" w:color="D9E1E8"/>
+              <w:left w:val="nil"/>
+              <w:right w:val="nil"/>
+              <w:top w:val="nil"/>
               <w:bottom w:val="single" w:sz="4" w:color="D9E1E8"/>
             </w:tcBorders>
           </w:tcPr>
@@ -23763,9 +23763,9 @@
         <w:tc>
           <w:tcPr>
             <w:tcBorders>
-              <w:left w:val="single" w:sz="4" w:color="D9E1E8"/>
-              <w:right w:val="single" w:sz="4" w:color="D9E1E8"/>
-              <w:top w:val="single" w:sz="4" w:color="D9E1E8"/>
+              <w:left w:val="nil"/>
+              <w:right w:val="nil"/>
+              <w:top w:val="nil"/>
               <w:bottom w:val="single" w:sz="4" w:color="D9E1E8"/>
             </w:tcBorders>
           </w:tcPr>
@@ -23790,9 +23790,9 @@
         <w:tc>
           <w:tcPr>
             <w:tcBorders>
-              <w:left w:val="single" w:sz="4" w:color="D9E1E8"/>
-              <w:right w:val="single" w:sz="4" w:color="D9E1E8"/>
-              <w:top w:val="single" w:sz="4" w:color="D9E1E8"/>
+              <w:left w:val="nil"/>
+              <w:right w:val="nil"/>
+              <w:top w:val="nil"/>
               <w:bottom w:val="single" w:sz="4" w:color="D9E1E8"/>
             </w:tcBorders>
           </w:tcPr>
@@ -23819,9 +23819,9 @@
         <w:tc>
           <w:tcPr>
             <w:tcBorders>
-              <w:left w:val="single" w:sz="4" w:color="D9E1E8"/>
-              <w:right w:val="single" w:sz="4" w:color="D9E1E8"/>
-              <w:top w:val="single" w:sz="4" w:color="D9E1E8"/>
+              <w:left w:val="nil"/>
+              <w:right w:val="nil"/>
+              <w:top w:val="nil"/>
               <w:bottom w:val="single" w:sz="4" w:color="D9E1E8"/>
             </w:tcBorders>
           </w:tcPr>
@@ -23846,9 +23846,9 @@
         <w:tc>
           <w:tcPr>
             <w:tcBorders>
-              <w:left w:val="single" w:sz="4" w:color="D9E1E8"/>
-              <w:right w:val="single" w:sz="4" w:color="D9E1E8"/>
-              <w:top w:val="single" w:sz="4" w:color="D9E1E8"/>
+              <w:left w:val="nil"/>
+              <w:right w:val="nil"/>
+              <w:top w:val="nil"/>
               <w:bottom w:val="single" w:sz="4" w:color="D9E1E8"/>
             </w:tcBorders>
           </w:tcPr>
@@ -23874,9 +23874,9 @@
         <w:tc>
           <w:tcPr>
             <w:tcBorders>
-              <w:left w:val="single" w:sz="4" w:color="D9E1E8"/>
-              <w:right w:val="single" w:sz="4" w:color="D9E1E8"/>
-              <w:top w:val="single" w:sz="4" w:color="D9E1E8"/>
+              <w:left w:val="nil"/>
+              <w:right w:val="nil"/>
+              <w:top w:val="nil"/>
               <w:bottom w:val="single" w:sz="4" w:color="D9E1E8"/>
             </w:tcBorders>
           </w:tcPr>
@@ -23916,9 +23916,9 @@
         <w:tc>
           <w:tcPr>
             <w:tcBorders>
-              <w:left w:val="single" w:sz="4" w:color="D9E1E8"/>
-              <w:right w:val="single" w:sz="4" w:color="D9E1E8"/>
-              <w:top w:val="single" w:sz="4" w:color="D9E1E8"/>
+              <w:left w:val="nil"/>
+              <w:right w:val="nil"/>
+              <w:top w:val="nil"/>
               <w:bottom w:val="single" w:sz="4" w:color="D9E1E8"/>
             </w:tcBorders>
           </w:tcPr>
@@ -23966,9 +23966,9 @@
         <w:tc>
           <w:tcPr>
             <w:tcBorders>
-              <w:left w:val="single" w:sz="4" w:color="D9E1E8"/>
-              <w:right w:val="single" w:sz="4" w:color="D9E1E8"/>
-              <w:top w:val="single" w:sz="4" w:color="D9E1E8"/>
+              <w:left w:val="nil"/>
+              <w:right w:val="nil"/>
+              <w:top w:val="nil"/>
               <w:bottom w:val="single" w:sz="4" w:color="D9E1E8"/>
             </w:tcBorders>
           </w:tcPr>
@@ -23993,9 +23993,9 @@
         <w:tc>
           <w:tcPr>
             <w:tcBorders>
-              <w:left w:val="single" w:sz="4" w:color="D9E1E8"/>
-              <w:right w:val="single" w:sz="4" w:color="D9E1E8"/>
-              <w:top w:val="single" w:sz="4" w:color="D9E1E8"/>
+              <w:left w:val="nil"/>
+              <w:right w:val="nil"/>
+              <w:top w:val="nil"/>
               <w:bottom w:val="single" w:sz="4" w:color="D9E1E8"/>
             </w:tcBorders>
           </w:tcPr>
@@ -24020,9 +24020,9 @@
         <w:tc>
           <w:tcPr>
             <w:tcBorders>
-              <w:left w:val="single" w:sz="4" w:color="D9E1E8"/>
-              <w:right w:val="single" w:sz="4" w:color="D9E1E8"/>
-              <w:top w:val="single" w:sz="4" w:color="D9E1E8"/>
+              <w:left w:val="nil"/>
+              <w:right w:val="nil"/>
+              <w:top w:val="nil"/>
               <w:bottom w:val="single" w:sz="4" w:color="D9E1E8"/>
             </w:tcBorders>
           </w:tcPr>
@@ -24049,9 +24049,9 @@
         <w:tc>
           <w:tcPr>
             <w:tcBorders>
-              <w:left w:val="single" w:sz="4" w:color="D9E1E8"/>
-              <w:right w:val="single" w:sz="4" w:color="D9E1E8"/>
-              <w:top w:val="single" w:sz="4" w:color="D9E1E8"/>
+              <w:left w:val="nil"/>
+              <w:right w:val="nil"/>
+              <w:top w:val="nil"/>
               <w:bottom w:val="nil"/>
             </w:tcBorders>
           </w:tcPr>
@@ -24076,9 +24076,9 @@
         <w:tc>
           <w:tcPr>
             <w:tcBorders>
-              <w:left w:val="single" w:sz="4" w:color="D9E1E8"/>
-              <w:right w:val="single" w:sz="4" w:color="D9E1E8"/>
-              <w:top w:val="single" w:sz="4" w:color="D9E1E8"/>
+              <w:left w:val="nil"/>
+              <w:right w:val="nil"/>
+              <w:top w:val="nil"/>
               <w:bottom w:val="nil"/>
             </w:tcBorders>
           </w:tcPr>
@@ -24104,9 +24104,9 @@
         <w:tc>
           <w:tcPr>
             <w:tcBorders>
-              <w:left w:val="single" w:sz="4" w:color="D9E1E8"/>
-              <w:right w:val="single" w:sz="4" w:color="D9E1E8"/>
-              <w:top w:val="single" w:sz="4" w:color="D9E1E8"/>
+              <w:left w:val="nil"/>
+              <w:right w:val="nil"/>
+              <w:top w:val="nil"/>
               <w:bottom w:val="nil"/>
             </w:tcBorders>
           </w:tcPr>
@@ -24131,9 +24131,9 @@
         <w:tc>
           <w:tcPr>
             <w:tcBorders>
-              <w:left w:val="single" w:sz="4" w:color="D9E1E8"/>
-              <w:right w:val="single" w:sz="4" w:color="D9E1E8"/>
-              <w:top w:val="single" w:sz="4" w:color="D9E1E8"/>
+              <w:left w:val="nil"/>
+              <w:right w:val="nil"/>
+              <w:top w:val="nil"/>
               <w:bottom w:val="nil"/>
             </w:tcBorders>
           </w:tcPr>
@@ -24211,9 +24211,9 @@
         <w:tc>
           <w:tcPr>
             <w:tcBorders>
-              <w:left w:val="single" w:sz="4" w:color="D9E1E8"/>
-              <w:right w:val="single" w:sz="4" w:color="D9E1E8"/>
-              <w:top w:val="single" w:sz="4" w:color="D9E1E8"/>
+              <w:left w:val="nil"/>
+              <w:right w:val="nil"/>
+              <w:top w:val="nil"/>
               <w:bottom w:val="nil"/>
             </w:tcBorders>
           </w:tcPr>
@@ -24238,9 +24238,9 @@
         <w:tc>
           <w:tcPr>
             <w:tcBorders>
-              <w:left w:val="single" w:sz="4" w:color="D9E1E8"/>
-              <w:right w:val="single" w:sz="4" w:color="D9E1E8"/>
-              <w:top w:val="single" w:sz="4" w:color="D9E1E8"/>
+              <w:left w:val="nil"/>
+              <w:right w:val="nil"/>
+              <w:top w:val="nil"/>
               <w:bottom w:val="nil"/>
             </w:tcBorders>
           </w:tcPr>
@@ -24265,9 +24265,9 @@
         <w:tc>
           <w:tcPr>
             <w:tcBorders>
-              <w:left w:val="single" w:sz="4" w:color="D9E1E8"/>
-              <w:right w:val="single" w:sz="4" w:color="D9E1E8"/>
-              <w:top w:val="single" w:sz="4" w:color="D9E1E8"/>
+              <w:left w:val="nil"/>
+              <w:right w:val="nil"/>
+              <w:top w:val="nil"/>
               <w:bottom w:val="nil"/>
             </w:tcBorders>
           </w:tcPr>
@@ -24485,9 +24485,9 @@
           <w:tcPr>
             <w:shd w:fill="EEF3F7"/>
             <w:tcBorders>
-              <w:left w:val="single" w:sz="4" w:color="D9E1E8"/>
-              <w:right w:val="single" w:sz="4" w:color="D9E1E8"/>
-              <w:top w:val="single" w:sz="4" w:color="D9E1E8"/>
+              <w:left w:val="nil"/>
+              <w:right w:val="nil"/>
+              <w:top w:val="nil"/>
               <w:bottom w:val="single" w:sz="8" w:color="9FB0C2"/>
             </w:tcBorders>
           </w:tcPr>
@@ -24514,9 +24514,9 @@
           <w:tcPr>
             <w:shd w:fill="EEF3F7"/>
             <w:tcBorders>
-              <w:left w:val="single" w:sz="4" w:color="D9E1E8"/>
-              <w:right w:val="single" w:sz="4" w:color="D9E1E8"/>
-              <w:top w:val="single" w:sz="4" w:color="D9E1E8"/>
+              <w:left w:val="nil"/>
+              <w:right w:val="nil"/>
+              <w:top w:val="nil"/>
               <w:bottom w:val="single" w:sz="8" w:color="9FB0C2"/>
             </w:tcBorders>
           </w:tcPr>
@@ -24552,9 +24552,9 @@
           <w:tcPr>
             <w:shd w:fill="EEF3F7"/>
             <w:tcBorders>
-              <w:left w:val="single" w:sz="4" w:color="D9E1E8"/>
-              <w:right w:val="single" w:sz="4" w:color="D9E1E8"/>
-              <w:top w:val="single" w:sz="4" w:color="D9E1E8"/>
+              <w:left w:val="nil"/>
+              <w:right w:val="nil"/>
+              <w:top w:val="nil"/>
               <w:bottom w:val="single" w:sz="8" w:color="9FB0C2"/>
             </w:tcBorders>
           </w:tcPr>
@@ -24590,9 +24590,9 @@
           <w:tcPr>
             <w:shd w:fill="EEF3F7"/>
             <w:tcBorders>
-              <w:left w:val="single" w:sz="4" w:color="D9E1E8"/>
-              <w:right w:val="single" w:sz="4" w:color="D9E1E8"/>
-              <w:top w:val="single" w:sz="4" w:color="D9E1E8"/>
+              <w:left w:val="nil"/>
+              <w:right w:val="nil"/>
+              <w:top w:val="nil"/>
               <w:bottom w:val="single" w:sz="8" w:color="9FB0C2"/>
             </w:tcBorders>
           </w:tcPr>
@@ -24644,9 +24644,9 @@
           <w:tcPr>
             <w:shd w:fill="EEF3F7"/>
             <w:tcBorders>
-              <w:left w:val="single" w:sz="4" w:color="D9E1E8"/>
-              <w:right w:val="single" w:sz="4" w:color="D9E1E8"/>
-              <w:top w:val="single" w:sz="4" w:color="D9E1E8"/>
+              <w:left w:val="nil"/>
+              <w:right w:val="nil"/>
+              <w:top w:val="nil"/>
               <w:bottom w:val="single" w:sz="8" w:color="9FB0C2"/>
             </w:tcBorders>
           </w:tcPr>
@@ -24698,9 +24698,9 @@
           <w:tcPr>
             <w:shd w:fill="EEF3F7"/>
             <w:tcBorders>
-              <w:left w:val="single" w:sz="4" w:color="D9E1E8"/>
-              <w:right w:val="single" w:sz="4" w:color="D9E1E8"/>
-              <w:top w:val="single" w:sz="4" w:color="D9E1E8"/>
+              <w:left w:val="nil"/>
+              <w:right w:val="nil"/>
+              <w:top w:val="nil"/>
               <w:bottom w:val="single" w:sz="8" w:color="9FB0C2"/>
             </w:tcBorders>
           </w:tcPr>
@@ -24752,9 +24752,9 @@
           <w:tcPr>
             <w:shd w:fill="EEF3F7"/>
             <w:tcBorders>
-              <w:left w:val="single" w:sz="4" w:color="D9E1E8"/>
-              <w:right w:val="single" w:sz="4" w:color="D9E1E8"/>
-              <w:top w:val="single" w:sz="4" w:color="D9E1E8"/>
+              <w:left w:val="nil"/>
+              <w:right w:val="nil"/>
+              <w:top w:val="nil"/>
               <w:bottom w:val="single" w:sz="8" w:color="9FB0C2"/>
             </w:tcBorders>
           </w:tcPr>
@@ -24806,9 +24806,9 @@
           <w:tcPr>
             <w:shd w:fill="EEF3F7"/>
             <w:tcBorders>
-              <w:left w:val="single" w:sz="4" w:color="D9E1E8"/>
-              <w:right w:val="single" w:sz="4" w:color="D9E1E8"/>
-              <w:top w:val="single" w:sz="4" w:color="D9E1E8"/>
+              <w:left w:val="nil"/>
+              <w:right w:val="nil"/>
+              <w:top w:val="nil"/>
               <w:bottom w:val="single" w:sz="8" w:color="9FB0C2"/>
             </w:tcBorders>
           </w:tcPr>
@@ -24861,9 +24861,9 @@
         <w:tc>
           <w:tcPr>
             <w:tcBorders>
-              <w:left w:val="single" w:sz="4" w:color="D9E1E8"/>
-              <w:right w:val="single" w:sz="4" w:color="D9E1E8"/>
-              <w:top w:val="single" w:sz="4" w:color="D9E1E8"/>
+              <w:left w:val="nil"/>
+              <w:right w:val="nil"/>
+              <w:top w:val="nil"/>
               <w:bottom w:val="single" w:sz="4" w:color="D9E1E8"/>
             </w:tcBorders>
           </w:tcPr>
@@ -24888,9 +24888,9 @@
         <w:tc>
           <w:tcPr>
             <w:tcBorders>
-              <w:left w:val="single" w:sz="4" w:color="D9E1E8"/>
-              <w:right w:val="single" w:sz="4" w:color="D9E1E8"/>
-              <w:top w:val="single" w:sz="4" w:color="D9E1E8"/>
+              <w:left w:val="nil"/>
+              <w:right w:val="nil"/>
+              <w:top w:val="nil"/>
               <w:bottom w:val="single" w:sz="4" w:color="D9E1E8"/>
             </w:tcBorders>
           </w:tcPr>
@@ -24915,9 +24915,9 @@
         <w:tc>
           <w:tcPr>
             <w:tcBorders>
-              <w:left w:val="single" w:sz="4" w:color="D9E1E8"/>
-              <w:right w:val="single" w:sz="4" w:color="D9E1E8"/>
-              <w:top w:val="single" w:sz="4" w:color="D9E1E8"/>
+              <w:left w:val="nil"/>
+              <w:right w:val="nil"/>
+              <w:top w:val="nil"/>
               <w:bottom w:val="single" w:sz="4" w:color="D9E1E8"/>
             </w:tcBorders>
           </w:tcPr>
@@ -24944,9 +24944,9 @@
         <w:tc>
           <w:tcPr>
             <w:tcBorders>
-              <w:left w:val="single" w:sz="4" w:color="D9E1E8"/>
-              <w:right w:val="single" w:sz="4" w:color="D9E1E8"/>
-              <w:top w:val="single" w:sz="4" w:color="D9E1E8"/>
+              <w:left w:val="nil"/>
+              <w:right w:val="nil"/>
+              <w:top w:val="nil"/>
               <w:bottom w:val="single" w:sz="4" w:color="D9E1E8"/>
             </w:tcBorders>
           </w:tcPr>
@@ -24971,9 +24971,9 @@
         <w:tc>
           <w:tcPr>
             <w:tcBorders>
-              <w:left w:val="single" w:sz="4" w:color="D9E1E8"/>
-              <w:right w:val="single" w:sz="4" w:color="D9E1E8"/>
-              <w:top w:val="single" w:sz="4" w:color="D9E1E8"/>
+              <w:left w:val="nil"/>
+              <w:right w:val="nil"/>
+              <w:top w:val="nil"/>
               <w:bottom w:val="single" w:sz="4" w:color="D9E1E8"/>
             </w:tcBorders>
           </w:tcPr>
@@ -24998,9 +24998,9 @@
         <w:tc>
           <w:tcPr>
             <w:tcBorders>
-              <w:left w:val="single" w:sz="4" w:color="D9E1E8"/>
-              <w:right w:val="single" w:sz="4" w:color="D9E1E8"/>
-              <w:top w:val="single" w:sz="4" w:color="D9E1E8"/>
+              <w:left w:val="nil"/>
+              <w:right w:val="nil"/>
+              <w:top w:val="nil"/>
               <w:bottom w:val="single" w:sz="4" w:color="D9E1E8"/>
             </w:tcBorders>
           </w:tcPr>
@@ -25027,9 +25027,9 @@
         <w:tc>
           <w:tcPr>
             <w:tcBorders>
-              <w:left w:val="single" w:sz="4" w:color="D9E1E8"/>
-              <w:right w:val="single" w:sz="4" w:color="D9E1E8"/>
-              <w:top w:val="single" w:sz="4" w:color="D9E1E8"/>
+              <w:left w:val="nil"/>
+              <w:right w:val="nil"/>
+              <w:top w:val="nil"/>
               <w:bottom w:val="single" w:sz="4" w:color="D9E1E8"/>
             </w:tcBorders>
           </w:tcPr>
@@ -25054,9 +25054,9 @@
         <w:tc>
           <w:tcPr>
             <w:tcBorders>
-              <w:left w:val="single" w:sz="4" w:color="D9E1E8"/>
-              <w:right w:val="single" w:sz="4" w:color="D9E1E8"/>
-              <w:top w:val="single" w:sz="4" w:color="D9E1E8"/>
+              <w:left w:val="nil"/>
+              <w:right w:val="nil"/>
+              <w:top w:val="nil"/>
               <w:bottom w:val="single" w:sz="4" w:color="D9E1E8"/>
             </w:tcBorders>
           </w:tcPr>
@@ -25083,9 +25083,9 @@
         <w:tc>
           <w:tcPr>
             <w:tcBorders>
-              <w:left w:val="single" w:sz="4" w:color="D9E1E8"/>
-              <w:right w:val="single" w:sz="4" w:color="D9E1E8"/>
-              <w:top w:val="single" w:sz="4" w:color="D9E1E8"/>
+              <w:left w:val="nil"/>
+              <w:right w:val="nil"/>
+              <w:top w:val="nil"/>
               <w:bottom w:val="single" w:sz="4" w:color="D9E1E8"/>
             </w:tcBorders>
           </w:tcPr>
@@ -25110,9 +25110,9 @@
         <w:tc>
           <w:tcPr>
             <w:tcBorders>
-              <w:left w:val="single" w:sz="4" w:color="D9E1E8"/>
-              <w:right w:val="single" w:sz="4" w:color="D9E1E8"/>
-              <w:top w:val="single" w:sz="4" w:color="D9E1E8"/>
+              <w:left w:val="nil"/>
+              <w:right w:val="nil"/>
+              <w:top w:val="nil"/>
               <w:bottom w:val="single" w:sz="4" w:color="D9E1E8"/>
             </w:tcBorders>
           </w:tcPr>
@@ -25137,9 +25137,9 @@
         <w:tc>
           <w:tcPr>
             <w:tcBorders>
-              <w:left w:val="single" w:sz="4" w:color="D9E1E8"/>
-              <w:right w:val="single" w:sz="4" w:color="D9E1E8"/>
-              <w:top w:val="single" w:sz="4" w:color="D9E1E8"/>
+              <w:left w:val="nil"/>
+              <w:right w:val="nil"/>
+              <w:top w:val="nil"/>
               <w:bottom w:val="single" w:sz="4" w:color="D9E1E8"/>
             </w:tcBorders>
           </w:tcPr>
@@ -25164,9 +25164,9 @@
         <w:tc>
           <w:tcPr>
             <w:tcBorders>
-              <w:left w:val="single" w:sz="4" w:color="D9E1E8"/>
-              <w:right w:val="single" w:sz="4" w:color="D9E1E8"/>
-              <w:top w:val="single" w:sz="4" w:color="D9E1E8"/>
+              <w:left w:val="nil"/>
+              <w:right w:val="nil"/>
+              <w:top w:val="nil"/>
               <w:bottom w:val="single" w:sz="4" w:color="D9E1E8"/>
             </w:tcBorders>
           </w:tcPr>
@@ -25191,9 +25191,9 @@
         <w:tc>
           <w:tcPr>
             <w:tcBorders>
-              <w:left w:val="single" w:sz="4" w:color="D9E1E8"/>
-              <w:right w:val="single" w:sz="4" w:color="D9E1E8"/>
-              <w:top w:val="single" w:sz="4" w:color="D9E1E8"/>
+              <w:left w:val="nil"/>
+              <w:right w:val="nil"/>
+              <w:top w:val="nil"/>
               <w:bottom w:val="single" w:sz="4" w:color="D9E1E8"/>
             </w:tcBorders>
           </w:tcPr>
@@ -25218,9 +25218,9 @@
         <w:tc>
           <w:tcPr>
             <w:tcBorders>
-              <w:left w:val="single" w:sz="4" w:color="D9E1E8"/>
-              <w:right w:val="single" w:sz="4" w:color="D9E1E8"/>
-              <w:top w:val="single" w:sz="4" w:color="D9E1E8"/>
+              <w:left w:val="nil"/>
+              <w:right w:val="nil"/>
+              <w:top w:val="nil"/>
               <w:bottom w:val="single" w:sz="4" w:color="D9E1E8"/>
             </w:tcBorders>
           </w:tcPr>
@@ -25245,9 +25245,9 @@
         <w:tc>
           <w:tcPr>
             <w:tcBorders>
-              <w:left w:val="single" w:sz="4" w:color="D9E1E8"/>
-              <w:right w:val="single" w:sz="4" w:color="D9E1E8"/>
-              <w:top w:val="single" w:sz="4" w:color="D9E1E8"/>
+              <w:left w:val="nil"/>
+              <w:right w:val="nil"/>
+              <w:top w:val="nil"/>
               <w:bottom w:val="single" w:sz="4" w:color="D9E1E8"/>
             </w:tcBorders>
           </w:tcPr>
@@ -25272,9 +25272,9 @@
         <w:tc>
           <w:tcPr>
             <w:tcBorders>
-              <w:left w:val="single" w:sz="4" w:color="D9E1E8"/>
-              <w:right w:val="single" w:sz="4" w:color="D9E1E8"/>
-              <w:top w:val="single" w:sz="4" w:color="D9E1E8"/>
+              <w:left w:val="nil"/>
+              <w:right w:val="nil"/>
+              <w:top w:val="nil"/>
               <w:bottom w:val="single" w:sz="4" w:color="D9E1E8"/>
             </w:tcBorders>
           </w:tcPr>
@@ -25301,9 +25301,9 @@
         <w:tc>
           <w:tcPr>
             <w:tcBorders>
-              <w:left w:val="single" w:sz="4" w:color="D9E1E8"/>
-              <w:right w:val="single" w:sz="4" w:color="D9E1E8"/>
-              <w:top w:val="single" w:sz="4" w:color="D9E1E8"/>
+              <w:left w:val="nil"/>
+              <w:right w:val="nil"/>
+              <w:top w:val="nil"/>
               <w:bottom w:val="single" w:sz="4" w:color="D9E1E8"/>
             </w:tcBorders>
           </w:tcPr>
@@ -25328,9 +25328,9 @@
         <w:tc>
           <w:tcPr>
             <w:tcBorders>
-              <w:left w:val="single" w:sz="4" w:color="D9E1E8"/>
-              <w:right w:val="single" w:sz="4" w:color="D9E1E8"/>
-              <w:top w:val="single" w:sz="4" w:color="D9E1E8"/>
+              <w:left w:val="nil"/>
+              <w:right w:val="nil"/>
+              <w:top w:val="nil"/>
               <w:bottom w:val="single" w:sz="4" w:color="D9E1E8"/>
             </w:tcBorders>
           </w:tcPr>
@@ -25355,9 +25355,9 @@
         <w:tc>
           <w:tcPr>
             <w:tcBorders>
-              <w:left w:val="single" w:sz="4" w:color="D9E1E8"/>
-              <w:right w:val="single" w:sz="4" w:color="D9E1E8"/>
-              <w:top w:val="single" w:sz="4" w:color="D9E1E8"/>
+              <w:left w:val="nil"/>
+              <w:right w:val="nil"/>
+              <w:top w:val="nil"/>
               <w:bottom w:val="single" w:sz="4" w:color="D9E1E8"/>
             </w:tcBorders>
           </w:tcPr>
@@ -25382,9 +25382,9 @@
         <w:tc>
           <w:tcPr>
             <w:tcBorders>
-              <w:left w:val="single" w:sz="4" w:color="D9E1E8"/>
-              <w:right w:val="single" w:sz="4" w:color="D9E1E8"/>
-              <w:top w:val="single" w:sz="4" w:color="D9E1E8"/>
+              <w:left w:val="nil"/>
+              <w:right w:val="nil"/>
+              <w:top w:val="nil"/>
               <w:bottom w:val="single" w:sz="4" w:color="D9E1E8"/>
             </w:tcBorders>
           </w:tcPr>
@@ -25409,9 +25409,9 @@
         <w:tc>
           <w:tcPr>
             <w:tcBorders>
-              <w:left w:val="single" w:sz="4" w:color="D9E1E8"/>
-              <w:right w:val="single" w:sz="4" w:color="D9E1E8"/>
-              <w:top w:val="single" w:sz="4" w:color="D9E1E8"/>
+              <w:left w:val="nil"/>
+              <w:right w:val="nil"/>
+              <w:top w:val="nil"/>
               <w:bottom w:val="single" w:sz="4" w:color="D9E1E8"/>
             </w:tcBorders>
           </w:tcPr>
@@ -25436,9 +25436,9 @@
         <w:tc>
           <w:tcPr>
             <w:tcBorders>
-              <w:left w:val="single" w:sz="4" w:color="D9E1E8"/>
-              <w:right w:val="single" w:sz="4" w:color="D9E1E8"/>
-              <w:top w:val="single" w:sz="4" w:color="D9E1E8"/>
+              <w:left w:val="nil"/>
+              <w:right w:val="nil"/>
+              <w:top w:val="nil"/>
               <w:bottom w:val="single" w:sz="4" w:color="D9E1E8"/>
             </w:tcBorders>
           </w:tcPr>
@@ -25463,9 +25463,9 @@
         <w:tc>
           <w:tcPr>
             <w:tcBorders>
-              <w:left w:val="single" w:sz="4" w:color="D9E1E8"/>
-              <w:right w:val="single" w:sz="4" w:color="D9E1E8"/>
-              <w:top w:val="single" w:sz="4" w:color="D9E1E8"/>
+              <w:left w:val="nil"/>
+              <w:right w:val="nil"/>
+              <w:top w:val="nil"/>
               <w:bottom w:val="single" w:sz="4" w:color="D9E1E8"/>
             </w:tcBorders>
           </w:tcPr>
@@ -25490,9 +25490,9 @@
         <w:tc>
           <w:tcPr>
             <w:tcBorders>
-              <w:left w:val="single" w:sz="4" w:color="D9E1E8"/>
-              <w:right w:val="single" w:sz="4" w:color="D9E1E8"/>
-              <w:top w:val="single" w:sz="4" w:color="D9E1E8"/>
+              <w:left w:val="nil"/>
+              <w:right w:val="nil"/>
+              <w:top w:val="nil"/>
               <w:bottom w:val="single" w:sz="4" w:color="D9E1E8"/>
             </w:tcBorders>
           </w:tcPr>
@@ -25519,9 +25519,9 @@
         <w:tc>
           <w:tcPr>
             <w:tcBorders>
-              <w:left w:val="single" w:sz="4" w:color="D9E1E8"/>
-              <w:right w:val="single" w:sz="4" w:color="D9E1E8"/>
-              <w:top w:val="single" w:sz="4" w:color="D9E1E8"/>
+              <w:left w:val="nil"/>
+              <w:right w:val="nil"/>
+              <w:top w:val="nil"/>
               <w:bottom w:val="single" w:sz="4" w:color="D9E1E8"/>
             </w:tcBorders>
           </w:tcPr>
@@ -25546,9 +25546,9 @@
         <w:tc>
           <w:tcPr>
             <w:tcBorders>
-              <w:left w:val="single" w:sz="4" w:color="D9E1E8"/>
-              <w:right w:val="single" w:sz="4" w:color="D9E1E8"/>
-              <w:top w:val="single" w:sz="4" w:color="D9E1E8"/>
+              <w:left w:val="nil"/>
+              <w:right w:val="nil"/>
+              <w:top w:val="nil"/>
               <w:bottom w:val="single" w:sz="4" w:color="D9E1E8"/>
             </w:tcBorders>
           </w:tcPr>
@@ -25573,9 +25573,9 @@
         <w:tc>
           <w:tcPr>
             <w:tcBorders>
-              <w:left w:val="single" w:sz="4" w:color="D9E1E8"/>
-              <w:right w:val="single" w:sz="4" w:color="D9E1E8"/>
-              <w:top w:val="single" w:sz="4" w:color="D9E1E8"/>
+              <w:left w:val="nil"/>
+              <w:right w:val="nil"/>
+              <w:top w:val="nil"/>
               <w:bottom w:val="single" w:sz="4" w:color="D9E1E8"/>
             </w:tcBorders>
           </w:tcPr>
@@ -25600,9 +25600,9 @@
         <w:tc>
           <w:tcPr>
             <w:tcBorders>
-              <w:left w:val="single" w:sz="4" w:color="D9E1E8"/>
-              <w:right w:val="single" w:sz="4" w:color="D9E1E8"/>
-              <w:top w:val="single" w:sz="4" w:color="D9E1E8"/>
+              <w:left w:val="nil"/>
+              <w:right w:val="nil"/>
+              <w:top w:val="nil"/>
               <w:bottom w:val="single" w:sz="4" w:color="D9E1E8"/>
             </w:tcBorders>
           </w:tcPr>
@@ -25627,9 +25627,9 @@
         <w:tc>
           <w:tcPr>
             <w:tcBorders>
-              <w:left w:val="single" w:sz="4" w:color="D9E1E8"/>
-              <w:right w:val="single" w:sz="4" w:color="D9E1E8"/>
-              <w:top w:val="single" w:sz="4" w:color="D9E1E8"/>
+              <w:left w:val="nil"/>
+              <w:right w:val="nil"/>
+              <w:top w:val="nil"/>
               <w:bottom w:val="single" w:sz="4" w:color="D9E1E8"/>
             </w:tcBorders>
           </w:tcPr>
@@ -25654,9 +25654,9 @@
         <w:tc>
           <w:tcPr>
             <w:tcBorders>
-              <w:left w:val="single" w:sz="4" w:color="D9E1E8"/>
-              <w:right w:val="single" w:sz="4" w:color="D9E1E8"/>
-              <w:top w:val="single" w:sz="4" w:color="D9E1E8"/>
+              <w:left w:val="nil"/>
+              <w:right w:val="nil"/>
+              <w:top w:val="nil"/>
               <w:bottom w:val="single" w:sz="4" w:color="D9E1E8"/>
             </w:tcBorders>
           </w:tcPr>
@@ -25681,9 +25681,9 @@
         <w:tc>
           <w:tcPr>
             <w:tcBorders>
-              <w:left w:val="single" w:sz="4" w:color="D9E1E8"/>
-              <w:right w:val="single" w:sz="4" w:color="D9E1E8"/>
-              <w:top w:val="single" w:sz="4" w:color="D9E1E8"/>
+              <w:left w:val="nil"/>
+              <w:right w:val="nil"/>
+              <w:top w:val="nil"/>
               <w:bottom w:val="single" w:sz="4" w:color="D9E1E8"/>
             </w:tcBorders>
           </w:tcPr>
@@ -25708,9 +25708,9 @@
         <w:tc>
           <w:tcPr>
             <w:tcBorders>
-              <w:left w:val="single" w:sz="4" w:color="D9E1E8"/>
-              <w:right w:val="single" w:sz="4" w:color="D9E1E8"/>
-              <w:top w:val="single" w:sz="4" w:color="D9E1E8"/>
+              <w:left w:val="nil"/>
+              <w:right w:val="nil"/>
+              <w:top w:val="nil"/>
               <w:bottom w:val="single" w:sz="4" w:color="D9E1E8"/>
             </w:tcBorders>
           </w:tcPr>
@@ -25737,9 +25737,9 @@
         <w:tc>
           <w:tcPr>
             <w:tcBorders>
-              <w:left w:val="single" w:sz="4" w:color="D9E1E8"/>
-              <w:right w:val="single" w:sz="4" w:color="D9E1E8"/>
-              <w:top w:val="single" w:sz="4" w:color="D9E1E8"/>
+              <w:left w:val="nil"/>
+              <w:right w:val="nil"/>
+              <w:top w:val="nil"/>
               <w:bottom w:val="single" w:sz="4" w:color="D9E1E8"/>
             </w:tcBorders>
           </w:tcPr>
@@ -25764,9 +25764,9 @@
         <w:tc>
           <w:tcPr>
             <w:tcBorders>
-              <w:left w:val="single" w:sz="4" w:color="D9E1E8"/>
-              <w:right w:val="single" w:sz="4" w:color="D9E1E8"/>
-              <w:top w:val="single" w:sz="4" w:color="D9E1E8"/>
+              <w:left w:val="nil"/>
+              <w:right w:val="nil"/>
+              <w:top w:val="nil"/>
               <w:bottom w:val="single" w:sz="4" w:color="D9E1E8"/>
             </w:tcBorders>
           </w:tcPr>
@@ -25791,9 +25791,9 @@
         <w:tc>
           <w:tcPr>
             <w:tcBorders>
-              <w:left w:val="single" w:sz="4" w:color="D9E1E8"/>
-              <w:right w:val="single" w:sz="4" w:color="D9E1E8"/>
-              <w:top w:val="single" w:sz="4" w:color="D9E1E8"/>
+              <w:left w:val="nil"/>
+              <w:right w:val="nil"/>
+              <w:top w:val="nil"/>
               <w:bottom w:val="single" w:sz="4" w:color="D9E1E8"/>
             </w:tcBorders>
           </w:tcPr>
@@ -25818,9 +25818,9 @@
         <w:tc>
           <w:tcPr>
             <w:tcBorders>
-              <w:left w:val="single" w:sz="4" w:color="D9E1E8"/>
-              <w:right w:val="single" w:sz="4" w:color="D9E1E8"/>
-              <w:top w:val="single" w:sz="4" w:color="D9E1E8"/>
+              <w:left w:val="nil"/>
+              <w:right w:val="nil"/>
+              <w:top w:val="nil"/>
               <w:bottom w:val="single" w:sz="4" w:color="D9E1E8"/>
             </w:tcBorders>
           </w:tcPr>
@@ -25845,9 +25845,9 @@
         <w:tc>
           <w:tcPr>
             <w:tcBorders>
-              <w:left w:val="single" w:sz="4" w:color="D9E1E8"/>
-              <w:right w:val="single" w:sz="4" w:color="D9E1E8"/>
-              <w:top w:val="single" w:sz="4" w:color="D9E1E8"/>
+              <w:left w:val="nil"/>
+              <w:right w:val="nil"/>
+              <w:top w:val="nil"/>
               <w:bottom w:val="single" w:sz="4" w:color="D9E1E8"/>
             </w:tcBorders>
           </w:tcPr>
@@ -25872,9 +25872,9 @@
         <w:tc>
           <w:tcPr>
             <w:tcBorders>
-              <w:left w:val="single" w:sz="4" w:color="D9E1E8"/>
-              <w:right w:val="single" w:sz="4" w:color="D9E1E8"/>
-              <w:top w:val="single" w:sz="4" w:color="D9E1E8"/>
+              <w:left w:val="nil"/>
+              <w:right w:val="nil"/>
+              <w:top w:val="nil"/>
               <w:bottom w:val="single" w:sz="4" w:color="D9E1E8"/>
             </w:tcBorders>
           </w:tcPr>
@@ -25899,9 +25899,9 @@
         <w:tc>
           <w:tcPr>
             <w:tcBorders>
-              <w:left w:val="single" w:sz="4" w:color="D9E1E8"/>
-              <w:right w:val="single" w:sz="4" w:color="D9E1E8"/>
-              <w:top w:val="single" w:sz="4" w:color="D9E1E8"/>
+              <w:left w:val="nil"/>
+              <w:right w:val="nil"/>
+              <w:top w:val="nil"/>
               <w:bottom w:val="single" w:sz="4" w:color="D9E1E8"/>
             </w:tcBorders>
           </w:tcPr>
@@ -25926,9 +25926,9 @@
         <w:tc>
           <w:tcPr>
             <w:tcBorders>
-              <w:left w:val="single" w:sz="4" w:color="D9E1E8"/>
-              <w:right w:val="single" w:sz="4" w:color="D9E1E8"/>
-              <w:top w:val="single" w:sz="4" w:color="D9E1E8"/>
+              <w:left w:val="nil"/>
+              <w:right w:val="nil"/>
+              <w:top w:val="nil"/>
               <w:bottom w:val="single" w:sz="4" w:color="D9E1E8"/>
             </w:tcBorders>
           </w:tcPr>
@@ -25955,9 +25955,9 @@
         <w:tc>
           <w:tcPr>
             <w:tcBorders>
-              <w:left w:val="single" w:sz="4" w:color="D9E1E8"/>
-              <w:right w:val="single" w:sz="4" w:color="D9E1E8"/>
-              <w:top w:val="single" w:sz="4" w:color="D9E1E8"/>
+              <w:left w:val="nil"/>
+              <w:right w:val="nil"/>
+              <w:top w:val="nil"/>
               <w:bottom w:val="single" w:sz="4" w:color="D9E1E8"/>
             </w:tcBorders>
           </w:tcPr>
@@ -25982,9 +25982,9 @@
         <w:tc>
           <w:tcPr>
             <w:tcBorders>
-              <w:left w:val="single" w:sz="4" w:color="D9E1E8"/>
-              <w:right w:val="single" w:sz="4" w:color="D9E1E8"/>
-              <w:top w:val="single" w:sz="4" w:color="D9E1E8"/>
+              <w:left w:val="nil"/>
+              <w:right w:val="nil"/>
+              <w:top w:val="nil"/>
               <w:bottom w:val="single" w:sz="4" w:color="D9E1E8"/>
             </w:tcBorders>
           </w:tcPr>
@@ -26009,9 +26009,9 @@
         <w:tc>
           <w:tcPr>
             <w:tcBorders>
-              <w:left w:val="single" w:sz="4" w:color="D9E1E8"/>
-              <w:right w:val="single" w:sz="4" w:color="D9E1E8"/>
-              <w:top w:val="single" w:sz="4" w:color="D9E1E8"/>
+              <w:left w:val="nil"/>
+              <w:right w:val="nil"/>
+              <w:top w:val="nil"/>
               <w:bottom w:val="single" w:sz="4" w:color="D9E1E8"/>
             </w:tcBorders>
           </w:tcPr>
@@ -26036,9 +26036,9 @@
         <w:tc>
           <w:tcPr>
             <w:tcBorders>
-              <w:left w:val="single" w:sz="4" w:color="D9E1E8"/>
-              <w:right w:val="single" w:sz="4" w:color="D9E1E8"/>
-              <w:top w:val="single" w:sz="4" w:color="D9E1E8"/>
+              <w:left w:val="nil"/>
+              <w:right w:val="nil"/>
+              <w:top w:val="nil"/>
               <w:bottom w:val="single" w:sz="4" w:color="D9E1E8"/>
             </w:tcBorders>
           </w:tcPr>
@@ -26063,9 +26063,9 @@
         <w:tc>
           <w:tcPr>
             <w:tcBorders>
-              <w:left w:val="single" w:sz="4" w:color="D9E1E8"/>
-              <w:right w:val="single" w:sz="4" w:color="D9E1E8"/>
-              <w:top w:val="single" w:sz="4" w:color="D9E1E8"/>
+              <w:left w:val="nil"/>
+              <w:right w:val="nil"/>
+              <w:top w:val="nil"/>
               <w:bottom w:val="single" w:sz="4" w:color="D9E1E8"/>
             </w:tcBorders>
           </w:tcPr>
@@ -26090,9 +26090,9 @@
         <w:tc>
           <w:tcPr>
             <w:tcBorders>
-              <w:left w:val="single" w:sz="4" w:color="D9E1E8"/>
-              <w:right w:val="single" w:sz="4" w:color="D9E1E8"/>
-              <w:top w:val="single" w:sz="4" w:color="D9E1E8"/>
+              <w:left w:val="nil"/>
+              <w:right w:val="nil"/>
+              <w:top w:val="nil"/>
               <w:bottom w:val="single" w:sz="4" w:color="D9E1E8"/>
             </w:tcBorders>
           </w:tcPr>
@@ -26117,9 +26117,9 @@
         <w:tc>
           <w:tcPr>
             <w:tcBorders>
-              <w:left w:val="single" w:sz="4" w:color="D9E1E8"/>
-              <w:right w:val="single" w:sz="4" w:color="D9E1E8"/>
-              <w:top w:val="single" w:sz="4" w:color="D9E1E8"/>
+              <w:left w:val="nil"/>
+              <w:right w:val="nil"/>
+              <w:top w:val="nil"/>
               <w:bottom w:val="single" w:sz="4" w:color="D9E1E8"/>
             </w:tcBorders>
           </w:tcPr>
@@ -26144,9 +26144,9 @@
         <w:tc>
           <w:tcPr>
             <w:tcBorders>
-              <w:left w:val="single" w:sz="4" w:color="D9E1E8"/>
-              <w:right w:val="single" w:sz="4" w:color="D9E1E8"/>
-              <w:top w:val="single" w:sz="4" w:color="D9E1E8"/>
+              <w:left w:val="nil"/>
+              <w:right w:val="nil"/>
+              <w:top w:val="nil"/>
               <w:bottom w:val="single" w:sz="4" w:color="D9E1E8"/>
             </w:tcBorders>
           </w:tcPr>
@@ -26173,9 +26173,9 @@
         <w:tc>
           <w:tcPr>
             <w:tcBorders>
-              <w:left w:val="single" w:sz="4" w:color="D9E1E8"/>
-              <w:right w:val="single" w:sz="4" w:color="D9E1E8"/>
-              <w:top w:val="single" w:sz="4" w:color="D9E1E8"/>
+              <w:left w:val="nil"/>
+              <w:right w:val="nil"/>
+              <w:top w:val="nil"/>
               <w:bottom w:val="single" w:sz="4" w:color="D9E1E8"/>
             </w:tcBorders>
           </w:tcPr>
@@ -26200,9 +26200,9 @@
         <w:tc>
           <w:tcPr>
             <w:tcBorders>
-              <w:left w:val="single" w:sz="4" w:color="D9E1E8"/>
-              <w:right w:val="single" w:sz="4" w:color="D9E1E8"/>
-              <w:top w:val="single" w:sz="4" w:color="D9E1E8"/>
+              <w:left w:val="nil"/>
+              <w:right w:val="nil"/>
+              <w:top w:val="nil"/>
               <w:bottom w:val="single" w:sz="4" w:color="D9E1E8"/>
             </w:tcBorders>
           </w:tcPr>
@@ -26227,9 +26227,9 @@
         <w:tc>
           <w:tcPr>
             <w:tcBorders>
-              <w:left w:val="single" w:sz="4" w:color="D9E1E8"/>
-              <w:right w:val="single" w:sz="4" w:color="D9E1E8"/>
-              <w:top w:val="single" w:sz="4" w:color="D9E1E8"/>
+              <w:left w:val="nil"/>
+              <w:right w:val="nil"/>
+              <w:top w:val="nil"/>
               <w:bottom w:val="single" w:sz="4" w:color="D9E1E8"/>
             </w:tcBorders>
           </w:tcPr>
@@ -26254,9 +26254,9 @@
         <w:tc>
           <w:tcPr>
             <w:tcBorders>
-              <w:left w:val="single" w:sz="4" w:color="D9E1E8"/>
-              <w:right w:val="single" w:sz="4" w:color="D9E1E8"/>
-              <w:top w:val="single" w:sz="4" w:color="D9E1E8"/>
+              <w:left w:val="nil"/>
+              <w:right w:val="nil"/>
+              <w:top w:val="nil"/>
               <w:bottom w:val="single" w:sz="4" w:color="D9E1E8"/>
             </w:tcBorders>
           </w:tcPr>
@@ -26281,9 +26281,9 @@
         <w:tc>
           <w:tcPr>
             <w:tcBorders>
-              <w:left w:val="single" w:sz="4" w:color="D9E1E8"/>
-              <w:right w:val="single" w:sz="4" w:color="D9E1E8"/>
-              <w:top w:val="single" w:sz="4" w:color="D9E1E8"/>
+              <w:left w:val="nil"/>
+              <w:right w:val="nil"/>
+              <w:top w:val="nil"/>
               <w:bottom w:val="single" w:sz="4" w:color="D9E1E8"/>
             </w:tcBorders>
           </w:tcPr>
@@ -26308,9 +26308,9 @@
         <w:tc>
           <w:tcPr>
             <w:tcBorders>
-              <w:left w:val="single" w:sz="4" w:color="D9E1E8"/>
-              <w:right w:val="single" w:sz="4" w:color="D9E1E8"/>
-              <w:top w:val="single" w:sz="4" w:color="D9E1E8"/>
+              <w:left w:val="nil"/>
+              <w:right w:val="nil"/>
+              <w:top w:val="nil"/>
               <w:bottom w:val="single" w:sz="4" w:color="D9E1E8"/>
             </w:tcBorders>
           </w:tcPr>
@@ -26335,9 +26335,9 @@
         <w:tc>
           <w:tcPr>
             <w:tcBorders>
-              <w:left w:val="single" w:sz="4" w:color="D9E1E8"/>
-              <w:right w:val="single" w:sz="4" w:color="D9E1E8"/>
-              <w:top w:val="single" w:sz="4" w:color="D9E1E8"/>
+              <w:left w:val="nil"/>
+              <w:right w:val="nil"/>
+              <w:top w:val="nil"/>
               <w:bottom w:val="single" w:sz="4" w:color="D9E1E8"/>
             </w:tcBorders>
           </w:tcPr>
@@ -26362,9 +26362,9 @@
         <w:tc>
           <w:tcPr>
             <w:tcBorders>
-              <w:left w:val="single" w:sz="4" w:color="D9E1E8"/>
-              <w:right w:val="single" w:sz="4" w:color="D9E1E8"/>
-              <w:top w:val="single" w:sz="4" w:color="D9E1E8"/>
+              <w:left w:val="nil"/>
+              <w:right w:val="nil"/>
+              <w:top w:val="nil"/>
               <w:bottom w:val="single" w:sz="4" w:color="D9E1E8"/>
             </w:tcBorders>
           </w:tcPr>
@@ -26391,9 +26391,9 @@
         <w:tc>
           <w:tcPr>
             <w:tcBorders>
-              <w:left w:val="single" w:sz="4" w:color="D9E1E8"/>
-              <w:right w:val="single" w:sz="4" w:color="D9E1E8"/>
-              <w:top w:val="single" w:sz="4" w:color="D9E1E8"/>
+              <w:left w:val="nil"/>
+              <w:right w:val="nil"/>
+              <w:top w:val="nil"/>
               <w:bottom w:val="single" w:sz="4" w:color="D9E1E8"/>
             </w:tcBorders>
           </w:tcPr>
@@ -26418,9 +26418,9 @@
         <w:tc>
           <w:tcPr>
             <w:tcBorders>
-              <w:left w:val="single" w:sz="4" w:color="D9E1E8"/>
-              <w:right w:val="single" w:sz="4" w:color="D9E1E8"/>
-              <w:top w:val="single" w:sz="4" w:color="D9E1E8"/>
+              <w:left w:val="nil"/>
+              <w:right w:val="nil"/>
+              <w:top w:val="nil"/>
               <w:bottom w:val="single" w:sz="4" w:color="D9E1E8"/>
             </w:tcBorders>
           </w:tcPr>
@@ -26445,9 +26445,9 @@
         <w:tc>
           <w:tcPr>
             <w:tcBorders>
-              <w:left w:val="single" w:sz="4" w:color="D9E1E8"/>
-              <w:right w:val="single" w:sz="4" w:color="D9E1E8"/>
-              <w:top w:val="single" w:sz="4" w:color="D9E1E8"/>
+              <w:left w:val="nil"/>
+              <w:right w:val="nil"/>
+              <w:top w:val="nil"/>
               <w:bottom w:val="single" w:sz="4" w:color="D9E1E8"/>
             </w:tcBorders>
           </w:tcPr>
@@ -26472,9 +26472,9 @@
         <w:tc>
           <w:tcPr>
             <w:tcBorders>
-              <w:left w:val="single" w:sz="4" w:color="D9E1E8"/>
-              <w:right w:val="single" w:sz="4" w:color="D9E1E8"/>
-              <w:top w:val="single" w:sz="4" w:color="D9E1E8"/>
+              <w:left w:val="nil"/>
+              <w:right w:val="nil"/>
+              <w:top w:val="nil"/>
               <w:bottom w:val="single" w:sz="4" w:color="D9E1E8"/>
             </w:tcBorders>
           </w:tcPr>
@@ -26499,9 +26499,9 @@
         <w:tc>
           <w:tcPr>
             <w:tcBorders>
-              <w:left w:val="single" w:sz="4" w:color="D9E1E8"/>
-              <w:right w:val="single" w:sz="4" w:color="D9E1E8"/>
-              <w:top w:val="single" w:sz="4" w:color="D9E1E8"/>
+              <w:left w:val="nil"/>
+              <w:right w:val="nil"/>
+              <w:top w:val="nil"/>
               <w:bottom w:val="single" w:sz="4" w:color="D9E1E8"/>
             </w:tcBorders>
           </w:tcPr>
@@ -26526,9 +26526,9 @@
         <w:tc>
           <w:tcPr>
             <w:tcBorders>
-              <w:left w:val="single" w:sz="4" w:color="D9E1E8"/>
-              <w:right w:val="single" w:sz="4" w:color="D9E1E8"/>
-              <w:top w:val="single" w:sz="4" w:color="D9E1E8"/>
+              <w:left w:val="nil"/>
+              <w:right w:val="nil"/>
+              <w:top w:val="nil"/>
               <w:bottom w:val="single" w:sz="4" w:color="D9E1E8"/>
             </w:tcBorders>
           </w:tcPr>
@@ -26553,9 +26553,9 @@
         <w:tc>
           <w:tcPr>
             <w:tcBorders>
-              <w:left w:val="single" w:sz="4" w:color="D9E1E8"/>
-              <w:right w:val="single" w:sz="4" w:color="D9E1E8"/>
-              <w:top w:val="single" w:sz="4" w:color="D9E1E8"/>
+              <w:left w:val="nil"/>
+              <w:right w:val="nil"/>
+              <w:top w:val="nil"/>
               <w:bottom w:val="single" w:sz="4" w:color="D9E1E8"/>
             </w:tcBorders>
           </w:tcPr>
@@ -26580,9 +26580,9 @@
         <w:tc>
           <w:tcPr>
             <w:tcBorders>
-              <w:left w:val="single" w:sz="4" w:color="D9E1E8"/>
-              <w:right w:val="single" w:sz="4" w:color="D9E1E8"/>
-              <w:top w:val="single" w:sz="4" w:color="D9E1E8"/>
+              <w:left w:val="nil"/>
+              <w:right w:val="nil"/>
+              <w:top w:val="nil"/>
               <w:bottom w:val="single" w:sz="4" w:color="D9E1E8"/>
             </w:tcBorders>
           </w:tcPr>
@@ -26609,9 +26609,9 @@
         <w:tc>
           <w:tcPr>
             <w:tcBorders>
-              <w:left w:val="single" w:sz="4" w:color="D9E1E8"/>
-              <w:right w:val="single" w:sz="4" w:color="D9E1E8"/>
-              <w:top w:val="single" w:sz="4" w:color="D9E1E8"/>
+              <w:left w:val="nil"/>
+              <w:right w:val="nil"/>
+              <w:top w:val="nil"/>
               <w:bottom w:val="single" w:sz="4" w:color="D9E1E8"/>
             </w:tcBorders>
           </w:tcPr>
@@ -26636,9 +26636,9 @@
         <w:tc>
           <w:tcPr>
             <w:tcBorders>
-              <w:left w:val="single" w:sz="4" w:color="D9E1E8"/>
-              <w:right w:val="single" w:sz="4" w:color="D9E1E8"/>
-              <w:top w:val="single" w:sz="4" w:color="D9E1E8"/>
+              <w:left w:val="nil"/>
+              <w:right w:val="nil"/>
+              <w:top w:val="nil"/>
               <w:bottom w:val="single" w:sz="4" w:color="D9E1E8"/>
             </w:tcBorders>
           </w:tcPr>
@@ -26663,9 +26663,9 @@
         <w:tc>
           <w:tcPr>
             <w:tcBorders>
-              <w:left w:val="single" w:sz="4" w:color="D9E1E8"/>
-              <w:right w:val="single" w:sz="4" w:color="D9E1E8"/>
-              <w:top w:val="single" w:sz="4" w:color="D9E1E8"/>
+              <w:left w:val="nil"/>
+              <w:right w:val="nil"/>
+              <w:top w:val="nil"/>
               <w:bottom w:val="single" w:sz="4" w:color="D9E1E8"/>
             </w:tcBorders>
           </w:tcPr>
@@ -26690,9 +26690,9 @@
         <w:tc>
           <w:tcPr>
             <w:tcBorders>
-              <w:left w:val="single" w:sz="4" w:color="D9E1E8"/>
-              <w:right w:val="single" w:sz="4" w:color="D9E1E8"/>
-              <w:top w:val="single" w:sz="4" w:color="D9E1E8"/>
+              <w:left w:val="nil"/>
+              <w:right w:val="nil"/>
+              <w:top w:val="nil"/>
               <w:bottom w:val="single" w:sz="4" w:color="D9E1E8"/>
             </w:tcBorders>
           </w:tcPr>
@@ -26717,9 +26717,9 @@
         <w:tc>
           <w:tcPr>
             <w:tcBorders>
-              <w:left w:val="single" w:sz="4" w:color="D9E1E8"/>
-              <w:right w:val="single" w:sz="4" w:color="D9E1E8"/>
-              <w:top w:val="single" w:sz="4" w:color="D9E1E8"/>
+              <w:left w:val="nil"/>
+              <w:right w:val="nil"/>
+              <w:top w:val="nil"/>
               <w:bottom w:val="single" w:sz="4" w:color="D9E1E8"/>
             </w:tcBorders>
           </w:tcPr>
@@ -26744,9 +26744,9 @@
         <w:tc>
           <w:tcPr>
             <w:tcBorders>
-              <w:left w:val="single" w:sz="4" w:color="D9E1E8"/>
-              <w:right w:val="single" w:sz="4" w:color="D9E1E8"/>
-              <w:top w:val="single" w:sz="4" w:color="D9E1E8"/>
+              <w:left w:val="nil"/>
+              <w:right w:val="nil"/>
+              <w:top w:val="nil"/>
               <w:bottom w:val="single" w:sz="4" w:color="D9E1E8"/>
             </w:tcBorders>
           </w:tcPr>
@@ -26771,9 +26771,9 @@
         <w:tc>
           <w:tcPr>
             <w:tcBorders>
-              <w:left w:val="single" w:sz="4" w:color="D9E1E8"/>
-              <w:right w:val="single" w:sz="4" w:color="D9E1E8"/>
-              <w:top w:val="single" w:sz="4" w:color="D9E1E8"/>
+              <w:left w:val="nil"/>
+              <w:right w:val="nil"/>
+              <w:top w:val="nil"/>
               <w:bottom w:val="single" w:sz="4" w:color="D9E1E8"/>
             </w:tcBorders>
           </w:tcPr>
@@ -26798,9 +26798,9 @@
         <w:tc>
           <w:tcPr>
             <w:tcBorders>
-              <w:left w:val="single" w:sz="4" w:color="D9E1E8"/>
-              <w:right w:val="single" w:sz="4" w:color="D9E1E8"/>
-              <w:top w:val="single" w:sz="4" w:color="D9E1E8"/>
+              <w:left w:val="nil"/>
+              <w:right w:val="nil"/>
+              <w:top w:val="nil"/>
               <w:bottom w:val="single" w:sz="4" w:color="D9E1E8"/>
             </w:tcBorders>
           </w:tcPr>
@@ -26827,9 +26827,9 @@
         <w:tc>
           <w:tcPr>
             <w:tcBorders>
-              <w:left w:val="single" w:sz="4" w:color="D9E1E8"/>
-              <w:right w:val="single" w:sz="4" w:color="D9E1E8"/>
-              <w:top w:val="single" w:sz="4" w:color="D9E1E8"/>
+              <w:left w:val="nil"/>
+              <w:right w:val="nil"/>
+              <w:top w:val="nil"/>
               <w:bottom w:val="nil"/>
             </w:tcBorders>
           </w:tcPr>
@@ -26854,9 +26854,9 @@
         <w:tc>
           <w:tcPr>
             <w:tcBorders>
-              <w:left w:val="single" w:sz="4" w:color="D9E1E8"/>
-              <w:right w:val="single" w:sz="4" w:color="D9E1E8"/>
-              <w:top w:val="single" w:sz="4" w:color="D9E1E8"/>
+              <w:left w:val="nil"/>
+              <w:right w:val="nil"/>
+              <w:top w:val="nil"/>
               <w:bottom w:val="nil"/>
             </w:tcBorders>
           </w:tcPr>
@@ -26881,9 +26881,9 @@
         <w:tc>
           <w:tcPr>
             <w:tcBorders>
-              <w:left w:val="single" w:sz="4" w:color="D9E1E8"/>
-              <w:right w:val="single" w:sz="4" w:color="D9E1E8"/>
-              <w:top w:val="single" w:sz="4" w:color="D9E1E8"/>
+              <w:left w:val="nil"/>
+              <w:right w:val="nil"/>
+              <w:top w:val="nil"/>
               <w:bottom w:val="nil"/>
             </w:tcBorders>
           </w:tcPr>
@@ -26908,9 +26908,9 @@
         <w:tc>
           <w:tcPr>
             <w:tcBorders>
-              <w:left w:val="single" w:sz="4" w:color="D9E1E8"/>
-              <w:right w:val="single" w:sz="4" w:color="D9E1E8"/>
-              <w:top w:val="single" w:sz="4" w:color="D9E1E8"/>
+              <w:left w:val="nil"/>
+              <w:right w:val="nil"/>
+              <w:top w:val="nil"/>
               <w:bottom w:val="nil"/>
             </w:tcBorders>
           </w:tcPr>
@@ -26935,9 +26935,9 @@
         <w:tc>
           <w:tcPr>
             <w:tcBorders>
-              <w:left w:val="single" w:sz="4" w:color="D9E1E8"/>
-              <w:right w:val="single" w:sz="4" w:color="D9E1E8"/>
-              <w:top w:val="single" w:sz="4" w:color="D9E1E8"/>
+              <w:left w:val="nil"/>
+              <w:right w:val="nil"/>
+              <w:top w:val="nil"/>
               <w:bottom w:val="nil"/>
             </w:tcBorders>
           </w:tcPr>
@@ -26962,9 +26962,9 @@
         <w:tc>
           <w:tcPr>
             <w:tcBorders>
-              <w:left w:val="single" w:sz="4" w:color="D9E1E8"/>
-              <w:right w:val="single" w:sz="4" w:color="D9E1E8"/>
-              <w:top w:val="single" w:sz="4" w:color="D9E1E8"/>
+              <w:left w:val="nil"/>
+              <w:right w:val="nil"/>
+              <w:top w:val="nil"/>
               <w:bottom w:val="nil"/>
             </w:tcBorders>
           </w:tcPr>
@@ -26989,9 +26989,9 @@
         <w:tc>
           <w:tcPr>
             <w:tcBorders>
-              <w:left w:val="single" w:sz="4" w:color="D9E1E8"/>
-              <w:right w:val="single" w:sz="4" w:color="D9E1E8"/>
-              <w:top w:val="single" w:sz="4" w:color="D9E1E8"/>
+              <w:left w:val="nil"/>
+              <w:right w:val="nil"/>
+              <w:top w:val="nil"/>
               <w:bottom w:val="nil"/>
             </w:tcBorders>
           </w:tcPr>
@@ -27016,9 +27016,9 @@
         <w:tc>
           <w:tcPr>
             <w:tcBorders>
-              <w:left w:val="single" w:sz="4" w:color="D9E1E8"/>
-              <w:right w:val="single" w:sz="4" w:color="D9E1E8"/>
-              <w:top w:val="single" w:sz="4" w:color="D9E1E8"/>
+              <w:left w:val="nil"/>
+              <w:right w:val="nil"/>
+              <w:top w:val="nil"/>
               <w:bottom w:val="nil"/>
             </w:tcBorders>
           </w:tcPr>
@@ -27549,9 +27549,9 @@
           <w:tcPr>
             <w:shd w:fill="EEF3F7"/>
             <w:tcBorders>
-              <w:left w:val="single" w:sz="4" w:color="D9E1E8"/>
-              <w:right w:val="single" w:sz="4" w:color="D9E1E8"/>
-              <w:top w:val="single" w:sz="4" w:color="D9E1E8"/>
+              <w:left w:val="nil"/>
+              <w:right w:val="nil"/>
+              <w:top w:val="nil"/>
               <w:bottom w:val="single" w:sz="8" w:color="9FB0C2"/>
             </w:tcBorders>
           </w:tcPr>
@@ -27578,9 +27578,9 @@
           <w:tcPr>
             <w:shd w:fill="EEF3F7"/>
             <w:tcBorders>
-              <w:left w:val="single" w:sz="4" w:color="D9E1E8"/>
-              <w:right w:val="single" w:sz="4" w:color="D9E1E8"/>
-              <w:top w:val="single" w:sz="4" w:color="D9E1E8"/>
+              <w:left w:val="nil"/>
+              <w:right w:val="nil"/>
+              <w:top w:val="nil"/>
               <w:bottom w:val="single" w:sz="8" w:color="9FB0C2"/>
             </w:tcBorders>
           </w:tcPr>
@@ -27625,9 +27625,9 @@
           <w:tcPr>
             <w:shd w:fill="EEF3F7"/>
             <w:tcBorders>
-              <w:left w:val="single" w:sz="4" w:color="D9E1E8"/>
-              <w:right w:val="single" w:sz="4" w:color="D9E1E8"/>
-              <w:top w:val="single" w:sz="4" w:color="D9E1E8"/>
+              <w:left w:val="nil"/>
+              <w:right w:val="nil"/>
+              <w:top w:val="nil"/>
               <w:bottom w:val="single" w:sz="8" w:color="9FB0C2"/>
             </w:tcBorders>
           </w:tcPr>
@@ -27683,9 +27683,9 @@
           <w:tcPr>
             <w:shd w:fill="EEF3F7"/>
             <w:tcBorders>
-              <w:left w:val="single" w:sz="4" w:color="D9E1E8"/>
-              <w:right w:val="single" w:sz="4" w:color="D9E1E8"/>
-              <w:top w:val="single" w:sz="4" w:color="D9E1E8"/>
+              <w:left w:val="nil"/>
+              <w:right w:val="nil"/>
+              <w:top w:val="nil"/>
               <w:bottom w:val="single" w:sz="8" w:color="9FB0C2"/>
             </w:tcBorders>
           </w:tcPr>
@@ -27758,9 +27758,9 @@
           <w:tcPr>
             <w:shd w:fill="EEF3F7"/>
             <w:tcBorders>
-              <w:left w:val="single" w:sz="4" w:color="D9E1E8"/>
-              <w:right w:val="single" w:sz="4" w:color="D9E1E8"/>
-              <w:top w:val="single" w:sz="4" w:color="D9E1E8"/>
+              <w:left w:val="nil"/>
+              <w:right w:val="nil"/>
+              <w:top w:val="nil"/>
               <w:bottom w:val="single" w:sz="8" w:color="9FB0C2"/>
             </w:tcBorders>
           </w:tcPr>
@@ -27816,9 +27816,9 @@
           <w:tcPr>
             <w:shd w:fill="EEF3F7"/>
             <w:tcBorders>
-              <w:left w:val="single" w:sz="4" w:color="D9E1E8"/>
-              <w:right w:val="single" w:sz="4" w:color="D9E1E8"/>
-              <w:top w:val="single" w:sz="4" w:color="D9E1E8"/>
+              <w:left w:val="nil"/>
+              <w:right w:val="nil"/>
+              <w:top w:val="nil"/>
               <w:bottom w:val="single" w:sz="8" w:color="9FB0C2"/>
             </w:tcBorders>
           </w:tcPr>
@@ -27845,9 +27845,9 @@
           <w:tcPr>
             <w:shd w:fill="EEF3F7"/>
             <w:tcBorders>
-              <w:left w:val="single" w:sz="4" w:color="D9E1E8"/>
-              <w:right w:val="single" w:sz="4" w:color="D9E1E8"/>
-              <w:top w:val="single" w:sz="4" w:color="D9E1E8"/>
+              <w:left w:val="nil"/>
+              <w:right w:val="nil"/>
+              <w:top w:val="nil"/>
               <w:bottom w:val="single" w:sz="8" w:color="9FB0C2"/>
             </w:tcBorders>
           </w:tcPr>
@@ -27874,9 +27874,9 @@
           <w:tcPr>
             <w:shd w:fill="EEF3F7"/>
             <w:tcBorders>
-              <w:left w:val="single" w:sz="4" w:color="D9E1E8"/>
-              <w:right w:val="single" w:sz="4" w:color="D9E1E8"/>
-              <w:top w:val="single" w:sz="4" w:color="D9E1E8"/>
+              <w:left w:val="nil"/>
+              <w:right w:val="nil"/>
+              <w:top w:val="nil"/>
               <w:bottom w:val="single" w:sz="8" w:color="9FB0C2"/>
             </w:tcBorders>
           </w:tcPr>
@@ -27904,9 +27904,9 @@
         <w:tc>
           <w:tcPr>
             <w:tcBorders>
-              <w:left w:val="single" w:sz="4" w:color="D9E1E8"/>
-              <w:right w:val="single" w:sz="4" w:color="D9E1E8"/>
-              <w:top w:val="single" w:sz="4" w:color="D9E1E8"/>
+              <w:left w:val="nil"/>
+              <w:right w:val="nil"/>
+              <w:top w:val="nil"/>
               <w:bottom w:val="single" w:sz="4" w:color="D9E1E8"/>
             </w:tcBorders>
           </w:tcPr>
@@ -27947,9 +27947,9 @@
         <w:tc>
           <w:tcPr>
             <w:tcBorders>
-              <w:left w:val="single" w:sz="4" w:color="D9E1E8"/>
-              <w:right w:val="single" w:sz="4" w:color="D9E1E8"/>
-              <w:top w:val="single" w:sz="4" w:color="D9E1E8"/>
+              <w:left w:val="nil"/>
+              <w:right w:val="nil"/>
+              <w:top w:val="nil"/>
               <w:bottom w:val="single" w:sz="4" w:color="D9E1E8"/>
             </w:tcBorders>
           </w:tcPr>
@@ -27974,9 +27974,9 @@
         <w:tc>
           <w:tcPr>
             <w:tcBorders>
-              <w:left w:val="single" w:sz="4" w:color="D9E1E8"/>
-              <w:right w:val="single" w:sz="4" w:color="D9E1E8"/>
-              <w:top w:val="single" w:sz="4" w:color="D9E1E8"/>
+              <w:left w:val="nil"/>
+              <w:right w:val="nil"/>
+              <w:top w:val="nil"/>
               <w:bottom w:val="single" w:sz="4" w:color="D9E1E8"/>
             </w:tcBorders>
           </w:tcPr>
@@ -28001,9 +28001,9 @@
         <w:tc>
           <w:tcPr>
             <w:tcBorders>
-              <w:left w:val="single" w:sz="4" w:color="D9E1E8"/>
-              <w:right w:val="single" w:sz="4" w:color="D9E1E8"/>
-              <w:top w:val="single" w:sz="4" w:color="D9E1E8"/>
+              <w:left w:val="nil"/>
+              <w:right w:val="nil"/>
+              <w:top w:val="nil"/>
               <w:bottom w:val="single" w:sz="4" w:color="D9E1E8"/>
             </w:tcBorders>
           </w:tcPr>
@@ -28028,9 +28028,9 @@
         <w:tc>
           <w:tcPr>
             <w:tcBorders>
-              <w:left w:val="single" w:sz="4" w:color="D9E1E8"/>
-              <w:right w:val="single" w:sz="4" w:color="D9E1E8"/>
-              <w:top w:val="single" w:sz="4" w:color="D9E1E8"/>
+              <w:left w:val="nil"/>
+              <w:right w:val="nil"/>
+              <w:top w:val="nil"/>
               <w:bottom w:val="single" w:sz="4" w:color="D9E1E8"/>
             </w:tcBorders>
           </w:tcPr>
@@ -28055,9 +28055,9 @@
         <w:tc>
           <w:tcPr>
             <w:tcBorders>
-              <w:left w:val="single" w:sz="4" w:color="D9E1E8"/>
-              <w:right w:val="single" w:sz="4" w:color="D9E1E8"/>
-              <w:top w:val="single" w:sz="4" w:color="D9E1E8"/>
+              <w:left w:val="nil"/>
+              <w:right w:val="nil"/>
+              <w:top w:val="nil"/>
               <w:bottom w:val="single" w:sz="4" w:color="D9E1E8"/>
             </w:tcBorders>
           </w:tcPr>
@@ -28098,9 +28098,9 @@
         <w:tc>
           <w:tcPr>
             <w:tcBorders>
-              <w:left w:val="single" w:sz="4" w:color="D9E1E8"/>
-              <w:right w:val="single" w:sz="4" w:color="D9E1E8"/>
-              <w:top w:val="single" w:sz="4" w:color="D9E1E8"/>
+              <w:left w:val="nil"/>
+              <w:right w:val="nil"/>
+              <w:top w:val="nil"/>
               <w:bottom w:val="single" w:sz="4" w:color="D9E1E8"/>
             </w:tcBorders>
           </w:tcPr>
@@ -28125,9 +28125,9 @@
         <w:tc>
           <w:tcPr>
             <w:tcBorders>
-              <w:left w:val="single" w:sz="4" w:color="D9E1E8"/>
-              <w:right w:val="single" w:sz="4" w:color="D9E1E8"/>
-              <w:top w:val="single" w:sz="4" w:color="D9E1E8"/>
+              <w:left w:val="nil"/>
+              <w:right w:val="nil"/>
+              <w:top w:val="nil"/>
               <w:bottom w:val="single" w:sz="4" w:color="D9E1E8"/>
             </w:tcBorders>
           </w:tcPr>
@@ -28191,9 +28191,9 @@
         <w:tc>
           <w:tcPr>
             <w:tcBorders>
-              <w:left w:val="single" w:sz="4" w:color="D9E1E8"/>
-              <w:right w:val="single" w:sz="4" w:color="D9E1E8"/>
-              <w:top w:val="single" w:sz="4" w:color="D9E1E8"/>
+              <w:left w:val="nil"/>
+              <w:right w:val="nil"/>
+              <w:top w:val="nil"/>
               <w:bottom w:val="single" w:sz="4" w:color="D9E1E8"/>
             </w:tcBorders>
           </w:tcPr>
@@ -28234,9 +28234,9 @@
         <w:tc>
           <w:tcPr>
             <w:tcBorders>
-              <w:left w:val="single" w:sz="4" w:color="D9E1E8"/>
-              <w:right w:val="single" w:sz="4" w:color="D9E1E8"/>
-              <w:top w:val="single" w:sz="4" w:color="D9E1E8"/>
+              <w:left w:val="nil"/>
+              <w:right w:val="nil"/>
+              <w:top w:val="nil"/>
               <w:bottom w:val="single" w:sz="4" w:color="D9E1E8"/>
             </w:tcBorders>
           </w:tcPr>
@@ -28261,9 +28261,9 @@
         <w:tc>
           <w:tcPr>
             <w:tcBorders>
-              <w:left w:val="single" w:sz="4" w:color="D9E1E8"/>
-              <w:right w:val="single" w:sz="4" w:color="D9E1E8"/>
-              <w:top w:val="single" w:sz="4" w:color="D9E1E8"/>
+              <w:left w:val="nil"/>
+              <w:right w:val="nil"/>
+              <w:top w:val="nil"/>
               <w:bottom w:val="single" w:sz="4" w:color="D9E1E8"/>
             </w:tcBorders>
           </w:tcPr>
@@ -28288,9 +28288,9 @@
         <w:tc>
           <w:tcPr>
             <w:tcBorders>
-              <w:left w:val="single" w:sz="4" w:color="D9E1E8"/>
-              <w:right w:val="single" w:sz="4" w:color="D9E1E8"/>
-              <w:top w:val="single" w:sz="4" w:color="D9E1E8"/>
+              <w:left w:val="nil"/>
+              <w:right w:val="nil"/>
+              <w:top w:val="nil"/>
               <w:bottom w:val="single" w:sz="4" w:color="D9E1E8"/>
             </w:tcBorders>
           </w:tcPr>
@@ -28315,9 +28315,9 @@
         <w:tc>
           <w:tcPr>
             <w:tcBorders>
-              <w:left w:val="single" w:sz="4" w:color="D9E1E8"/>
-              <w:right w:val="single" w:sz="4" w:color="D9E1E8"/>
-              <w:top w:val="single" w:sz="4" w:color="D9E1E8"/>
+              <w:left w:val="nil"/>
+              <w:right w:val="nil"/>
+              <w:top w:val="nil"/>
               <w:bottom w:val="single" w:sz="4" w:color="D9E1E8"/>
             </w:tcBorders>
           </w:tcPr>
@@ -28342,9 +28342,9 @@
         <w:tc>
           <w:tcPr>
             <w:tcBorders>
-              <w:left w:val="single" w:sz="4" w:color="D9E1E8"/>
-              <w:right w:val="single" w:sz="4" w:color="D9E1E8"/>
-              <w:top w:val="single" w:sz="4" w:color="D9E1E8"/>
+              <w:left w:val="nil"/>
+              <w:right w:val="nil"/>
+              <w:top w:val="nil"/>
               <w:bottom w:val="single" w:sz="4" w:color="D9E1E8"/>
             </w:tcBorders>
           </w:tcPr>
@@ -28369,9 +28369,9 @@
         <w:tc>
           <w:tcPr>
             <w:tcBorders>
-              <w:left w:val="single" w:sz="4" w:color="D9E1E8"/>
-              <w:right w:val="single" w:sz="4" w:color="D9E1E8"/>
-              <w:top w:val="single" w:sz="4" w:color="D9E1E8"/>
+              <w:left w:val="nil"/>
+              <w:right w:val="nil"/>
+              <w:top w:val="nil"/>
               <w:bottom w:val="single" w:sz="4" w:color="D9E1E8"/>
             </w:tcBorders>
           </w:tcPr>
@@ -28396,9 +28396,9 @@
         <w:tc>
           <w:tcPr>
             <w:tcBorders>
-              <w:left w:val="single" w:sz="4" w:color="D9E1E8"/>
-              <w:right w:val="single" w:sz="4" w:color="D9E1E8"/>
-              <w:top w:val="single" w:sz="4" w:color="D9E1E8"/>
+              <w:left w:val="nil"/>
+              <w:right w:val="nil"/>
+              <w:top w:val="nil"/>
               <w:bottom w:val="single" w:sz="4" w:color="D9E1E8"/>
             </w:tcBorders>
           </w:tcPr>
@@ -28425,9 +28425,9 @@
         <w:tc>
           <w:tcPr>
             <w:tcBorders>
-              <w:left w:val="single" w:sz="4" w:color="D9E1E8"/>
-              <w:right w:val="single" w:sz="4" w:color="D9E1E8"/>
-              <w:top w:val="single" w:sz="4" w:color="D9E1E8"/>
+              <w:left w:val="nil"/>
+              <w:right w:val="nil"/>
+              <w:top w:val="nil"/>
               <w:bottom w:val="single" w:sz="4" w:color="D9E1E8"/>
             </w:tcBorders>
           </w:tcPr>
@@ -28476,9 +28476,9 @@
         <w:tc>
           <w:tcPr>
             <w:tcBorders>
-              <w:left w:val="single" w:sz="4" w:color="D9E1E8"/>
-              <w:right w:val="single" w:sz="4" w:color="D9E1E8"/>
-              <w:top w:val="single" w:sz="4" w:color="D9E1E8"/>
+              <w:left w:val="nil"/>
+              <w:right w:val="nil"/>
+              <w:top w:val="nil"/>
               <w:bottom w:val="single" w:sz="4" w:color="D9E1E8"/>
             </w:tcBorders>
           </w:tcPr>
@@ -28511,9 +28511,9 @@
         <w:tc>
           <w:tcPr>
             <w:tcBorders>
-              <w:left w:val="single" w:sz="4" w:color="D9E1E8"/>
-              <w:right w:val="single" w:sz="4" w:color="D9E1E8"/>
-              <w:top w:val="single" w:sz="4" w:color="D9E1E8"/>
+              <w:left w:val="nil"/>
+              <w:right w:val="nil"/>
+              <w:top w:val="nil"/>
               <w:bottom w:val="single" w:sz="4" w:color="D9E1E8"/>
             </w:tcBorders>
           </w:tcPr>
@@ -28538,9 +28538,9 @@
         <w:tc>
           <w:tcPr>
             <w:tcBorders>
-              <w:left w:val="single" w:sz="4" w:color="D9E1E8"/>
-              <w:right w:val="single" w:sz="4" w:color="D9E1E8"/>
-              <w:top w:val="single" w:sz="4" w:color="D9E1E8"/>
+              <w:left w:val="nil"/>
+              <w:right w:val="nil"/>
+              <w:top w:val="nil"/>
               <w:bottom w:val="single" w:sz="4" w:color="D9E1E8"/>
             </w:tcBorders>
           </w:tcPr>
@@ -28565,9 +28565,9 @@
         <w:tc>
           <w:tcPr>
             <w:tcBorders>
-              <w:left w:val="single" w:sz="4" w:color="D9E1E8"/>
-              <w:right w:val="single" w:sz="4" w:color="D9E1E8"/>
-              <w:top w:val="single" w:sz="4" w:color="D9E1E8"/>
+              <w:left w:val="nil"/>
+              <w:right w:val="nil"/>
+              <w:top w:val="nil"/>
               <w:bottom w:val="single" w:sz="4" w:color="D9E1E8"/>
             </w:tcBorders>
           </w:tcPr>
@@ -28592,9 +28592,9 @@
         <w:tc>
           <w:tcPr>
             <w:tcBorders>
-              <w:left w:val="single" w:sz="4" w:color="D9E1E8"/>
-              <w:right w:val="single" w:sz="4" w:color="D9E1E8"/>
-              <w:top w:val="single" w:sz="4" w:color="D9E1E8"/>
+              <w:left w:val="nil"/>
+              <w:right w:val="nil"/>
+              <w:top w:val="nil"/>
               <w:bottom w:val="single" w:sz="4" w:color="D9E1E8"/>
             </w:tcBorders>
           </w:tcPr>
@@ -28635,9 +28635,9 @@
         <w:tc>
           <w:tcPr>
             <w:tcBorders>
-              <w:left w:val="single" w:sz="4" w:color="D9E1E8"/>
-              <w:right w:val="single" w:sz="4" w:color="D9E1E8"/>
-              <w:top w:val="single" w:sz="4" w:color="D9E1E8"/>
+              <w:left w:val="nil"/>
+              <w:right w:val="nil"/>
+              <w:top w:val="nil"/>
               <w:bottom w:val="single" w:sz="4" w:color="D9E1E8"/>
             </w:tcBorders>
           </w:tcPr>
@@ -28662,9 +28662,9 @@
         <w:tc>
           <w:tcPr>
             <w:tcBorders>
-              <w:left w:val="single" w:sz="4" w:color="D9E1E8"/>
-              <w:right w:val="single" w:sz="4" w:color="D9E1E8"/>
-              <w:top w:val="single" w:sz="4" w:color="D9E1E8"/>
+              <w:left w:val="nil"/>
+              <w:right w:val="nil"/>
+              <w:top w:val="nil"/>
               <w:bottom w:val="single" w:sz="4" w:color="D9E1E8"/>
             </w:tcBorders>
           </w:tcPr>
@@ -28691,9 +28691,9 @@
         <w:tc>
           <w:tcPr>
             <w:tcBorders>
-              <w:left w:val="single" w:sz="4" w:color="D9E1E8"/>
-              <w:right w:val="single" w:sz="4" w:color="D9E1E8"/>
-              <w:top w:val="single" w:sz="4" w:color="D9E1E8"/>
+              <w:left w:val="nil"/>
+              <w:right w:val="nil"/>
+              <w:top w:val="nil"/>
               <w:bottom w:val="single" w:sz="4" w:color="D9E1E8"/>
             </w:tcBorders>
           </w:tcPr>
@@ -28742,9 +28742,9 @@
         <w:tc>
           <w:tcPr>
             <w:tcBorders>
-              <w:left w:val="single" w:sz="4" w:color="D9E1E8"/>
-              <w:right w:val="single" w:sz="4" w:color="D9E1E8"/>
-              <w:top w:val="single" w:sz="4" w:color="D9E1E8"/>
+              <w:left w:val="nil"/>
+              <w:right w:val="nil"/>
+              <w:top w:val="nil"/>
               <w:bottom w:val="single" w:sz="4" w:color="D9E1E8"/>
             </w:tcBorders>
           </w:tcPr>
@@ -28777,9 +28777,9 @@
         <w:tc>
           <w:tcPr>
             <w:tcBorders>
-              <w:left w:val="single" w:sz="4" w:color="D9E1E8"/>
-              <w:right w:val="single" w:sz="4" w:color="D9E1E8"/>
-              <w:top w:val="single" w:sz="4" w:color="D9E1E8"/>
+              <w:left w:val="nil"/>
+              <w:right w:val="nil"/>
+              <w:top w:val="nil"/>
               <w:bottom w:val="single" w:sz="4" w:color="D9E1E8"/>
             </w:tcBorders>
           </w:tcPr>
@@ -28812,9 +28812,9 @@
         <w:tc>
           <w:tcPr>
             <w:tcBorders>
-              <w:left w:val="single" w:sz="4" w:color="D9E1E8"/>
-              <w:right w:val="single" w:sz="4" w:color="D9E1E8"/>
-              <w:top w:val="single" w:sz="4" w:color="D9E1E8"/>
+              <w:left w:val="nil"/>
+              <w:right w:val="nil"/>
+              <w:top w:val="nil"/>
               <w:bottom w:val="single" w:sz="4" w:color="D9E1E8"/>
             </w:tcBorders>
           </w:tcPr>
@@ -28847,9 +28847,9 @@
         <w:tc>
           <w:tcPr>
             <w:tcBorders>
-              <w:left w:val="single" w:sz="4" w:color="D9E1E8"/>
-              <w:right w:val="single" w:sz="4" w:color="D9E1E8"/>
-              <w:top w:val="single" w:sz="4" w:color="D9E1E8"/>
+              <w:left w:val="nil"/>
+              <w:right w:val="nil"/>
+              <w:top w:val="nil"/>
               <w:bottom w:val="single" w:sz="4" w:color="D9E1E8"/>
             </w:tcBorders>
           </w:tcPr>
@@ -28882,9 +28882,9 @@
         <w:tc>
           <w:tcPr>
             <w:tcBorders>
-              <w:left w:val="single" w:sz="4" w:color="D9E1E8"/>
-              <w:right w:val="single" w:sz="4" w:color="D9E1E8"/>
-              <w:top w:val="single" w:sz="4" w:color="D9E1E8"/>
+              <w:left w:val="nil"/>
+              <w:right w:val="nil"/>
+              <w:top w:val="nil"/>
               <w:bottom w:val="single" w:sz="4" w:color="D9E1E8"/>
             </w:tcBorders>
           </w:tcPr>
@@ -28909,9 +28909,9 @@
         <w:tc>
           <w:tcPr>
             <w:tcBorders>
-              <w:left w:val="single" w:sz="4" w:color="D9E1E8"/>
-              <w:right w:val="single" w:sz="4" w:color="D9E1E8"/>
-              <w:top w:val="single" w:sz="4" w:color="D9E1E8"/>
+              <w:left w:val="nil"/>
+              <w:right w:val="nil"/>
+              <w:top w:val="nil"/>
               <w:bottom w:val="single" w:sz="4" w:color="D9E1E8"/>
             </w:tcBorders>
           </w:tcPr>
@@ -28936,9 +28936,9 @@
         <w:tc>
           <w:tcPr>
             <w:tcBorders>
-              <w:left w:val="single" w:sz="4" w:color="D9E1E8"/>
-              <w:right w:val="single" w:sz="4" w:color="D9E1E8"/>
-              <w:top w:val="single" w:sz="4" w:color="D9E1E8"/>
+              <w:left w:val="nil"/>
+              <w:right w:val="nil"/>
+              <w:top w:val="nil"/>
               <w:bottom w:val="single" w:sz="4" w:color="D9E1E8"/>
             </w:tcBorders>
           </w:tcPr>
@@ -28981,9 +28981,9 @@
         <w:tc>
           <w:tcPr>
             <w:tcBorders>
-              <w:left w:val="single" w:sz="4" w:color="D9E1E8"/>
-              <w:right w:val="single" w:sz="4" w:color="D9E1E8"/>
-              <w:top w:val="single" w:sz="4" w:color="D9E1E8"/>
+              <w:left w:val="nil"/>
+              <w:right w:val="nil"/>
+              <w:top w:val="nil"/>
               <w:bottom w:val="single" w:sz="4" w:color="D9E1E8"/>
             </w:tcBorders>
           </w:tcPr>
@@ -29008,9 +29008,9 @@
         <w:tc>
           <w:tcPr>
             <w:tcBorders>
-              <w:left w:val="single" w:sz="4" w:color="D9E1E8"/>
-              <w:right w:val="single" w:sz="4" w:color="D9E1E8"/>
-              <w:top w:val="single" w:sz="4" w:color="D9E1E8"/>
+              <w:left w:val="nil"/>
+              <w:right w:val="nil"/>
+              <w:top w:val="nil"/>
               <w:bottom w:val="single" w:sz="4" w:color="D9E1E8"/>
             </w:tcBorders>
           </w:tcPr>
@@ -29064,9 +29064,9 @@
         <w:tc>
           <w:tcPr>
             <w:tcBorders>
-              <w:left w:val="single" w:sz="4" w:color="D9E1E8"/>
-              <w:right w:val="single" w:sz="4" w:color="D9E1E8"/>
-              <w:top w:val="single" w:sz="4" w:color="D9E1E8"/>
+              <w:left w:val="nil"/>
+              <w:right w:val="nil"/>
+              <w:top w:val="nil"/>
               <w:bottom w:val="single" w:sz="4" w:color="D9E1E8"/>
             </w:tcBorders>
           </w:tcPr>
@@ -29120,9 +29120,9 @@
         <w:tc>
           <w:tcPr>
             <w:tcBorders>
-              <w:left w:val="single" w:sz="4" w:color="D9E1E8"/>
-              <w:right w:val="single" w:sz="4" w:color="D9E1E8"/>
-              <w:top w:val="single" w:sz="4" w:color="D9E1E8"/>
+              <w:left w:val="nil"/>
+              <w:right w:val="nil"/>
+              <w:top w:val="nil"/>
               <w:bottom w:val="single" w:sz="4" w:color="D9E1E8"/>
             </w:tcBorders>
           </w:tcPr>
@@ -29176,9 +29176,9 @@
         <w:tc>
           <w:tcPr>
             <w:tcBorders>
-              <w:left w:val="single" w:sz="4" w:color="D9E1E8"/>
-              <w:right w:val="single" w:sz="4" w:color="D9E1E8"/>
-              <w:top w:val="single" w:sz="4" w:color="D9E1E8"/>
+              <w:left w:val="nil"/>
+              <w:right w:val="nil"/>
+              <w:top w:val="nil"/>
               <w:bottom w:val="single" w:sz="4" w:color="D9E1E8"/>
             </w:tcBorders>
           </w:tcPr>
@@ -29232,9 +29232,9 @@
         <w:tc>
           <w:tcPr>
             <w:tcBorders>
-              <w:left w:val="single" w:sz="4" w:color="D9E1E8"/>
-              <w:right w:val="single" w:sz="4" w:color="D9E1E8"/>
-              <w:top w:val="single" w:sz="4" w:color="D9E1E8"/>
+              <w:left w:val="nil"/>
+              <w:right w:val="nil"/>
+              <w:top w:val="nil"/>
               <w:bottom w:val="single" w:sz="4" w:color="D9E1E8"/>
             </w:tcBorders>
           </w:tcPr>
@@ -29288,9 +29288,9 @@
         <w:tc>
           <w:tcPr>
             <w:tcBorders>
-              <w:left w:val="single" w:sz="4" w:color="D9E1E8"/>
-              <w:right w:val="single" w:sz="4" w:color="D9E1E8"/>
-              <w:top w:val="single" w:sz="4" w:color="D9E1E8"/>
+              <w:left w:val="nil"/>
+              <w:right w:val="nil"/>
+              <w:top w:val="nil"/>
               <w:bottom w:val="single" w:sz="4" w:color="D9E1E8"/>
             </w:tcBorders>
           </w:tcPr>
@@ -29315,9 +29315,9 @@
         <w:tc>
           <w:tcPr>
             <w:tcBorders>
-              <w:left w:val="single" w:sz="4" w:color="D9E1E8"/>
-              <w:right w:val="single" w:sz="4" w:color="D9E1E8"/>
-              <w:top w:val="single" w:sz="4" w:color="D9E1E8"/>
+              <w:left w:val="nil"/>
+              <w:right w:val="nil"/>
+              <w:top w:val="nil"/>
               <w:bottom w:val="single" w:sz="4" w:color="D9E1E8"/>
             </w:tcBorders>
           </w:tcPr>
@@ -29344,9 +29344,9 @@
         <w:tc>
           <w:tcPr>
             <w:tcBorders>
-              <w:left w:val="single" w:sz="4" w:color="D9E1E8"/>
-              <w:right w:val="single" w:sz="4" w:color="D9E1E8"/>
-              <w:top w:val="single" w:sz="4" w:color="D9E1E8"/>
+              <w:left w:val="nil"/>
+              <w:right w:val="nil"/>
+              <w:top w:val="nil"/>
               <w:bottom w:val="nil"/>
             </w:tcBorders>
           </w:tcPr>
@@ -29373,9 +29373,9 @@
         <w:tc>
           <w:tcPr>
             <w:tcBorders>
-              <w:left w:val="single" w:sz="4" w:color="D9E1E8"/>
-              <w:right w:val="single" w:sz="4" w:color="D9E1E8"/>
-              <w:top w:val="single" w:sz="4" w:color="D9E1E8"/>
+              <w:left w:val="nil"/>
+              <w:right w:val="nil"/>
+              <w:top w:val="nil"/>
               <w:bottom w:val="nil"/>
             </w:tcBorders>
           </w:tcPr>
@@ -29429,9 +29429,9 @@
         <w:tc>
           <w:tcPr>
             <w:tcBorders>
-              <w:left w:val="single" w:sz="4" w:color="D9E1E8"/>
-              <w:right w:val="single" w:sz="4" w:color="D9E1E8"/>
-              <w:top w:val="single" w:sz="4" w:color="D9E1E8"/>
+              <w:left w:val="nil"/>
+              <w:right w:val="nil"/>
+              <w:top w:val="nil"/>
               <w:bottom w:val="nil"/>
             </w:tcBorders>
           </w:tcPr>
@@ -29485,9 +29485,9 @@
         <w:tc>
           <w:tcPr>
             <w:tcBorders>
-              <w:left w:val="single" w:sz="4" w:color="D9E1E8"/>
-              <w:right w:val="single" w:sz="4" w:color="D9E1E8"/>
-              <w:top w:val="single" w:sz="4" w:color="D9E1E8"/>
+              <w:left w:val="nil"/>
+              <w:right w:val="nil"/>
+              <w:top w:val="nil"/>
               <w:bottom w:val="nil"/>
             </w:tcBorders>
           </w:tcPr>
@@ -29541,9 +29541,9 @@
         <w:tc>
           <w:tcPr>
             <w:tcBorders>
-              <w:left w:val="single" w:sz="4" w:color="D9E1E8"/>
-              <w:right w:val="single" w:sz="4" w:color="D9E1E8"/>
-              <w:top w:val="single" w:sz="4" w:color="D9E1E8"/>
+              <w:left w:val="nil"/>
+              <w:right w:val="nil"/>
+              <w:top w:val="nil"/>
               <w:bottom w:val="nil"/>
             </w:tcBorders>
           </w:tcPr>
@@ -29597,9 +29597,9 @@
         <w:tc>
           <w:tcPr>
             <w:tcBorders>
-              <w:left w:val="single" w:sz="4" w:color="D9E1E8"/>
-              <w:right w:val="single" w:sz="4" w:color="D9E1E8"/>
-              <w:top w:val="single" w:sz="4" w:color="D9E1E8"/>
+              <w:left w:val="nil"/>
+              <w:right w:val="nil"/>
+              <w:top w:val="nil"/>
               <w:bottom w:val="nil"/>
             </w:tcBorders>
           </w:tcPr>
@@ -29661,9 +29661,9 @@
         <w:tc>
           <w:tcPr>
             <w:tcBorders>
-              <w:left w:val="single" w:sz="4" w:color="D9E1E8"/>
-              <w:right w:val="single" w:sz="4" w:color="D9E1E8"/>
-              <w:top w:val="single" w:sz="4" w:color="D9E1E8"/>
+              <w:left w:val="nil"/>
+              <w:right w:val="nil"/>
+              <w:top w:val="nil"/>
               <w:bottom w:val="nil"/>
             </w:tcBorders>
           </w:tcPr>
@@ -29688,9 +29688,9 @@
         <w:tc>
           <w:tcPr>
             <w:tcBorders>
-              <w:left w:val="single" w:sz="4" w:color="D9E1E8"/>
-              <w:right w:val="single" w:sz="4" w:color="D9E1E8"/>
-              <w:top w:val="single" w:sz="4" w:color="D9E1E8"/>
+              <w:left w:val="nil"/>
+              <w:right w:val="nil"/>
+              <w:top w:val="nil"/>
               <w:bottom w:val="nil"/>
             </w:tcBorders>
           </w:tcPr>
@@ -30665,9 +30665,9 @@
           <w:tcPr>
             <w:shd w:fill="EEF3F7"/>
             <w:tcBorders>
-              <w:left w:val="single" w:sz="4" w:color="D9E1E8"/>
-              <w:right w:val="single" w:sz="4" w:color="D9E1E8"/>
-              <w:top w:val="single" w:sz="4" w:color="D9E1E8"/>
+              <w:left w:val="nil"/>
+              <w:right w:val="nil"/>
+              <w:top w:val="nil"/>
               <w:bottom w:val="single" w:sz="8" w:color="9FB0C2"/>
             </w:tcBorders>
           </w:tcPr>
@@ -30694,9 +30694,9 @@
           <w:tcPr>
             <w:shd w:fill="EEF3F7"/>
             <w:tcBorders>
-              <w:left w:val="single" w:sz="4" w:color="D9E1E8"/>
-              <w:right w:val="single" w:sz="4" w:color="D9E1E8"/>
-              <w:top w:val="single" w:sz="4" w:color="D9E1E8"/>
+              <w:left w:val="nil"/>
+              <w:right w:val="nil"/>
+              <w:top w:val="nil"/>
               <w:bottom w:val="single" w:sz="8" w:color="9FB0C2"/>
             </w:tcBorders>
           </w:tcPr>
@@ -30723,9 +30723,9 @@
           <w:tcPr>
             <w:shd w:fill="EEF3F7"/>
             <w:tcBorders>
-              <w:left w:val="single" w:sz="4" w:color="D9E1E8"/>
-              <w:right w:val="single" w:sz="4" w:color="D9E1E8"/>
-              <w:top w:val="single" w:sz="4" w:color="D9E1E8"/>
+              <w:left w:val="nil"/>
+              <w:right w:val="nil"/>
+              <w:top w:val="nil"/>
               <w:bottom w:val="single" w:sz="8" w:color="9FB0C2"/>
             </w:tcBorders>
           </w:tcPr>
@@ -30752,9 +30752,9 @@
           <w:tcPr>
             <w:shd w:fill="EEF3F7"/>
             <w:tcBorders>
-              <w:left w:val="single" w:sz="4" w:color="D9E1E8"/>
-              <w:right w:val="single" w:sz="4" w:color="D9E1E8"/>
-              <w:top w:val="single" w:sz="4" w:color="D9E1E8"/>
+              <w:left w:val="nil"/>
+              <w:right w:val="nil"/>
+              <w:top w:val="nil"/>
               <w:bottom w:val="single" w:sz="8" w:color="9FB0C2"/>
             </w:tcBorders>
           </w:tcPr>
@@ -30782,9 +30782,9 @@
         <w:tc>
           <w:tcPr>
             <w:tcBorders>
-              <w:left w:val="single" w:sz="4" w:color="D9E1E8"/>
-              <w:right w:val="single" w:sz="4" w:color="D9E1E8"/>
-              <w:top w:val="single" w:sz="4" w:color="D9E1E8"/>
+              <w:left w:val="nil"/>
+              <w:right w:val="nil"/>
+              <w:top w:val="nil"/>
               <w:bottom w:val="single" w:sz="4" w:color="D9E1E8"/>
             </w:tcBorders>
           </w:tcPr>
@@ -30811,9 +30811,9 @@
         <w:tc>
           <w:tcPr>
             <w:tcBorders>
-              <w:left w:val="single" w:sz="4" w:color="D9E1E8"/>
-              <w:right w:val="single" w:sz="4" w:color="D9E1E8"/>
-              <w:top w:val="single" w:sz="4" w:color="D9E1E8"/>
+              <w:left w:val="nil"/>
+              <w:right w:val="nil"/>
+              <w:top w:val="nil"/>
               <w:bottom w:val="single" w:sz="4" w:color="D9E1E8"/>
             </w:tcBorders>
           </w:tcPr>
@@ -30838,9 +30838,9 @@
         <w:tc>
           <w:tcPr>
             <w:tcBorders>
-              <w:left w:val="single" w:sz="4" w:color="D9E1E8"/>
-              <w:right w:val="single" w:sz="4" w:color="D9E1E8"/>
-              <w:top w:val="single" w:sz="4" w:color="D9E1E8"/>
+              <w:left w:val="nil"/>
+              <w:right w:val="nil"/>
+              <w:top w:val="nil"/>
               <w:bottom w:val="single" w:sz="4" w:color="D9E1E8"/>
             </w:tcBorders>
           </w:tcPr>
@@ -30865,9 +30865,9 @@
         <w:tc>
           <w:tcPr>
             <w:tcBorders>
-              <w:left w:val="single" w:sz="4" w:color="D9E1E8"/>
-              <w:right w:val="single" w:sz="4" w:color="D9E1E8"/>
-              <w:top w:val="single" w:sz="4" w:color="D9E1E8"/>
+              <w:left w:val="nil"/>
+              <w:right w:val="nil"/>
+              <w:top w:val="nil"/>
               <w:bottom w:val="single" w:sz="4" w:color="D9E1E8"/>
             </w:tcBorders>
           </w:tcPr>
@@ -30894,9 +30894,9 @@
         <w:tc>
           <w:tcPr>
             <w:tcBorders>
-              <w:left w:val="single" w:sz="4" w:color="D9E1E8"/>
-              <w:right w:val="single" w:sz="4" w:color="D9E1E8"/>
-              <w:top w:val="single" w:sz="4" w:color="D9E1E8"/>
+              <w:left w:val="nil"/>
+              <w:right w:val="nil"/>
+              <w:top w:val="nil"/>
               <w:bottom w:val="single" w:sz="4" w:color="D9E1E8"/>
             </w:tcBorders>
           </w:tcPr>
@@ -30923,9 +30923,9 @@
         <w:tc>
           <w:tcPr>
             <w:tcBorders>
-              <w:left w:val="single" w:sz="4" w:color="D9E1E8"/>
-              <w:right w:val="single" w:sz="4" w:color="D9E1E8"/>
-              <w:top w:val="single" w:sz="4" w:color="D9E1E8"/>
+              <w:left w:val="nil"/>
+              <w:right w:val="nil"/>
+              <w:top w:val="nil"/>
               <w:bottom w:val="single" w:sz="4" w:color="D9E1E8"/>
             </w:tcBorders>
           </w:tcPr>
@@ -30990,9 +30990,9 @@
         <w:tc>
           <w:tcPr>
             <w:tcBorders>
-              <w:left w:val="single" w:sz="4" w:color="D9E1E8"/>
-              <w:right w:val="single" w:sz="4" w:color="D9E1E8"/>
-              <w:top w:val="single" w:sz="4" w:color="D9E1E8"/>
+              <w:left w:val="nil"/>
+              <w:right w:val="nil"/>
+              <w:top w:val="nil"/>
               <w:bottom w:val="single" w:sz="4" w:color="D9E1E8"/>
             </w:tcBorders>
           </w:tcPr>
@@ -31090,9 +31090,9 @@
         <w:tc>
           <w:tcPr>
             <w:tcBorders>
-              <w:left w:val="single" w:sz="4" w:color="D9E1E8"/>
-              <w:right w:val="single" w:sz="4" w:color="D9E1E8"/>
-              <w:top w:val="single" w:sz="4" w:color="D9E1E8"/>
+              <w:left w:val="nil"/>
+              <w:right w:val="nil"/>
+              <w:top w:val="nil"/>
               <w:bottom w:val="single" w:sz="4" w:color="D9E1E8"/>
             </w:tcBorders>
           </w:tcPr>
@@ -31119,9 +31119,9 @@
         <w:tc>
           <w:tcPr>
             <w:tcBorders>
-              <w:left w:val="single" w:sz="4" w:color="D9E1E8"/>
-              <w:right w:val="single" w:sz="4" w:color="D9E1E8"/>
-              <w:top w:val="single" w:sz="4" w:color="D9E1E8"/>
+              <w:left w:val="nil"/>
+              <w:right w:val="nil"/>
+              <w:top w:val="nil"/>
               <w:bottom w:val="single" w:sz="4" w:color="D9E1E8"/>
             </w:tcBorders>
           </w:tcPr>
@@ -31148,9 +31148,9 @@
         <w:tc>
           <w:tcPr>
             <w:tcBorders>
-              <w:left w:val="single" w:sz="4" w:color="D9E1E8"/>
-              <w:right w:val="single" w:sz="4" w:color="D9E1E8"/>
-              <w:top w:val="single" w:sz="4" w:color="D9E1E8"/>
+              <w:left w:val="nil"/>
+              <w:right w:val="nil"/>
+              <w:top w:val="nil"/>
               <w:bottom w:val="single" w:sz="4" w:color="D9E1E8"/>
             </w:tcBorders>
           </w:tcPr>
@@ -31175,9 +31175,9 @@
         <w:tc>
           <w:tcPr>
             <w:tcBorders>
-              <w:left w:val="single" w:sz="4" w:color="D9E1E8"/>
-              <w:right w:val="single" w:sz="4" w:color="D9E1E8"/>
-              <w:top w:val="single" w:sz="4" w:color="D9E1E8"/>
+              <w:left w:val="nil"/>
+              <w:right w:val="nil"/>
+              <w:top w:val="nil"/>
               <w:bottom w:val="single" w:sz="4" w:color="D9E1E8"/>
             </w:tcBorders>
           </w:tcPr>
@@ -31228,9 +31228,9 @@
         <w:tc>
           <w:tcPr>
             <w:tcBorders>
-              <w:left w:val="single" w:sz="4" w:color="D9E1E8"/>
-              <w:right w:val="single" w:sz="4" w:color="D9E1E8"/>
-              <w:top w:val="single" w:sz="4" w:color="D9E1E8"/>
+              <w:left w:val="nil"/>
+              <w:right w:val="nil"/>
+              <w:top w:val="nil"/>
               <w:bottom w:val="single" w:sz="4" w:color="D9E1E8"/>
             </w:tcBorders>
           </w:tcPr>
@@ -31257,9 +31257,9 @@
         <w:tc>
           <w:tcPr>
             <w:tcBorders>
-              <w:left w:val="single" w:sz="4" w:color="D9E1E8"/>
-              <w:right w:val="single" w:sz="4" w:color="D9E1E8"/>
-              <w:top w:val="single" w:sz="4" w:color="D9E1E8"/>
+              <w:left w:val="nil"/>
+              <w:right w:val="nil"/>
+              <w:top w:val="nil"/>
               <w:bottom w:val="single" w:sz="4" w:color="D9E1E8"/>
             </w:tcBorders>
           </w:tcPr>
@@ -31286,9 +31286,9 @@
         <w:tc>
           <w:tcPr>
             <w:tcBorders>
-              <w:left w:val="single" w:sz="4" w:color="D9E1E8"/>
-              <w:right w:val="single" w:sz="4" w:color="D9E1E8"/>
-              <w:top w:val="single" w:sz="4" w:color="D9E1E8"/>
+              <w:left w:val="nil"/>
+              <w:right w:val="nil"/>
+              <w:top w:val="nil"/>
               <w:bottom w:val="single" w:sz="4" w:color="D9E1E8"/>
             </w:tcBorders>
           </w:tcPr>
@@ -31313,9 +31313,9 @@
         <w:tc>
           <w:tcPr>
             <w:tcBorders>
-              <w:left w:val="single" w:sz="4" w:color="D9E1E8"/>
-              <w:right w:val="single" w:sz="4" w:color="D9E1E8"/>
-              <w:top w:val="single" w:sz="4" w:color="D9E1E8"/>
+              <w:left w:val="nil"/>
+              <w:right w:val="nil"/>
+              <w:top w:val="nil"/>
               <w:bottom w:val="single" w:sz="4" w:color="D9E1E8"/>
             </w:tcBorders>
           </w:tcPr>
@@ -31381,9 +31381,9 @@
         <w:tc>
           <w:tcPr>
             <w:tcBorders>
-              <w:left w:val="single" w:sz="4" w:color="D9E1E8"/>
-              <w:right w:val="single" w:sz="4" w:color="D9E1E8"/>
-              <w:top w:val="single" w:sz="4" w:color="D9E1E8"/>
+              <w:left w:val="nil"/>
+              <w:right w:val="nil"/>
+              <w:top w:val="nil"/>
               <w:bottom w:val="single" w:sz="4" w:color="D9E1E8"/>
             </w:tcBorders>
           </w:tcPr>
@@ -31410,9 +31410,9 @@
         <w:tc>
           <w:tcPr>
             <w:tcBorders>
-              <w:left w:val="single" w:sz="4" w:color="D9E1E8"/>
-              <w:right w:val="single" w:sz="4" w:color="D9E1E8"/>
-              <w:top w:val="single" w:sz="4" w:color="D9E1E8"/>
+              <w:left w:val="nil"/>
+              <w:right w:val="nil"/>
+              <w:top w:val="nil"/>
               <w:bottom w:val="single" w:sz="4" w:color="D9E1E8"/>
             </w:tcBorders>
           </w:tcPr>
@@ -31439,9 +31439,9 @@
         <w:tc>
           <w:tcPr>
             <w:tcBorders>
-              <w:left w:val="single" w:sz="4" w:color="D9E1E8"/>
-              <w:right w:val="single" w:sz="4" w:color="D9E1E8"/>
-              <w:top w:val="single" w:sz="4" w:color="D9E1E8"/>
+              <w:left w:val="nil"/>
+              <w:right w:val="nil"/>
+              <w:top w:val="nil"/>
               <w:bottom w:val="single" w:sz="4" w:color="D9E1E8"/>
             </w:tcBorders>
           </w:tcPr>
@@ -31466,9 +31466,9 @@
         <w:tc>
           <w:tcPr>
             <w:tcBorders>
-              <w:left w:val="single" w:sz="4" w:color="D9E1E8"/>
-              <w:right w:val="single" w:sz="4" w:color="D9E1E8"/>
-              <w:top w:val="single" w:sz="4" w:color="D9E1E8"/>
+              <w:left w:val="nil"/>
+              <w:right w:val="nil"/>
+              <w:top w:val="nil"/>
               <w:bottom w:val="single" w:sz="4" w:color="D9E1E8"/>
             </w:tcBorders>
           </w:tcPr>
@@ -31493,9 +31493,9 @@
         <w:tc>
           <w:tcPr>
             <w:tcBorders>
-              <w:left w:val="single" w:sz="4" w:color="D9E1E8"/>
-              <w:right w:val="single" w:sz="4" w:color="D9E1E8"/>
-              <w:top w:val="single" w:sz="4" w:color="D9E1E8"/>
+              <w:left w:val="nil"/>
+              <w:right w:val="nil"/>
+              <w:top w:val="nil"/>
               <w:bottom w:val="single" w:sz="4" w:color="D9E1E8"/>
             </w:tcBorders>
           </w:tcPr>
@@ -31522,9 +31522,9 @@
         <w:tc>
           <w:tcPr>
             <w:tcBorders>
-              <w:left w:val="single" w:sz="4" w:color="D9E1E8"/>
-              <w:right w:val="single" w:sz="4" w:color="D9E1E8"/>
-              <w:top w:val="single" w:sz="4" w:color="D9E1E8"/>
+              <w:left w:val="nil"/>
+              <w:right w:val="nil"/>
+              <w:top w:val="nil"/>
               <w:bottom w:val="single" w:sz="4" w:color="D9E1E8"/>
             </w:tcBorders>
           </w:tcPr>
@@ -31551,9 +31551,9 @@
         <w:tc>
           <w:tcPr>
             <w:tcBorders>
-              <w:left w:val="single" w:sz="4" w:color="D9E1E8"/>
-              <w:right w:val="single" w:sz="4" w:color="D9E1E8"/>
-              <w:top w:val="single" w:sz="4" w:color="D9E1E8"/>
+              <w:left w:val="nil"/>
+              <w:right w:val="nil"/>
+              <w:top w:val="nil"/>
               <w:bottom w:val="single" w:sz="4" w:color="D9E1E8"/>
             </w:tcBorders>
           </w:tcPr>
@@ -31578,9 +31578,9 @@
         <w:tc>
           <w:tcPr>
             <w:tcBorders>
-              <w:left w:val="single" w:sz="4" w:color="D9E1E8"/>
-              <w:right w:val="single" w:sz="4" w:color="D9E1E8"/>
-              <w:top w:val="single" w:sz="4" w:color="D9E1E8"/>
+              <w:left w:val="nil"/>
+              <w:right w:val="nil"/>
+              <w:top w:val="nil"/>
               <w:bottom w:val="single" w:sz="4" w:color="D9E1E8"/>
             </w:tcBorders>
           </w:tcPr>
@@ -31631,9 +31631,9 @@
         <w:tc>
           <w:tcPr>
             <w:tcBorders>
-              <w:left w:val="single" w:sz="4" w:color="D9E1E8"/>
-              <w:right w:val="single" w:sz="4" w:color="D9E1E8"/>
-              <w:top w:val="single" w:sz="4" w:color="D9E1E8"/>
+              <w:left w:val="nil"/>
+              <w:right w:val="nil"/>
+              <w:top w:val="nil"/>
               <w:bottom w:val="single" w:sz="4" w:color="D9E1E8"/>
             </w:tcBorders>
           </w:tcPr>
@@ -31660,9 +31660,9 @@
         <w:tc>
           <w:tcPr>
             <w:tcBorders>
-              <w:left w:val="single" w:sz="4" w:color="D9E1E8"/>
-              <w:right w:val="single" w:sz="4" w:color="D9E1E8"/>
-              <w:top w:val="single" w:sz="4" w:color="D9E1E8"/>
+              <w:left w:val="nil"/>
+              <w:right w:val="nil"/>
+              <w:top w:val="nil"/>
               <w:bottom w:val="nil"/>
             </w:tcBorders>
           </w:tcPr>
@@ -31689,9 +31689,9 @@
         <w:tc>
           <w:tcPr>
             <w:tcBorders>
-              <w:left w:val="single" w:sz="4" w:color="D9E1E8"/>
-              <w:right w:val="single" w:sz="4" w:color="D9E1E8"/>
-              <w:top w:val="single" w:sz="4" w:color="D9E1E8"/>
+              <w:left w:val="nil"/>
+              <w:right w:val="nil"/>
+              <w:top w:val="nil"/>
               <w:bottom w:val="nil"/>
             </w:tcBorders>
           </w:tcPr>
@@ -31753,9 +31753,9 @@
         <w:tc>
           <w:tcPr>
             <w:tcBorders>
-              <w:left w:val="single" w:sz="4" w:color="D9E1E8"/>
-              <w:right w:val="single" w:sz="4" w:color="D9E1E8"/>
-              <w:top w:val="single" w:sz="4" w:color="D9E1E8"/>
+              <w:left w:val="nil"/>
+              <w:right w:val="nil"/>
+              <w:top w:val="nil"/>
               <w:bottom w:val="nil"/>
             </w:tcBorders>
           </w:tcPr>
@@ -31857,9 +31857,9 @@
         <w:tc>
           <w:tcPr>
             <w:tcBorders>
-              <w:left w:val="single" w:sz="4" w:color="D9E1E8"/>
-              <w:right w:val="single" w:sz="4" w:color="D9E1E8"/>
-              <w:top w:val="single" w:sz="4" w:color="D9E1E8"/>
+              <w:left w:val="nil"/>
+              <w:right w:val="nil"/>
+              <w:top w:val="nil"/>
               <w:bottom w:val="nil"/>
             </w:tcBorders>
           </w:tcPr>
@@ -34027,7 +34027,7 @@
       </w:pPr>
       <w:bookmarkStart w:id="163" w:name="ref-sabatini2018"/>
       <w:r>
-        <w:t xml:space="preserve">Sabatini, J. J. (2018). A Review of Nitroisoxazole-Based Energetic Compounds.</w:t>
+        <w:t xml:space="preserve">Sabatini, J. J., &amp; Oyler, K. D. (2016). Recent Advances in the Synthesis of High Explosive Materials.</w:t>
       </w:r>
       <w:r>
         <w:t xml:space="preserve"> </w:t>
@@ -34037,10 +34037,13 @@
           <w:i/>
           <w:iCs/>
         </w:rPr>
-        <w:t xml:space="preserve">Propellants, Explosives, Pyrotechnics 43(1)</w:t>
-      </w:r>
-      <w:r>
-        <w:t xml:space="preserve">:28–37. doi:10.1002/prep.201700225.</w:t>
+        <w:t xml:space="preserve">Crystals</w:t>
+      </w:r>
+      <w:r>
+        <w:t xml:space="preserve"> </w:t>
+      </w:r>
+      <w:r>
+        <w:t xml:space="preserve">6(1):5. doi:10.3390/cryst6010005.</w:t>
       </w:r>
       <w:bookmarkEnd w:id="163"/>
     </w:p>
@@ -35458,7 +35461,7 @@
       </w:pPr>
       <w:bookmarkStart w:id="211" w:name="ref-npjcompmat2025"/>
       <w:r>
-        <w:t xml:space="preserve">Z. et al. (2025). De novo multi-objective generation framework for energetic materials with trading off energy and stability.</w:t>
+        <w:t xml:space="preserve">Liu, J., et al. (2025). De novo multi-objective generation framework for energetic materials with trading off energy and stability.</w:t>
       </w:r>
       <w:r>
         <w:t xml:space="preserve"> </w:t>
